--- a/PR2/Мойсієнко_ТВ-43_ПР2_Звіт.docx
+++ b/PR2/Мойсієнко_ТВ-43_ПР2_Звіт.docx
@@ -1364,13 +1364,6 @@
           <w:szCs w:val="28"/>
         </w:rPr>
         <w:br/>
-      </w:r>
-      <w:r>
-        <w:rPr>
-          <w:rFonts w:ascii="Times New Roman" w:hAnsi="Times New Roman" w:cs="Times New Roman"/>
-          <w:sz w:val="28"/>
-          <w:szCs w:val="28"/>
-        </w:rPr>
         <w:t xml:space="preserve">У системі використовується 64-бітний тип </w:t>
       </w:r>
       <w:proofErr w:type="spellStart"/>
@@ -1389,39 +1382,7 @@
           <w:sz w:val="28"/>
           <w:szCs w:val="28"/>
         </w:rPr>
-        <w:t>.</w:t>
-      </w:r>
-      <w:r>
-        <w:rPr>
-          <w:rFonts w:ascii="Times New Roman" w:hAnsi="Times New Roman" w:cs="Times New Roman"/>
-          <w:sz w:val="28"/>
-          <w:szCs w:val="28"/>
-        </w:rPr>
-        <w:t xml:space="preserve"> </w:t>
-      </w:r>
-      <w:r>
-        <w:rPr>
-          <w:rFonts w:ascii="Times New Roman" w:hAnsi="Times New Roman" w:cs="Times New Roman"/>
-          <w:sz w:val="28"/>
-          <w:szCs w:val="28"/>
-        </w:rPr>
-        <w:t>Це означає, що переповнення часу практично неможливе.</w:t>
-      </w:r>
-      <w:r>
-        <w:rPr>
-          <w:rFonts w:ascii="Times New Roman" w:hAnsi="Times New Roman" w:cs="Times New Roman"/>
-          <w:sz w:val="28"/>
-          <w:szCs w:val="28"/>
-        </w:rPr>
-        <w:t xml:space="preserve"> </w:t>
-      </w:r>
-      <w:r>
-        <w:rPr>
-          <w:rFonts w:ascii="Times New Roman" w:hAnsi="Times New Roman" w:cs="Times New Roman"/>
-          <w:sz w:val="28"/>
-          <w:szCs w:val="28"/>
-        </w:rPr>
-        <w:t>Проблема 2038 року актуальна лише для 32-бітних систем.</w:t>
+        <w:t>. Це означає, що переповнення часу практично неможливе. Проблема 2038 року актуальна лише для 32-бітних систем.</w:t>
       </w:r>
     </w:p>
     <w:p>
@@ -2236,15 +2197,7 @@
           <w:sz w:val="28"/>
           <w:szCs w:val="28"/>
         </w:rPr>
-        <w:t xml:space="preserve">Тут </w:t>
-      </w:r>
-      <w:r>
-        <w:rPr>
-          <w:rFonts w:ascii="Times New Roman" w:hAnsi="Times New Roman" w:cs="Times New Roman"/>
-          <w:sz w:val="28"/>
-          <w:szCs w:val="28"/>
-        </w:rPr>
-        <w:t>:</w:t>
+        <w:t>Тут :</w:t>
       </w:r>
     </w:p>
     <w:p>
@@ -2329,8 +2282,9 @@
           <w:sz w:val="28"/>
           <w:szCs w:val="28"/>
         </w:rPr>
-        <w:t>і</w:t>
-      </w:r>
+        <w:t>ініціалізований</w:t>
+      </w:r>
+      <w:proofErr w:type="spellEnd"/>
       <w:r>
         <w:rPr>
           <w:rFonts w:ascii="Times New Roman" w:hAnsi="Times New Roman" w:cs="Times New Roman"/>
@@ -2339,28 +2293,7 @@
           <w:sz w:val="28"/>
           <w:szCs w:val="28"/>
         </w:rPr>
-        <w:t>ніціалізований</w:t>
-      </w:r>
-      <w:proofErr w:type="spellEnd"/>
-      <w:r>
-        <w:rPr>
-          <w:rFonts w:ascii="Times New Roman" w:hAnsi="Times New Roman" w:cs="Times New Roman"/>
-          <w:b/>
-          <w:bCs/>
-          <w:sz w:val="28"/>
-          <w:szCs w:val="28"/>
-        </w:rPr>
-        <w:t xml:space="preserve"> масив</w:t>
-      </w:r>
-      <w:r>
-        <w:rPr>
-          <w:rFonts w:ascii="Times New Roman" w:hAnsi="Times New Roman" w:cs="Times New Roman"/>
-          <w:b/>
-          <w:bCs/>
-          <w:sz w:val="28"/>
-          <w:szCs w:val="28"/>
-        </w:rPr>
-        <w:t>. Код такий:</w:t>
+        <w:t xml:space="preserve"> масив. Код такий:</w:t>
       </w:r>
     </w:p>
     <w:p>
@@ -3434,6 +3367,7 @@
       <w:r>
         <w:rPr>
           <w:rFonts w:ascii="Times New Roman" w:hAnsi="Times New Roman" w:cs="Times New Roman"/>
+          <w:noProof/>
           <w:sz w:val="28"/>
           <w:szCs w:val="28"/>
         </w:rPr>
@@ -3500,48 +3434,33 @@
           <w:sz w:val="28"/>
           <w:szCs w:val="28"/>
         </w:rPr>
-        <w:t>ініціалізовани</w:t>
-      </w:r>
-      <w:r>
-        <w:rPr>
-          <w:rFonts w:ascii="Times New Roman" w:hAnsi="Times New Roman" w:cs="Times New Roman"/>
-          <w:sz w:val="28"/>
-          <w:szCs w:val="28"/>
-        </w:rPr>
-        <w:t>м</w:t>
-      </w:r>
-      <w:proofErr w:type="spellEnd"/>
-      <w:r>
-        <w:rPr>
-          <w:rFonts w:ascii="Times New Roman" w:hAnsi="Times New Roman" w:cs="Times New Roman"/>
-          <w:sz w:val="28"/>
-          <w:szCs w:val="28"/>
-        </w:rPr>
-        <w:t xml:space="preserve"> </w:t>
-      </w:r>
-      <w:r>
-        <w:rPr>
-          <w:rFonts w:ascii="Times New Roman" w:hAnsi="Times New Roman" w:cs="Times New Roman"/>
-          <w:sz w:val="28"/>
-          <w:szCs w:val="28"/>
-        </w:rPr>
-        <w:t>масивом:</w:t>
-      </w:r>
-    </w:p>
-    <w:p>
-      <w:pPr>
-        <w:spacing w:line="240" w:lineRule="auto"/>
-        <w:ind w:firstLine="567"/>
-        <w:jc w:val="both"/>
-        <w:rPr>
-          <w:rFonts w:ascii="Times New Roman" w:hAnsi="Times New Roman" w:cs="Times New Roman"/>
-          <w:sz w:val="28"/>
-          <w:szCs w:val="28"/>
-        </w:rPr>
-      </w:pPr>
-      <w:r>
-        <w:rPr>
-          <w:rFonts w:ascii="Times New Roman" w:hAnsi="Times New Roman" w:cs="Times New Roman"/>
+        <w:t>ініціалізованим</w:t>
+      </w:r>
+      <w:proofErr w:type="spellEnd"/>
+      <w:r>
+        <w:rPr>
+          <w:rFonts w:ascii="Times New Roman" w:hAnsi="Times New Roman" w:cs="Times New Roman"/>
+          <w:sz w:val="28"/>
+          <w:szCs w:val="28"/>
+        </w:rPr>
+        <w:t xml:space="preserve"> масивом:</w:t>
+      </w:r>
+    </w:p>
+    <w:p>
+      <w:pPr>
+        <w:spacing w:line="240" w:lineRule="auto"/>
+        <w:ind w:firstLine="567"/>
+        <w:jc w:val="both"/>
+        <w:rPr>
+          <w:rFonts w:ascii="Times New Roman" w:hAnsi="Times New Roman" w:cs="Times New Roman"/>
+          <w:sz w:val="28"/>
+          <w:szCs w:val="28"/>
+        </w:rPr>
+      </w:pPr>
+      <w:r>
+        <w:rPr>
+          <w:rFonts w:ascii="Times New Roman" w:hAnsi="Times New Roman" w:cs="Times New Roman"/>
+          <w:noProof/>
           <w:sz w:val="28"/>
           <w:szCs w:val="28"/>
         </w:rPr>
@@ -3600,15 +3519,7 @@
           <w:sz w:val="28"/>
           <w:szCs w:val="28"/>
         </w:rPr>
-        <w:t>З</w:t>
-      </w:r>
-      <w:r>
-        <w:rPr>
-          <w:rFonts w:ascii="Times New Roman" w:hAnsi="Times New Roman" w:cs="Times New Roman"/>
-          <w:sz w:val="28"/>
-          <w:szCs w:val="28"/>
-        </w:rPr>
-        <w:t xml:space="preserve"> </w:t>
+        <w:t xml:space="preserve">З </w:t>
       </w:r>
       <w:proofErr w:type="spellStart"/>
       <w:r>
@@ -3643,6 +3554,7 @@
       <w:r>
         <w:rPr>
           <w:rFonts w:ascii="Times New Roman" w:hAnsi="Times New Roman" w:cs="Times New Roman"/>
+          <w:noProof/>
           <w:sz w:val="28"/>
           <w:szCs w:val="28"/>
         </w:rPr>
@@ -3700,39 +3612,24 @@
           <w:sz w:val="28"/>
           <w:szCs w:val="28"/>
         </w:rPr>
-        <w:t xml:space="preserve">З локальними </w:t>
-      </w:r>
-      <w:r>
-        <w:rPr>
-          <w:rFonts w:ascii="Times New Roman" w:hAnsi="Times New Roman" w:cs="Times New Roman"/>
-          <w:sz w:val="28"/>
-          <w:szCs w:val="28"/>
-        </w:rPr>
-        <w:t>масив</w:t>
-      </w:r>
-      <w:r>
-        <w:rPr>
-          <w:rFonts w:ascii="Times New Roman" w:hAnsi="Times New Roman" w:cs="Times New Roman"/>
-          <w:sz w:val="28"/>
-          <w:szCs w:val="28"/>
-        </w:rPr>
-        <w:t>ами:</w:t>
-      </w:r>
-    </w:p>
-    <w:p>
-      <w:pPr>
-        <w:spacing w:line="240" w:lineRule="auto"/>
-        <w:ind w:firstLine="567"/>
-        <w:jc w:val="both"/>
-        <w:rPr>
-          <w:rFonts w:ascii="Times New Roman" w:hAnsi="Times New Roman" w:cs="Times New Roman"/>
-          <w:sz w:val="28"/>
-          <w:szCs w:val="28"/>
-        </w:rPr>
-      </w:pPr>
-      <w:r>
-        <w:rPr>
-          <w:rFonts w:ascii="Times New Roman" w:hAnsi="Times New Roman" w:cs="Times New Roman"/>
+        <w:t>З локальними масивами:</w:t>
+      </w:r>
+    </w:p>
+    <w:p>
+      <w:pPr>
+        <w:spacing w:line="240" w:lineRule="auto"/>
+        <w:ind w:firstLine="567"/>
+        <w:jc w:val="both"/>
+        <w:rPr>
+          <w:rFonts w:ascii="Times New Roman" w:hAnsi="Times New Roman" w:cs="Times New Roman"/>
+          <w:sz w:val="28"/>
+          <w:szCs w:val="28"/>
+        </w:rPr>
+      </w:pPr>
+      <w:r>
+        <w:rPr>
+          <w:rFonts w:ascii="Times New Roman" w:hAnsi="Times New Roman" w:cs="Times New Roman"/>
+          <w:noProof/>
           <w:sz w:val="28"/>
           <w:szCs w:val="28"/>
         </w:rPr>
@@ -5082,7 +4979,12 @@
           <w:szCs w:val="28"/>
         </w:rPr>
       </w:pPr>
-      <w:r>
+    </w:p>
+    <w:p>
+      <w:pPr>
+        <w:spacing w:line="240" w:lineRule="auto"/>
+        <w:ind w:firstLine="567"/>
+        <w:jc w:val="both"/>
         <w:rPr>
           <w:rFonts w:ascii="Times New Roman" w:hAnsi="Times New Roman" w:cs="Times New Roman"/>
           <w:b/>
@@ -5092,28 +4994,7 @@
           <w:sz w:val="28"/>
           <w:szCs w:val="28"/>
         </w:rPr>
-        <w:t>Завдання 4</w:t>
-      </w:r>
-    </w:p>
-    <w:p>
-      <w:pPr>
-        <w:spacing w:line="240" w:lineRule="auto"/>
-        <w:ind w:firstLine="567"/>
-        <w:jc w:val="both"/>
-        <w:rPr>
-          <w:rFonts w:ascii="Times New Roman" w:hAnsi="Times New Roman" w:cs="Times New Roman"/>
-          <w:sz w:val="28"/>
-          <w:szCs w:val="28"/>
-        </w:rPr>
-      </w:pPr>
-      <w:r>
-        <w:rPr>
-          <w:rFonts w:ascii="Times New Roman" w:hAnsi="Times New Roman" w:cs="Times New Roman"/>
-          <w:sz w:val="28"/>
-          <w:szCs w:val="28"/>
-        </w:rPr>
-        <w:t>Не працює. Є питання</w:t>
-      </w:r>
+      </w:pPr>
     </w:p>
     <w:p>
       <w:pPr>
@@ -5130,7 +5011,12 @@
           <w:szCs w:val="28"/>
         </w:rPr>
       </w:pPr>
-      <w:r>
+    </w:p>
+    <w:p>
+      <w:pPr>
+        <w:spacing w:line="240" w:lineRule="auto"/>
+        <w:ind w:firstLine="567"/>
+        <w:jc w:val="both"/>
         <w:rPr>
           <w:rFonts w:ascii="Times New Roman" w:hAnsi="Times New Roman" w:cs="Times New Roman"/>
           <w:b/>
@@ -5140,9 +5026,13 @@
           <w:sz w:val="28"/>
           <w:szCs w:val="28"/>
         </w:rPr>
-        <w:t xml:space="preserve">Завдання </w:t>
-      </w:r>
-      <w:r>
+      </w:pPr>
+    </w:p>
+    <w:p>
+      <w:pPr>
+        <w:spacing w:line="240" w:lineRule="auto"/>
+        <w:ind w:firstLine="567"/>
+        <w:jc w:val="both"/>
         <w:rPr>
           <w:rFonts w:ascii="Times New Roman" w:hAnsi="Times New Roman" w:cs="Times New Roman"/>
           <w:b/>
@@ -5152,27 +5042,4300 @@
           <w:sz w:val="28"/>
           <w:szCs w:val="28"/>
         </w:rPr>
-        <w:t>5</w:t>
-      </w:r>
-    </w:p>
-    <w:p>
-      <w:pPr>
-        <w:spacing w:line="240" w:lineRule="auto"/>
-        <w:ind w:firstLine="567"/>
-        <w:jc w:val="both"/>
+      </w:pPr>
+      <w:r>
         <w:rPr>
           <w:rFonts w:ascii="Times New Roman" w:hAnsi="Times New Roman" w:cs="Times New Roman"/>
           <w:b/>
           <w:bCs/>
-          <w:sz w:val="28"/>
-          <w:szCs w:val="28"/>
-        </w:rPr>
-      </w:pPr>
-      <w:r>
+          <w:i/>
+          <w:iCs/>
+          <w:sz w:val="28"/>
+          <w:szCs w:val="28"/>
+        </w:rPr>
+        <w:lastRenderedPageBreak/>
+        <w:t>Завдання 4</w:t>
+      </w:r>
+    </w:p>
+    <w:p>
+      <w:pPr>
+        <w:spacing w:line="240" w:lineRule="auto"/>
+        <w:ind w:firstLine="567"/>
+        <w:jc w:val="both"/>
+        <w:rPr>
+          <w:rFonts w:ascii="Times New Roman" w:hAnsi="Times New Roman" w:cs="Times New Roman"/>
+          <w:sz w:val="28"/>
+          <w:szCs w:val="28"/>
+        </w:rPr>
+      </w:pPr>
+      <w:r>
+        <w:rPr>
+          <w:rFonts w:ascii="Times New Roman" w:hAnsi="Times New Roman" w:cs="Times New Roman"/>
+          <w:sz w:val="28"/>
+          <w:szCs w:val="28"/>
+        </w:rPr>
+        <w:t>Запускаємо програму:</w:t>
+      </w:r>
+    </w:p>
+    <w:p>
+      <w:pPr>
+        <w:spacing w:line="240" w:lineRule="auto"/>
+        <w:ind w:firstLine="567"/>
+        <w:jc w:val="both"/>
+        <w:rPr>
+          <w:rFonts w:ascii="Times New Roman" w:hAnsi="Times New Roman" w:cs="Times New Roman"/>
+          <w:sz w:val="28"/>
+          <w:szCs w:val="28"/>
+        </w:rPr>
+      </w:pPr>
+      <w:r>
+        <w:rPr>
+          <w:rFonts w:ascii="Times New Roman" w:hAnsi="Times New Roman" w:cs="Times New Roman"/>
+          <w:sz w:val="28"/>
+          <w:szCs w:val="28"/>
+        </w:rPr>
+        <w:drawing>
+          <wp:inline distT="0" distB="0" distL="0" distR="0" wp14:anchorId="248DFC30" wp14:editId="69C01EAD">
+            <wp:extent cx="6120765" cy="1676400"/>
+            <wp:effectExtent l="0" t="0" r="0" b="0"/>
+            <wp:docPr id="833027072" name="Рисунок 1"/>
+            <wp:cNvGraphicFramePr>
+              <a:graphicFrameLocks xmlns:a="http://schemas.openxmlformats.org/drawingml/2006/main" noChangeAspect="1"/>
+            </wp:cNvGraphicFramePr>
+            <a:graphic xmlns:a="http://schemas.openxmlformats.org/drawingml/2006/main">
+              <a:graphicData uri="http://schemas.openxmlformats.org/drawingml/2006/picture">
+                <pic:pic xmlns:pic="http://schemas.openxmlformats.org/drawingml/2006/picture">
+                  <pic:nvPicPr>
+                    <pic:cNvPr id="833027072" name=""/>
+                    <pic:cNvPicPr/>
+                  </pic:nvPicPr>
+                  <pic:blipFill rotWithShape="1">
+                    <a:blip r:embed="rId15"/>
+                    <a:srcRect b="61910"/>
+                    <a:stretch>
+                      <a:fillRect/>
+                    </a:stretch>
+                  </pic:blipFill>
+                  <pic:spPr bwMode="auto">
+                    <a:xfrm>
+                      <a:off x="0" y="0"/>
+                      <a:ext cx="6120765" cy="1676400"/>
+                    </a:xfrm>
+                    <a:prstGeom prst="rect">
+                      <a:avLst/>
+                    </a:prstGeom>
+                    <a:ln>
+                      <a:noFill/>
+                    </a:ln>
+                    <a:extLst>
+                      <a:ext uri="{53640926-AAD7-44D8-BBD7-CCE9431645EC}">
+                        <a14:shadowObscured xmlns:a14="http://schemas.microsoft.com/office/drawing/2010/main"/>
+                      </a:ext>
+                    </a:extLst>
+                  </pic:spPr>
+                </pic:pic>
+              </a:graphicData>
+            </a:graphic>
+          </wp:inline>
+        </w:drawing>
+      </w:r>
+    </w:p>
+    <w:p>
+      <w:pPr>
+        <w:spacing w:line="240" w:lineRule="auto"/>
+        <w:ind w:firstLine="567"/>
+        <w:jc w:val="both"/>
+        <w:rPr>
+          <w:rFonts w:ascii="Times New Roman" w:hAnsi="Times New Roman" w:cs="Times New Roman"/>
+          <w:sz w:val="28"/>
+          <w:szCs w:val="28"/>
+        </w:rPr>
+      </w:pPr>
+      <w:r>
+        <w:rPr>
+          <w:rFonts w:ascii="Times New Roman" w:hAnsi="Times New Roman" w:cs="Times New Roman"/>
+          <w:sz w:val="28"/>
+          <w:szCs w:val="28"/>
+        </w:rPr>
+        <w:t>Програма стоїть на паузі.</w:t>
+      </w:r>
+    </w:p>
+    <w:p>
+      <w:pPr>
+        <w:spacing w:line="240" w:lineRule="auto"/>
+        <w:ind w:firstLine="567"/>
+        <w:jc w:val="both"/>
+        <w:rPr>
+          <w:rFonts w:ascii="Times New Roman" w:hAnsi="Times New Roman" w:cs="Times New Roman"/>
+          <w:sz w:val="28"/>
+          <w:szCs w:val="28"/>
+          <w:lang w:val="en-US"/>
+        </w:rPr>
+      </w:pPr>
+      <w:r>
+        <w:rPr>
+          <w:rFonts w:ascii="Times New Roman" w:hAnsi="Times New Roman" w:cs="Times New Roman"/>
+          <w:sz w:val="28"/>
+          <w:szCs w:val="28"/>
+        </w:rPr>
+        <w:t xml:space="preserve">Далі використаємо </w:t>
+      </w:r>
+      <w:proofErr w:type="spellStart"/>
+      <w:r>
+        <w:rPr>
+          <w:rFonts w:ascii="Times New Roman" w:hAnsi="Times New Roman" w:cs="Times New Roman"/>
+          <w:sz w:val="28"/>
+          <w:szCs w:val="28"/>
+          <w:lang w:val="en-US"/>
+        </w:rPr>
+        <w:t>gstack</w:t>
+      </w:r>
+      <w:proofErr w:type="spellEnd"/>
+      <w:r>
+        <w:rPr>
+          <w:rFonts w:ascii="Times New Roman" w:hAnsi="Times New Roman" w:cs="Times New Roman"/>
+          <w:sz w:val="28"/>
+          <w:szCs w:val="28"/>
+          <w:lang w:val="en-US"/>
+        </w:rPr>
+        <w:t>.</w:t>
+      </w:r>
+    </w:p>
+    <w:p>
+      <w:pPr>
+        <w:spacing w:line="240" w:lineRule="auto"/>
+        <w:ind w:firstLine="567"/>
+        <w:jc w:val="both"/>
+        <w:rPr>
+          <w:rFonts w:ascii="Times New Roman" w:hAnsi="Times New Roman" w:cs="Times New Roman"/>
+          <w:sz w:val="28"/>
+          <w:szCs w:val="28"/>
+          <w:lang w:val="en-US"/>
+        </w:rPr>
+      </w:pPr>
+      <w:r>
+        <w:rPr>
+          <w:rFonts w:ascii="Times New Roman" w:hAnsi="Times New Roman" w:cs="Times New Roman"/>
+          <w:sz w:val="28"/>
+          <w:szCs w:val="28"/>
+          <w:lang w:val="en-US"/>
+        </w:rPr>
+        <w:drawing>
+          <wp:inline distT="0" distB="0" distL="0" distR="0" wp14:anchorId="54373DE2" wp14:editId="0898DF3A">
+            <wp:extent cx="6120765" cy="4358005"/>
+            <wp:effectExtent l="0" t="0" r="0" b="4445"/>
+            <wp:docPr id="1820685298" name="Рисунок 1"/>
+            <wp:cNvGraphicFramePr>
+              <a:graphicFrameLocks xmlns:a="http://schemas.openxmlformats.org/drawingml/2006/main" noChangeAspect="1"/>
+            </wp:cNvGraphicFramePr>
+            <a:graphic xmlns:a="http://schemas.openxmlformats.org/drawingml/2006/main">
+              <a:graphicData uri="http://schemas.openxmlformats.org/drawingml/2006/picture">
+                <pic:pic xmlns:pic="http://schemas.openxmlformats.org/drawingml/2006/picture">
+                  <pic:nvPicPr>
+                    <pic:cNvPr id="1820685298" name=""/>
+                    <pic:cNvPicPr/>
+                  </pic:nvPicPr>
+                  <pic:blipFill>
+                    <a:blip r:embed="rId16"/>
+                    <a:stretch>
+                      <a:fillRect/>
+                    </a:stretch>
+                  </pic:blipFill>
+                  <pic:spPr>
+                    <a:xfrm>
+                      <a:off x="0" y="0"/>
+                      <a:ext cx="6120765" cy="4358005"/>
+                    </a:xfrm>
+                    <a:prstGeom prst="rect">
+                      <a:avLst/>
+                    </a:prstGeom>
+                  </pic:spPr>
+                </pic:pic>
+              </a:graphicData>
+            </a:graphic>
+          </wp:inline>
+        </w:drawing>
+      </w:r>
+    </w:p>
+    <w:p>
+      <w:pPr>
+        <w:spacing w:line="240" w:lineRule="auto"/>
+        <w:ind w:firstLine="567"/>
+        <w:jc w:val="both"/>
+        <w:rPr>
+          <w:rFonts w:ascii="Times New Roman" w:hAnsi="Times New Roman" w:cs="Times New Roman"/>
+          <w:sz w:val="28"/>
+          <w:szCs w:val="28"/>
+        </w:rPr>
+      </w:pPr>
+      <w:r>
+        <w:rPr>
+          <w:rFonts w:ascii="Times New Roman" w:hAnsi="Times New Roman" w:cs="Times New Roman"/>
+          <w:sz w:val="28"/>
+          <w:szCs w:val="28"/>
+        </w:rPr>
+        <w:t xml:space="preserve">Тут видно, що </w:t>
+      </w:r>
+      <w:proofErr w:type="spellStart"/>
+      <w:r>
+        <w:rPr>
+          <w:rFonts w:ascii="Times New Roman" w:hAnsi="Times New Roman" w:cs="Times New Roman"/>
+          <w:sz w:val="28"/>
+          <w:szCs w:val="28"/>
+          <w:lang w:val="en-US"/>
+        </w:rPr>
+        <w:t>gstack</w:t>
+      </w:r>
+      <w:proofErr w:type="spellEnd"/>
+      <w:r>
+        <w:rPr>
+          <w:rFonts w:ascii="Times New Roman" w:hAnsi="Times New Roman" w:cs="Times New Roman"/>
+          <w:sz w:val="28"/>
+          <w:szCs w:val="28"/>
+        </w:rPr>
+        <w:t xml:space="preserve"> не доступний. Тоді використаємо</w:t>
+      </w:r>
+      <w:r>
+        <w:rPr>
+          <w:rFonts w:ascii="Times New Roman" w:hAnsi="Times New Roman" w:cs="Times New Roman"/>
+          <w:sz w:val="28"/>
+          <w:szCs w:val="28"/>
+          <w:lang w:val="en-US"/>
+        </w:rPr>
+        <w:t xml:space="preserve"> </w:t>
+      </w:r>
+      <w:r>
+        <w:rPr>
+          <w:rFonts w:ascii="Times New Roman" w:hAnsi="Times New Roman" w:cs="Times New Roman"/>
+          <w:sz w:val="28"/>
+          <w:szCs w:val="28"/>
+        </w:rPr>
+        <w:t xml:space="preserve">аналог </w:t>
+      </w:r>
+      <w:proofErr w:type="spellStart"/>
+      <w:r>
+        <w:rPr>
+          <w:rFonts w:ascii="Times New Roman" w:hAnsi="Times New Roman" w:cs="Times New Roman"/>
+          <w:sz w:val="28"/>
+          <w:szCs w:val="28"/>
+          <w:lang w:val="en-US"/>
+        </w:rPr>
+        <w:t>p</w:t>
+      </w:r>
+      <w:r>
+        <w:rPr>
+          <w:rFonts w:ascii="Times New Roman" w:hAnsi="Times New Roman" w:cs="Times New Roman"/>
+          <w:sz w:val="28"/>
+          <w:szCs w:val="28"/>
+          <w:lang w:val="en-US"/>
+        </w:rPr>
+        <w:t>stack</w:t>
+      </w:r>
+      <w:proofErr w:type="spellEnd"/>
+      <w:r>
+        <w:rPr>
+          <w:rFonts w:ascii="Times New Roman" w:hAnsi="Times New Roman" w:cs="Times New Roman"/>
+          <w:sz w:val="28"/>
+          <w:szCs w:val="28"/>
+          <w:lang w:val="en-US"/>
+        </w:rPr>
+        <w:t>.</w:t>
+      </w:r>
+    </w:p>
+    <w:p>
+      <w:pPr>
+        <w:spacing w:line="240" w:lineRule="auto"/>
+        <w:ind w:firstLine="567"/>
+        <w:jc w:val="both"/>
+        <w:rPr>
+          <w:rFonts w:ascii="Times New Roman" w:hAnsi="Times New Roman" w:cs="Times New Roman"/>
+          <w:sz w:val="28"/>
+          <w:szCs w:val="28"/>
+        </w:rPr>
+      </w:pPr>
+    </w:p>
+    <w:p>
+      <w:pPr>
+        <w:spacing w:line="240" w:lineRule="auto"/>
+        <w:ind w:firstLine="567"/>
+        <w:jc w:val="both"/>
+        <w:rPr>
+          <w:rFonts w:ascii="Times New Roman" w:hAnsi="Times New Roman" w:cs="Times New Roman"/>
+          <w:sz w:val="28"/>
+          <w:szCs w:val="28"/>
+        </w:rPr>
+      </w:pPr>
+    </w:p>
+    <w:p>
+      <w:pPr>
+        <w:spacing w:line="240" w:lineRule="auto"/>
+        <w:ind w:firstLine="567"/>
+        <w:jc w:val="both"/>
+        <w:rPr>
+          <w:rFonts w:ascii="Times New Roman" w:hAnsi="Times New Roman" w:cs="Times New Roman"/>
+          <w:sz w:val="28"/>
+          <w:szCs w:val="28"/>
+        </w:rPr>
+      </w:pPr>
+    </w:p>
+    <w:p>
+      <w:pPr>
+        <w:spacing w:line="240" w:lineRule="auto"/>
+        <w:ind w:firstLine="567"/>
+        <w:jc w:val="both"/>
+        <w:rPr>
+          <w:rFonts w:ascii="Times New Roman" w:hAnsi="Times New Roman" w:cs="Times New Roman"/>
+          <w:sz w:val="28"/>
+          <w:szCs w:val="28"/>
+          <w:lang w:val="en-US"/>
+        </w:rPr>
+      </w:pPr>
+      <w:r>
+        <w:rPr>
+          <w:rFonts w:ascii="Times New Roman" w:hAnsi="Times New Roman" w:cs="Times New Roman"/>
+          <w:sz w:val="28"/>
+          <w:szCs w:val="28"/>
+          <w:lang w:val="en-US"/>
+        </w:rPr>
+        <w:lastRenderedPageBreak/>
+        <w:drawing>
+          <wp:inline distT="0" distB="0" distL="0" distR="0" wp14:anchorId="517DA0D1" wp14:editId="727616E7">
+            <wp:extent cx="6120765" cy="1148715"/>
+            <wp:effectExtent l="0" t="0" r="0" b="0"/>
+            <wp:docPr id="930688603" name="Рисунок 1"/>
+            <wp:cNvGraphicFramePr>
+              <a:graphicFrameLocks xmlns:a="http://schemas.openxmlformats.org/drawingml/2006/main" noChangeAspect="1"/>
+            </wp:cNvGraphicFramePr>
+            <a:graphic xmlns:a="http://schemas.openxmlformats.org/drawingml/2006/main">
+              <a:graphicData uri="http://schemas.openxmlformats.org/drawingml/2006/picture">
+                <pic:pic xmlns:pic="http://schemas.openxmlformats.org/drawingml/2006/picture">
+                  <pic:nvPicPr>
+                    <pic:cNvPr id="930688603" name=""/>
+                    <pic:cNvPicPr/>
+                  </pic:nvPicPr>
+                  <pic:blipFill>
+                    <a:blip r:embed="rId17"/>
+                    <a:stretch>
+                      <a:fillRect/>
+                    </a:stretch>
+                  </pic:blipFill>
+                  <pic:spPr>
+                    <a:xfrm>
+                      <a:off x="0" y="0"/>
+                      <a:ext cx="6120765" cy="1148715"/>
+                    </a:xfrm>
+                    <a:prstGeom prst="rect">
+                      <a:avLst/>
+                    </a:prstGeom>
+                  </pic:spPr>
+                </pic:pic>
+              </a:graphicData>
+            </a:graphic>
+          </wp:inline>
+        </w:drawing>
+      </w:r>
+    </w:p>
+    <w:p>
+      <w:pPr>
+        <w:spacing w:line="240" w:lineRule="auto"/>
+        <w:ind w:firstLine="567"/>
+        <w:jc w:val="both"/>
+        <w:rPr>
+          <w:rFonts w:ascii="Times New Roman" w:hAnsi="Times New Roman" w:cs="Times New Roman"/>
+          <w:sz w:val="28"/>
+          <w:szCs w:val="28"/>
+        </w:rPr>
+      </w:pPr>
+      <w:r>
+        <w:rPr>
+          <w:rFonts w:ascii="Times New Roman" w:hAnsi="Times New Roman" w:cs="Times New Roman"/>
+          <w:sz w:val="28"/>
+          <w:szCs w:val="28"/>
+        </w:rPr>
+        <w:t xml:space="preserve">Тут видно </w:t>
+      </w:r>
+      <w:proofErr w:type="spellStart"/>
+      <w:r>
+        <w:rPr>
+          <w:rFonts w:ascii="Times New Roman" w:hAnsi="Times New Roman" w:cs="Times New Roman"/>
+          <w:sz w:val="28"/>
+          <w:szCs w:val="28"/>
+          <w:lang w:val="en-US"/>
+        </w:rPr>
+        <w:t>pstack</w:t>
+      </w:r>
+      <w:proofErr w:type="spellEnd"/>
+      <w:r>
+        <w:rPr>
+          <w:rFonts w:ascii="Times New Roman" w:hAnsi="Times New Roman" w:cs="Times New Roman"/>
+          <w:sz w:val="28"/>
+          <w:szCs w:val="28"/>
+        </w:rPr>
+        <w:t xml:space="preserve">, що теж не працює. Тоді візьмемо команду </w:t>
+      </w:r>
+      <w:proofErr w:type="spellStart"/>
+      <w:r>
+        <w:rPr>
+          <w:rFonts w:ascii="Times New Roman" w:hAnsi="Times New Roman" w:cs="Times New Roman"/>
+          <w:sz w:val="28"/>
+          <w:szCs w:val="28"/>
+        </w:rPr>
+        <w:t>sudo</w:t>
+      </w:r>
+      <w:proofErr w:type="spellEnd"/>
+      <w:r>
+        <w:rPr>
+          <w:rFonts w:ascii="Times New Roman" w:hAnsi="Times New Roman" w:cs="Times New Roman"/>
+          <w:sz w:val="28"/>
+          <w:szCs w:val="28"/>
+        </w:rPr>
+        <w:t xml:space="preserve"> </w:t>
+      </w:r>
+      <w:proofErr w:type="spellStart"/>
+      <w:r>
+        <w:rPr>
+          <w:rFonts w:ascii="Times New Roman" w:hAnsi="Times New Roman" w:cs="Times New Roman"/>
+          <w:sz w:val="28"/>
+          <w:szCs w:val="28"/>
+        </w:rPr>
+        <w:t>gdb</w:t>
+      </w:r>
+      <w:proofErr w:type="spellEnd"/>
+      <w:r>
+        <w:rPr>
+          <w:rFonts w:ascii="Times New Roman" w:hAnsi="Times New Roman" w:cs="Times New Roman"/>
+          <w:sz w:val="28"/>
+          <w:szCs w:val="28"/>
+        </w:rPr>
+        <w:t xml:space="preserve"> -</w:t>
+      </w:r>
+      <w:proofErr w:type="spellStart"/>
+      <w:r>
+        <w:rPr>
+          <w:rFonts w:ascii="Times New Roman" w:hAnsi="Times New Roman" w:cs="Times New Roman"/>
+          <w:sz w:val="28"/>
+          <w:szCs w:val="28"/>
+        </w:rPr>
+        <w:t>batch</w:t>
+      </w:r>
+      <w:proofErr w:type="spellEnd"/>
+      <w:r>
+        <w:rPr>
+          <w:rFonts w:ascii="Times New Roman" w:hAnsi="Times New Roman" w:cs="Times New Roman"/>
+          <w:sz w:val="28"/>
+          <w:szCs w:val="28"/>
+        </w:rPr>
+        <w:t xml:space="preserve"> -</w:t>
+      </w:r>
+      <w:proofErr w:type="spellStart"/>
+      <w:r>
+        <w:rPr>
+          <w:rFonts w:ascii="Times New Roman" w:hAnsi="Times New Roman" w:cs="Times New Roman"/>
+          <w:sz w:val="28"/>
+          <w:szCs w:val="28"/>
+        </w:rPr>
+        <w:t>ex</w:t>
+      </w:r>
+      <w:proofErr w:type="spellEnd"/>
+      <w:r>
+        <w:rPr>
+          <w:rFonts w:ascii="Times New Roman" w:hAnsi="Times New Roman" w:cs="Times New Roman"/>
+          <w:sz w:val="28"/>
+          <w:szCs w:val="28"/>
+        </w:rPr>
+        <w:t xml:space="preserve"> "</w:t>
+      </w:r>
+      <w:proofErr w:type="spellStart"/>
+      <w:r>
+        <w:rPr>
+          <w:rFonts w:ascii="Times New Roman" w:hAnsi="Times New Roman" w:cs="Times New Roman"/>
+          <w:sz w:val="28"/>
+          <w:szCs w:val="28"/>
+        </w:rPr>
+        <w:t>bt</w:t>
+      </w:r>
+      <w:proofErr w:type="spellEnd"/>
+      <w:r>
+        <w:rPr>
+          <w:rFonts w:ascii="Times New Roman" w:hAnsi="Times New Roman" w:cs="Times New Roman"/>
+          <w:sz w:val="28"/>
+          <w:szCs w:val="28"/>
+        </w:rPr>
+        <w:t>" -p 3046</w:t>
+      </w:r>
+      <w:r>
+        <w:rPr>
+          <w:rFonts w:ascii="Times New Roman" w:hAnsi="Times New Roman" w:cs="Times New Roman"/>
+          <w:sz w:val="28"/>
+          <w:szCs w:val="28"/>
+        </w:rPr>
+        <w:t xml:space="preserve">. В результаті ми отримаємо те, що мало вивести при використанні </w:t>
+      </w:r>
+      <w:proofErr w:type="spellStart"/>
+      <w:r>
+        <w:rPr>
+          <w:rFonts w:ascii="Times New Roman" w:hAnsi="Times New Roman" w:cs="Times New Roman"/>
+          <w:sz w:val="28"/>
+          <w:szCs w:val="28"/>
+          <w:lang w:val="en-US"/>
+        </w:rPr>
+        <w:t>gstack</w:t>
+      </w:r>
+      <w:proofErr w:type="spellEnd"/>
+      <w:r>
+        <w:rPr>
+          <w:rFonts w:ascii="Times New Roman" w:hAnsi="Times New Roman" w:cs="Times New Roman"/>
+          <w:sz w:val="28"/>
+          <w:szCs w:val="28"/>
+        </w:rPr>
+        <w:t>.</w:t>
+      </w:r>
+    </w:p>
+    <w:p>
+      <w:pPr>
+        <w:spacing w:line="240" w:lineRule="auto"/>
+        <w:ind w:firstLine="567"/>
+        <w:jc w:val="both"/>
+        <w:rPr>
+          <w:rFonts w:ascii="Times New Roman" w:hAnsi="Times New Roman" w:cs="Times New Roman"/>
+          <w:sz w:val="28"/>
+          <w:szCs w:val="28"/>
+        </w:rPr>
+      </w:pPr>
+      <w:r>
+        <w:rPr>
+          <w:rFonts w:ascii="Times New Roman" w:hAnsi="Times New Roman" w:cs="Times New Roman"/>
+          <w:sz w:val="28"/>
+          <w:szCs w:val="28"/>
+        </w:rPr>
+        <w:drawing>
+          <wp:inline distT="0" distB="0" distL="0" distR="0" wp14:anchorId="2CF89BDB" wp14:editId="65092A31">
+            <wp:extent cx="6120765" cy="5015865"/>
+            <wp:effectExtent l="0" t="0" r="0" b="0"/>
+            <wp:docPr id="474294385" name="Рисунок 1"/>
+            <wp:cNvGraphicFramePr>
+              <a:graphicFrameLocks xmlns:a="http://schemas.openxmlformats.org/drawingml/2006/main" noChangeAspect="1"/>
+            </wp:cNvGraphicFramePr>
+            <a:graphic xmlns:a="http://schemas.openxmlformats.org/drawingml/2006/main">
+              <a:graphicData uri="http://schemas.openxmlformats.org/drawingml/2006/picture">
+                <pic:pic xmlns:pic="http://schemas.openxmlformats.org/drawingml/2006/picture">
+                  <pic:nvPicPr>
+                    <pic:cNvPr id="474294385" name=""/>
+                    <pic:cNvPicPr/>
+                  </pic:nvPicPr>
+                  <pic:blipFill>
+                    <a:blip r:embed="rId18"/>
+                    <a:stretch>
+                      <a:fillRect/>
+                    </a:stretch>
+                  </pic:blipFill>
+                  <pic:spPr>
+                    <a:xfrm>
+                      <a:off x="0" y="0"/>
+                      <a:ext cx="6120765" cy="5015865"/>
+                    </a:xfrm>
+                    <a:prstGeom prst="rect">
+                      <a:avLst/>
+                    </a:prstGeom>
+                  </pic:spPr>
+                </pic:pic>
+              </a:graphicData>
+            </a:graphic>
+          </wp:inline>
+        </w:drawing>
+      </w:r>
+    </w:p>
+    <w:p>
+      <w:pPr>
+        <w:spacing w:line="240" w:lineRule="auto"/>
+        <w:ind w:firstLine="567"/>
+        <w:jc w:val="both"/>
+        <w:rPr>
+          <w:rFonts w:ascii="Times New Roman" w:hAnsi="Times New Roman" w:cs="Times New Roman"/>
+          <w:sz w:val="28"/>
+          <w:szCs w:val="28"/>
+        </w:rPr>
+      </w:pPr>
+      <w:r>
+        <w:rPr>
+          <w:rFonts w:ascii="Times New Roman" w:hAnsi="Times New Roman" w:cs="Times New Roman"/>
+          <w:sz w:val="28"/>
+          <w:szCs w:val="28"/>
+        </w:rPr>
+        <w:t>Все ж таки спрацювало!</w:t>
+      </w:r>
+    </w:p>
+    <w:p>
+      <w:pPr>
+        <w:spacing w:line="240" w:lineRule="auto"/>
+        <w:ind w:firstLine="567"/>
+        <w:jc w:val="both"/>
+        <w:rPr>
+          <w:rFonts w:ascii="Times New Roman" w:hAnsi="Times New Roman" w:cs="Times New Roman"/>
+          <w:sz w:val="28"/>
+          <w:szCs w:val="28"/>
+        </w:rPr>
+      </w:pPr>
+      <w:r>
+        <w:rPr>
+          <w:rFonts w:ascii="Times New Roman" w:hAnsi="Times New Roman" w:cs="Times New Roman"/>
+          <w:sz w:val="28"/>
+          <w:szCs w:val="28"/>
+        </w:rPr>
+        <w:t>Аналіз отриманого:</w:t>
+      </w:r>
+    </w:p>
+    <w:p>
+      <w:pPr>
+        <w:spacing w:line="240" w:lineRule="auto"/>
+        <w:ind w:firstLine="567"/>
+        <w:jc w:val="both"/>
+        <w:rPr>
+          <w:rFonts w:ascii="Times New Roman" w:hAnsi="Times New Roman" w:cs="Times New Roman"/>
+          <w:sz w:val="28"/>
+          <w:szCs w:val="28"/>
+        </w:rPr>
+      </w:pPr>
+      <w:r>
+        <w:rPr>
+          <w:rFonts w:ascii="Times New Roman" w:hAnsi="Times New Roman" w:cs="Times New Roman"/>
+          <w:sz w:val="28"/>
+          <w:szCs w:val="28"/>
+        </w:rPr>
+        <w:t xml:space="preserve">У виводі </w:t>
+      </w:r>
+      <w:proofErr w:type="spellStart"/>
+      <w:r>
+        <w:rPr>
+          <w:rFonts w:ascii="Times New Roman" w:hAnsi="Times New Roman" w:cs="Times New Roman"/>
+          <w:sz w:val="28"/>
+          <w:szCs w:val="28"/>
+          <w:lang w:val="en-US"/>
+        </w:rPr>
+        <w:t>gdb</w:t>
+      </w:r>
+      <w:proofErr w:type="spellEnd"/>
+      <w:r>
+        <w:rPr>
+          <w:rFonts w:ascii="Times New Roman" w:hAnsi="Times New Roman" w:cs="Times New Roman"/>
+          <w:sz w:val="28"/>
+          <w:szCs w:val="28"/>
+        </w:rPr>
+        <w:t xml:space="preserve"> ми бачимо 5 кадрів (</w:t>
+      </w:r>
+      <w:proofErr w:type="spellStart"/>
+      <w:r>
+        <w:rPr>
+          <w:rFonts w:ascii="Times New Roman" w:hAnsi="Times New Roman" w:cs="Times New Roman"/>
+          <w:sz w:val="28"/>
+          <w:szCs w:val="28"/>
+        </w:rPr>
+        <w:t>frames</w:t>
+      </w:r>
+      <w:proofErr w:type="spellEnd"/>
+      <w:r>
+        <w:rPr>
+          <w:rFonts w:ascii="Times New Roman" w:hAnsi="Times New Roman" w:cs="Times New Roman"/>
+          <w:sz w:val="28"/>
+          <w:szCs w:val="28"/>
+        </w:rPr>
+        <w:t>) від #0 до #4:</w:t>
+      </w:r>
+    </w:p>
+    <w:p>
+      <w:pPr>
+        <w:pStyle w:val="a9"/>
+        <w:numPr>
+          <w:ilvl w:val="0"/>
+          <w:numId w:val="14"/>
+        </w:numPr>
+        <w:spacing w:line="240" w:lineRule="auto"/>
+        <w:jc w:val="both"/>
+        <w:rPr>
+          <w:rFonts w:ascii="Times New Roman" w:hAnsi="Times New Roman" w:cs="Times New Roman"/>
+          <w:sz w:val="28"/>
+          <w:szCs w:val="28"/>
+        </w:rPr>
+      </w:pPr>
+      <w:r>
+        <w:rPr>
+          <w:rFonts w:ascii="Times New Roman" w:hAnsi="Times New Roman" w:cs="Times New Roman"/>
+          <w:sz w:val="28"/>
+          <w:szCs w:val="28"/>
+        </w:rPr>
+        <w:t>#0 __</w:t>
+      </w:r>
+      <w:proofErr w:type="spellStart"/>
+      <w:r>
+        <w:rPr>
+          <w:rFonts w:ascii="Times New Roman" w:hAnsi="Times New Roman" w:cs="Times New Roman"/>
+          <w:sz w:val="28"/>
+          <w:szCs w:val="28"/>
+        </w:rPr>
+        <w:t>libc_pause</w:t>
+      </w:r>
+      <w:proofErr w:type="spellEnd"/>
+      <w:r>
+        <w:rPr>
+          <w:rFonts w:ascii="Times New Roman" w:hAnsi="Times New Roman" w:cs="Times New Roman"/>
+          <w:sz w:val="28"/>
+          <w:szCs w:val="28"/>
+        </w:rPr>
+        <w:t>: Це вершина стека. Програма зараз "спить" тут, очікуючи сигналу.</w:t>
+      </w:r>
+    </w:p>
+    <w:p>
+      <w:pPr>
+        <w:pStyle w:val="a9"/>
+        <w:numPr>
+          <w:ilvl w:val="0"/>
+          <w:numId w:val="14"/>
+        </w:numPr>
+        <w:spacing w:line="240" w:lineRule="auto"/>
+        <w:jc w:val="both"/>
+        <w:rPr>
+          <w:rFonts w:ascii="Times New Roman" w:hAnsi="Times New Roman" w:cs="Times New Roman"/>
+          <w:sz w:val="28"/>
+          <w:szCs w:val="28"/>
+        </w:rPr>
+      </w:pPr>
+      <w:r>
+        <w:rPr>
+          <w:rFonts w:ascii="Times New Roman" w:hAnsi="Times New Roman" w:cs="Times New Roman"/>
+          <w:sz w:val="28"/>
+          <w:szCs w:val="28"/>
+        </w:rPr>
+        <w:t xml:space="preserve">#1 </w:t>
+      </w:r>
+      <w:proofErr w:type="spellStart"/>
+      <w:r>
+        <w:rPr>
+          <w:rFonts w:ascii="Times New Roman" w:hAnsi="Times New Roman" w:cs="Times New Roman"/>
+          <w:sz w:val="28"/>
+          <w:szCs w:val="28"/>
+        </w:rPr>
+        <w:t>bar_is_now_closed</w:t>
+      </w:r>
+      <w:proofErr w:type="spellEnd"/>
+      <w:r>
+        <w:rPr>
+          <w:rFonts w:ascii="Times New Roman" w:hAnsi="Times New Roman" w:cs="Times New Roman"/>
+          <w:sz w:val="28"/>
+          <w:szCs w:val="28"/>
+        </w:rPr>
+        <w:t xml:space="preserve">: Функція, яка викликала паузу. Саме тут у була оголошена локальна змінна з найменшою </w:t>
+      </w:r>
+      <w:proofErr w:type="spellStart"/>
+      <w:r>
+        <w:rPr>
+          <w:rFonts w:ascii="Times New Roman" w:hAnsi="Times New Roman" w:cs="Times New Roman"/>
+          <w:sz w:val="28"/>
+          <w:szCs w:val="28"/>
+        </w:rPr>
+        <w:t>адресою</w:t>
+      </w:r>
+      <w:proofErr w:type="spellEnd"/>
+      <w:r>
+        <w:rPr>
+          <w:rFonts w:ascii="Times New Roman" w:hAnsi="Times New Roman" w:cs="Times New Roman"/>
+          <w:sz w:val="28"/>
+          <w:szCs w:val="28"/>
+        </w:rPr>
+        <w:t>.</w:t>
+      </w:r>
+    </w:p>
+    <w:p>
+      <w:pPr>
+        <w:pStyle w:val="a9"/>
+        <w:numPr>
+          <w:ilvl w:val="0"/>
+          <w:numId w:val="14"/>
+        </w:numPr>
+        <w:spacing w:line="240" w:lineRule="auto"/>
+        <w:jc w:val="both"/>
+        <w:rPr>
+          <w:rFonts w:ascii="Times New Roman" w:hAnsi="Times New Roman" w:cs="Times New Roman"/>
+          <w:sz w:val="28"/>
+          <w:szCs w:val="28"/>
+        </w:rPr>
+      </w:pPr>
+      <w:r>
+        <w:rPr>
+          <w:rFonts w:ascii="Times New Roman" w:hAnsi="Times New Roman" w:cs="Times New Roman"/>
+          <w:sz w:val="28"/>
+          <w:szCs w:val="28"/>
+        </w:rPr>
+        <w:t xml:space="preserve">#2 </w:t>
+      </w:r>
+      <w:proofErr w:type="spellStart"/>
+      <w:r>
+        <w:rPr>
+          <w:rFonts w:ascii="Times New Roman" w:hAnsi="Times New Roman" w:cs="Times New Roman"/>
+          <w:sz w:val="28"/>
+          <w:szCs w:val="28"/>
+        </w:rPr>
+        <w:t>bar</w:t>
+      </w:r>
+      <w:proofErr w:type="spellEnd"/>
+      <w:r>
+        <w:rPr>
+          <w:rFonts w:ascii="Times New Roman" w:hAnsi="Times New Roman" w:cs="Times New Roman"/>
+          <w:sz w:val="28"/>
+          <w:szCs w:val="28"/>
+        </w:rPr>
+        <w:t>: Функція-попередник.</w:t>
+      </w:r>
+    </w:p>
+    <w:p>
+      <w:pPr>
+        <w:pStyle w:val="a9"/>
+        <w:numPr>
+          <w:ilvl w:val="0"/>
+          <w:numId w:val="14"/>
+        </w:numPr>
+        <w:spacing w:line="240" w:lineRule="auto"/>
+        <w:jc w:val="both"/>
+        <w:rPr>
+          <w:rFonts w:ascii="Times New Roman" w:hAnsi="Times New Roman" w:cs="Times New Roman"/>
+          <w:sz w:val="28"/>
+          <w:szCs w:val="28"/>
+        </w:rPr>
+      </w:pPr>
+      <w:r>
+        <w:rPr>
+          <w:rFonts w:ascii="Times New Roman" w:hAnsi="Times New Roman" w:cs="Times New Roman"/>
+          <w:sz w:val="28"/>
+          <w:szCs w:val="28"/>
+        </w:rPr>
+        <w:t xml:space="preserve">#3 </w:t>
+      </w:r>
+      <w:proofErr w:type="spellStart"/>
+      <w:r>
+        <w:rPr>
+          <w:rFonts w:ascii="Times New Roman" w:hAnsi="Times New Roman" w:cs="Times New Roman"/>
+          <w:sz w:val="28"/>
+          <w:szCs w:val="28"/>
+        </w:rPr>
+        <w:t>foo</w:t>
+      </w:r>
+      <w:proofErr w:type="spellEnd"/>
+      <w:r>
+        <w:rPr>
+          <w:rFonts w:ascii="Times New Roman" w:hAnsi="Times New Roman" w:cs="Times New Roman"/>
+          <w:sz w:val="28"/>
+          <w:szCs w:val="28"/>
+        </w:rPr>
+        <w:t xml:space="preserve">: Викликала </w:t>
+      </w:r>
+      <w:proofErr w:type="spellStart"/>
+      <w:r>
+        <w:rPr>
+          <w:rFonts w:ascii="Times New Roman" w:hAnsi="Times New Roman" w:cs="Times New Roman"/>
+          <w:sz w:val="28"/>
+          <w:szCs w:val="28"/>
+        </w:rPr>
+        <w:t>bar</w:t>
+      </w:r>
+      <w:proofErr w:type="spellEnd"/>
+      <w:r>
+        <w:rPr>
+          <w:rFonts w:ascii="Times New Roman" w:hAnsi="Times New Roman" w:cs="Times New Roman"/>
+          <w:sz w:val="28"/>
+          <w:szCs w:val="28"/>
+        </w:rPr>
+        <w:t>.</w:t>
+      </w:r>
+    </w:p>
+    <w:p>
+      <w:pPr>
+        <w:pStyle w:val="a9"/>
+        <w:numPr>
+          <w:ilvl w:val="0"/>
+          <w:numId w:val="14"/>
+        </w:numPr>
+        <w:spacing w:line="240" w:lineRule="auto"/>
+        <w:jc w:val="both"/>
+        <w:rPr>
+          <w:rFonts w:ascii="Times New Roman" w:hAnsi="Times New Roman" w:cs="Times New Roman"/>
+          <w:sz w:val="28"/>
+          <w:szCs w:val="28"/>
+        </w:rPr>
+      </w:pPr>
+      <w:r>
+        <w:rPr>
+          <w:rFonts w:ascii="Times New Roman" w:hAnsi="Times New Roman" w:cs="Times New Roman"/>
+          <w:sz w:val="28"/>
+          <w:szCs w:val="28"/>
+        </w:rPr>
+        <w:t xml:space="preserve">#4 </w:t>
+      </w:r>
+      <w:proofErr w:type="spellStart"/>
+      <w:r>
+        <w:rPr>
+          <w:rFonts w:ascii="Times New Roman" w:hAnsi="Times New Roman" w:cs="Times New Roman"/>
+          <w:sz w:val="28"/>
+          <w:szCs w:val="28"/>
+        </w:rPr>
+        <w:t>main</w:t>
+      </w:r>
+      <w:proofErr w:type="spellEnd"/>
+      <w:r>
+        <w:rPr>
+          <w:rFonts w:ascii="Times New Roman" w:hAnsi="Times New Roman" w:cs="Times New Roman"/>
+          <w:sz w:val="28"/>
+          <w:szCs w:val="28"/>
+        </w:rPr>
+        <w:t>: Точка входу.</w:t>
+      </w:r>
+    </w:p>
+    <w:p>
+      <w:pPr>
+        <w:spacing w:line="240" w:lineRule="auto"/>
+        <w:ind w:firstLine="567"/>
+        <w:jc w:val="both"/>
+        <w:rPr>
+          <w:rFonts w:ascii="Times New Roman" w:hAnsi="Times New Roman" w:cs="Times New Roman"/>
+          <w:sz w:val="28"/>
+          <w:szCs w:val="28"/>
+          <w:lang w:val="en-US"/>
+        </w:rPr>
+      </w:pPr>
+      <w:r>
+        <w:rPr>
+          <w:rFonts w:ascii="Times New Roman" w:hAnsi="Times New Roman" w:cs="Times New Roman"/>
+          <w:sz w:val="28"/>
+          <w:szCs w:val="28"/>
+        </w:rPr>
+        <w:lastRenderedPageBreak/>
+        <w:t xml:space="preserve">Тепер запустимо через </w:t>
+      </w:r>
+      <w:proofErr w:type="spellStart"/>
+      <w:r>
+        <w:rPr>
+          <w:rFonts w:ascii="Times New Roman" w:hAnsi="Times New Roman" w:cs="Times New Roman"/>
+          <w:sz w:val="28"/>
+          <w:szCs w:val="28"/>
+          <w:lang w:val="en-US"/>
+        </w:rPr>
+        <w:t>gdb</w:t>
+      </w:r>
+      <w:proofErr w:type="spellEnd"/>
+      <w:r>
+        <w:rPr>
+          <w:rFonts w:ascii="Times New Roman" w:hAnsi="Times New Roman" w:cs="Times New Roman"/>
+          <w:sz w:val="28"/>
+          <w:szCs w:val="28"/>
+          <w:lang w:val="en-US"/>
+        </w:rPr>
+        <w:t>/</w:t>
+      </w:r>
+    </w:p>
+    <w:p>
+      <w:pPr>
+        <w:spacing w:line="240" w:lineRule="auto"/>
+        <w:ind w:firstLine="567"/>
+        <w:jc w:val="both"/>
+        <w:rPr>
+          <w:rFonts w:ascii="Times New Roman" w:hAnsi="Times New Roman" w:cs="Times New Roman"/>
+          <w:sz w:val="28"/>
+          <w:szCs w:val="28"/>
+          <w:lang w:val="en-US"/>
+        </w:rPr>
+      </w:pPr>
+      <w:r>
+        <w:rPr>
+          <w:rFonts w:ascii="Times New Roman" w:hAnsi="Times New Roman" w:cs="Times New Roman"/>
+          <w:sz w:val="28"/>
+          <w:szCs w:val="28"/>
+          <w:lang w:val="en-US"/>
+        </w:rPr>
+        <w:drawing>
+          <wp:inline distT="0" distB="0" distL="0" distR="0" wp14:anchorId="5048561F" wp14:editId="54FB04E3">
+            <wp:extent cx="6120765" cy="2954655"/>
+            <wp:effectExtent l="0" t="0" r="0" b="0"/>
+            <wp:docPr id="58796007" name="Рисунок 1"/>
+            <wp:cNvGraphicFramePr>
+              <a:graphicFrameLocks xmlns:a="http://schemas.openxmlformats.org/drawingml/2006/main" noChangeAspect="1"/>
+            </wp:cNvGraphicFramePr>
+            <a:graphic xmlns:a="http://schemas.openxmlformats.org/drawingml/2006/main">
+              <a:graphicData uri="http://schemas.openxmlformats.org/drawingml/2006/picture">
+                <pic:pic xmlns:pic="http://schemas.openxmlformats.org/drawingml/2006/picture">
+                  <pic:nvPicPr>
+                    <pic:cNvPr id="58796007" name=""/>
+                    <pic:cNvPicPr/>
+                  </pic:nvPicPr>
+                  <pic:blipFill>
+                    <a:blip r:embed="rId19"/>
+                    <a:stretch>
+                      <a:fillRect/>
+                    </a:stretch>
+                  </pic:blipFill>
+                  <pic:spPr>
+                    <a:xfrm>
+                      <a:off x="0" y="0"/>
+                      <a:ext cx="6120765" cy="2954655"/>
+                    </a:xfrm>
+                    <a:prstGeom prst="rect">
+                      <a:avLst/>
+                    </a:prstGeom>
+                  </pic:spPr>
+                </pic:pic>
+              </a:graphicData>
+            </a:graphic>
+          </wp:inline>
+        </w:drawing>
+      </w:r>
+    </w:p>
+    <w:p>
+      <w:pPr>
+        <w:spacing w:line="240" w:lineRule="auto"/>
+        <w:ind w:firstLine="567"/>
+        <w:jc w:val="both"/>
+        <w:rPr>
+          <w:rFonts w:ascii="Times New Roman" w:hAnsi="Times New Roman" w:cs="Times New Roman"/>
+          <w:sz w:val="28"/>
+          <w:szCs w:val="28"/>
+        </w:rPr>
+      </w:pPr>
+      <w:r>
+        <w:rPr>
+          <w:rFonts w:ascii="Times New Roman" w:hAnsi="Times New Roman" w:cs="Times New Roman"/>
+          <w:sz w:val="28"/>
+          <w:szCs w:val="28"/>
+        </w:rPr>
+        <w:t>Все спрацювало. Аналіз:</w:t>
+      </w:r>
+    </w:p>
+    <w:p>
+      <w:pPr>
+        <w:spacing w:line="240" w:lineRule="auto"/>
+        <w:ind w:firstLine="567"/>
+        <w:jc w:val="both"/>
+        <w:rPr>
+          <w:rFonts w:ascii="Times New Roman" w:hAnsi="Times New Roman" w:cs="Times New Roman"/>
+          <w:sz w:val="28"/>
+          <w:szCs w:val="28"/>
+        </w:rPr>
+      </w:pPr>
+      <w:r>
+        <w:rPr>
+          <w:rFonts w:ascii="Times New Roman" w:hAnsi="Times New Roman" w:cs="Times New Roman"/>
+          <w:sz w:val="28"/>
+          <w:szCs w:val="28"/>
+        </w:rPr>
+        <w:t xml:space="preserve">У виводі </w:t>
+      </w:r>
+      <w:proofErr w:type="spellStart"/>
+      <w:r>
+        <w:rPr>
+          <w:rFonts w:ascii="Times New Roman" w:hAnsi="Times New Roman" w:cs="Times New Roman"/>
+          <w:sz w:val="28"/>
+          <w:szCs w:val="28"/>
+          <w:lang w:val="en-US"/>
+        </w:rPr>
+        <w:t>gdb</w:t>
+      </w:r>
+      <w:proofErr w:type="spellEnd"/>
+      <w:r>
+        <w:rPr>
+          <w:rFonts w:ascii="Times New Roman" w:hAnsi="Times New Roman" w:cs="Times New Roman"/>
+          <w:sz w:val="28"/>
+          <w:szCs w:val="28"/>
+        </w:rPr>
+        <w:t xml:space="preserve"> ми бачимо 5 кадрів (</w:t>
+      </w:r>
+      <w:proofErr w:type="spellStart"/>
+      <w:r>
+        <w:rPr>
+          <w:rFonts w:ascii="Times New Roman" w:hAnsi="Times New Roman" w:cs="Times New Roman"/>
+          <w:sz w:val="28"/>
+          <w:szCs w:val="28"/>
+        </w:rPr>
+        <w:t>frames</w:t>
+      </w:r>
+      <w:proofErr w:type="spellEnd"/>
+      <w:r>
+        <w:rPr>
+          <w:rFonts w:ascii="Times New Roman" w:hAnsi="Times New Roman" w:cs="Times New Roman"/>
+          <w:sz w:val="28"/>
+          <w:szCs w:val="28"/>
+        </w:rPr>
+        <w:t>), де кожен номер — це окремий крок у "глибину" програми:</w:t>
+      </w:r>
+    </w:p>
+    <w:p>
+      <w:pPr>
+        <w:pStyle w:val="a9"/>
+        <w:numPr>
+          <w:ilvl w:val="0"/>
+          <w:numId w:val="13"/>
+        </w:numPr>
+        <w:spacing w:line="240" w:lineRule="auto"/>
+        <w:jc w:val="both"/>
+        <w:rPr>
+          <w:rFonts w:ascii="Times New Roman" w:hAnsi="Times New Roman" w:cs="Times New Roman"/>
+          <w:sz w:val="28"/>
+          <w:szCs w:val="28"/>
+        </w:rPr>
+      </w:pPr>
+      <w:r>
+        <w:rPr>
+          <w:rFonts w:ascii="Times New Roman" w:hAnsi="Times New Roman" w:cs="Times New Roman"/>
+          <w:sz w:val="28"/>
+          <w:szCs w:val="28"/>
+        </w:rPr>
+        <w:t>#0 __</w:t>
+      </w:r>
+      <w:proofErr w:type="spellStart"/>
+      <w:r>
+        <w:rPr>
+          <w:rFonts w:ascii="Times New Roman" w:hAnsi="Times New Roman" w:cs="Times New Roman"/>
+          <w:sz w:val="28"/>
+          <w:szCs w:val="28"/>
+        </w:rPr>
+        <w:t>libc_pause</w:t>
+      </w:r>
+      <w:proofErr w:type="spellEnd"/>
+      <w:r>
+        <w:rPr>
+          <w:rFonts w:ascii="Times New Roman" w:hAnsi="Times New Roman" w:cs="Times New Roman"/>
+          <w:sz w:val="28"/>
+          <w:szCs w:val="28"/>
+        </w:rPr>
+        <w:t>: Програма зараз тут. Це системний виклик, який зупинив виконання.</w:t>
+      </w:r>
+    </w:p>
+    <w:p>
+      <w:pPr>
+        <w:pStyle w:val="a9"/>
+        <w:numPr>
+          <w:ilvl w:val="0"/>
+          <w:numId w:val="13"/>
+        </w:numPr>
+        <w:spacing w:line="240" w:lineRule="auto"/>
+        <w:jc w:val="both"/>
+        <w:rPr>
+          <w:rFonts w:ascii="Times New Roman" w:hAnsi="Times New Roman" w:cs="Times New Roman"/>
+          <w:sz w:val="28"/>
+          <w:szCs w:val="28"/>
+        </w:rPr>
+      </w:pPr>
+      <w:r>
+        <w:rPr>
+          <w:rFonts w:ascii="Times New Roman" w:hAnsi="Times New Roman" w:cs="Times New Roman"/>
+          <w:sz w:val="28"/>
+          <w:szCs w:val="28"/>
+        </w:rPr>
+        <w:t xml:space="preserve">#1 </w:t>
+      </w:r>
+      <w:proofErr w:type="spellStart"/>
+      <w:r>
+        <w:rPr>
+          <w:rFonts w:ascii="Times New Roman" w:hAnsi="Times New Roman" w:cs="Times New Roman"/>
+          <w:sz w:val="28"/>
+          <w:szCs w:val="28"/>
+        </w:rPr>
+        <w:t>bar_is_now_closed</w:t>
+      </w:r>
+      <w:proofErr w:type="spellEnd"/>
+      <w:r>
+        <w:rPr>
+          <w:rFonts w:ascii="Times New Roman" w:hAnsi="Times New Roman" w:cs="Times New Roman"/>
+          <w:sz w:val="28"/>
+          <w:szCs w:val="28"/>
+        </w:rPr>
+        <w:t>(): Функція, яка викликала паузу. Саме тут локальна змінна мала найменшу адресу.</w:t>
+      </w:r>
+    </w:p>
+    <w:p>
+      <w:pPr>
+        <w:pStyle w:val="a9"/>
+        <w:numPr>
+          <w:ilvl w:val="0"/>
+          <w:numId w:val="13"/>
+        </w:numPr>
+        <w:spacing w:line="240" w:lineRule="auto"/>
+        <w:jc w:val="both"/>
+        <w:rPr>
+          <w:rFonts w:ascii="Times New Roman" w:hAnsi="Times New Roman" w:cs="Times New Roman"/>
+          <w:sz w:val="28"/>
+          <w:szCs w:val="28"/>
+        </w:rPr>
+      </w:pPr>
+      <w:r>
+        <w:rPr>
+          <w:rFonts w:ascii="Times New Roman" w:hAnsi="Times New Roman" w:cs="Times New Roman"/>
+          <w:sz w:val="28"/>
+          <w:szCs w:val="28"/>
+        </w:rPr>
+        <w:t xml:space="preserve">#2 </w:t>
+      </w:r>
+      <w:proofErr w:type="spellStart"/>
+      <w:r>
+        <w:rPr>
+          <w:rFonts w:ascii="Times New Roman" w:hAnsi="Times New Roman" w:cs="Times New Roman"/>
+          <w:sz w:val="28"/>
+          <w:szCs w:val="28"/>
+        </w:rPr>
+        <w:t>bar</w:t>
+      </w:r>
+      <w:proofErr w:type="spellEnd"/>
+      <w:r>
+        <w:rPr>
+          <w:rFonts w:ascii="Times New Roman" w:hAnsi="Times New Roman" w:cs="Times New Roman"/>
+          <w:sz w:val="28"/>
+          <w:szCs w:val="28"/>
+        </w:rPr>
+        <w:t>(): Викликала попередню функцію.</w:t>
+      </w:r>
+    </w:p>
+    <w:p>
+      <w:pPr>
+        <w:pStyle w:val="a9"/>
+        <w:numPr>
+          <w:ilvl w:val="0"/>
+          <w:numId w:val="13"/>
+        </w:numPr>
+        <w:spacing w:line="240" w:lineRule="auto"/>
+        <w:jc w:val="both"/>
+        <w:rPr>
+          <w:rFonts w:ascii="Times New Roman" w:hAnsi="Times New Roman" w:cs="Times New Roman"/>
+          <w:sz w:val="28"/>
+          <w:szCs w:val="28"/>
+        </w:rPr>
+      </w:pPr>
+      <w:r>
+        <w:rPr>
+          <w:rFonts w:ascii="Times New Roman" w:hAnsi="Times New Roman" w:cs="Times New Roman"/>
+          <w:sz w:val="28"/>
+          <w:szCs w:val="28"/>
+        </w:rPr>
+        <w:t xml:space="preserve">#3 </w:t>
+      </w:r>
+      <w:proofErr w:type="spellStart"/>
+      <w:r>
+        <w:rPr>
+          <w:rFonts w:ascii="Times New Roman" w:hAnsi="Times New Roman" w:cs="Times New Roman"/>
+          <w:sz w:val="28"/>
+          <w:szCs w:val="28"/>
+        </w:rPr>
+        <w:t>foo</w:t>
+      </w:r>
+      <w:proofErr w:type="spellEnd"/>
+      <w:r>
+        <w:rPr>
+          <w:rFonts w:ascii="Times New Roman" w:hAnsi="Times New Roman" w:cs="Times New Roman"/>
+          <w:sz w:val="28"/>
+          <w:szCs w:val="28"/>
+        </w:rPr>
+        <w:t xml:space="preserve">(): Викликала </w:t>
+      </w:r>
+      <w:proofErr w:type="spellStart"/>
+      <w:r>
+        <w:rPr>
+          <w:rFonts w:ascii="Times New Roman" w:hAnsi="Times New Roman" w:cs="Times New Roman"/>
+          <w:sz w:val="28"/>
+          <w:szCs w:val="28"/>
+        </w:rPr>
+        <w:t>bar</w:t>
+      </w:r>
+      <w:proofErr w:type="spellEnd"/>
+      <w:r>
+        <w:rPr>
+          <w:rFonts w:ascii="Times New Roman" w:hAnsi="Times New Roman" w:cs="Times New Roman"/>
+          <w:sz w:val="28"/>
+          <w:szCs w:val="28"/>
+        </w:rPr>
+        <w:t>.</w:t>
+      </w:r>
+    </w:p>
+    <w:p>
+      <w:pPr>
+        <w:pStyle w:val="a9"/>
+        <w:numPr>
+          <w:ilvl w:val="0"/>
+          <w:numId w:val="13"/>
+        </w:numPr>
+        <w:spacing w:line="240" w:lineRule="auto"/>
+        <w:jc w:val="both"/>
+        <w:rPr>
+          <w:rFonts w:ascii="Times New Roman" w:hAnsi="Times New Roman" w:cs="Times New Roman"/>
+          <w:sz w:val="28"/>
+          <w:szCs w:val="28"/>
+        </w:rPr>
+      </w:pPr>
+      <w:r>
+        <w:rPr>
+          <w:rFonts w:ascii="Times New Roman" w:hAnsi="Times New Roman" w:cs="Times New Roman"/>
+          <w:sz w:val="28"/>
+          <w:szCs w:val="28"/>
+        </w:rPr>
+        <w:t xml:space="preserve">#4 </w:t>
+      </w:r>
+      <w:proofErr w:type="spellStart"/>
+      <w:r>
+        <w:rPr>
+          <w:rFonts w:ascii="Times New Roman" w:hAnsi="Times New Roman" w:cs="Times New Roman"/>
+          <w:sz w:val="28"/>
+          <w:szCs w:val="28"/>
+        </w:rPr>
+        <w:t>main</w:t>
+      </w:r>
+      <w:proofErr w:type="spellEnd"/>
+      <w:r>
+        <w:rPr>
+          <w:rFonts w:ascii="Times New Roman" w:hAnsi="Times New Roman" w:cs="Times New Roman"/>
+          <w:sz w:val="28"/>
+          <w:szCs w:val="28"/>
+        </w:rPr>
+        <w:t>(): Точка старту.</w:t>
+      </w:r>
+    </w:p>
+    <w:p>
+      <w:pPr>
+        <w:spacing w:line="240" w:lineRule="auto"/>
+        <w:ind w:firstLine="567"/>
+        <w:jc w:val="both"/>
+        <w:rPr>
+          <w:rFonts w:ascii="Times New Roman" w:hAnsi="Times New Roman" w:cs="Times New Roman"/>
+          <w:sz w:val="28"/>
+          <w:szCs w:val="28"/>
+        </w:rPr>
+      </w:pPr>
+      <w:r>
+        <w:rPr>
+          <w:rFonts w:ascii="Times New Roman" w:hAnsi="Times New Roman" w:cs="Times New Roman"/>
+          <w:sz w:val="28"/>
+          <w:szCs w:val="28"/>
+        </w:rPr>
+        <w:t>Висновок:</w:t>
+      </w:r>
+    </w:p>
+    <w:p>
+      <w:pPr>
+        <w:spacing w:line="240" w:lineRule="auto"/>
+        <w:ind w:firstLine="567"/>
+        <w:jc w:val="both"/>
+        <w:rPr>
+          <w:rFonts w:ascii="Times New Roman" w:hAnsi="Times New Roman" w:cs="Times New Roman"/>
+          <w:sz w:val="28"/>
+          <w:szCs w:val="28"/>
+        </w:rPr>
+      </w:pPr>
+      <w:r>
+        <w:rPr>
+          <w:rFonts w:ascii="Times New Roman" w:hAnsi="Times New Roman" w:cs="Times New Roman"/>
+          <w:sz w:val="28"/>
+          <w:szCs w:val="28"/>
+          <w:lang w:val="en-US"/>
+        </w:rPr>
+        <w:t xml:space="preserve">У </w:t>
+      </w:r>
+      <w:proofErr w:type="spellStart"/>
+      <w:r>
+        <w:rPr>
+          <w:rFonts w:ascii="Times New Roman" w:hAnsi="Times New Roman" w:cs="Times New Roman"/>
+          <w:sz w:val="28"/>
+          <w:szCs w:val="28"/>
+          <w:lang w:val="en-US"/>
+        </w:rPr>
+        <w:t>ході</w:t>
+      </w:r>
+      <w:proofErr w:type="spellEnd"/>
+      <w:r>
+        <w:rPr>
+          <w:rFonts w:ascii="Times New Roman" w:hAnsi="Times New Roman" w:cs="Times New Roman"/>
+          <w:sz w:val="28"/>
+          <w:szCs w:val="28"/>
+          <w:lang w:val="en-US"/>
+        </w:rPr>
+        <w:t xml:space="preserve"> </w:t>
+      </w:r>
+      <w:proofErr w:type="spellStart"/>
+      <w:r>
+        <w:rPr>
+          <w:rFonts w:ascii="Times New Roman" w:hAnsi="Times New Roman" w:cs="Times New Roman"/>
+          <w:sz w:val="28"/>
+          <w:szCs w:val="28"/>
+          <w:lang w:val="en-US"/>
+        </w:rPr>
+        <w:t>виконання</w:t>
+      </w:r>
+      <w:proofErr w:type="spellEnd"/>
+      <w:r>
+        <w:rPr>
+          <w:rFonts w:ascii="Times New Roman" w:hAnsi="Times New Roman" w:cs="Times New Roman"/>
+          <w:sz w:val="28"/>
+          <w:szCs w:val="28"/>
+          <w:lang w:val="en-US"/>
+        </w:rPr>
+        <w:t xml:space="preserve"> </w:t>
+      </w:r>
+      <w:proofErr w:type="spellStart"/>
+      <w:r>
+        <w:rPr>
+          <w:rFonts w:ascii="Times New Roman" w:hAnsi="Times New Roman" w:cs="Times New Roman"/>
+          <w:sz w:val="28"/>
+          <w:szCs w:val="28"/>
+          <w:lang w:val="en-US"/>
+        </w:rPr>
+        <w:t>завдання</w:t>
+      </w:r>
+      <w:proofErr w:type="spellEnd"/>
+      <w:r>
+        <w:rPr>
+          <w:rFonts w:ascii="Times New Roman" w:hAnsi="Times New Roman" w:cs="Times New Roman"/>
+          <w:sz w:val="28"/>
+          <w:szCs w:val="28"/>
+          <w:lang w:val="en-US"/>
+        </w:rPr>
+        <w:t xml:space="preserve"> </w:t>
+      </w:r>
+      <w:proofErr w:type="spellStart"/>
+      <w:r>
+        <w:rPr>
+          <w:rFonts w:ascii="Times New Roman" w:hAnsi="Times New Roman" w:cs="Times New Roman"/>
+          <w:sz w:val="28"/>
+          <w:szCs w:val="28"/>
+          <w:lang w:val="en-US"/>
+        </w:rPr>
+        <w:t>було</w:t>
+      </w:r>
+      <w:proofErr w:type="spellEnd"/>
+      <w:r>
+        <w:rPr>
+          <w:rFonts w:ascii="Times New Roman" w:hAnsi="Times New Roman" w:cs="Times New Roman"/>
+          <w:sz w:val="28"/>
+          <w:szCs w:val="28"/>
+          <w:lang w:val="en-US"/>
+        </w:rPr>
+        <w:t xml:space="preserve"> </w:t>
+      </w:r>
+      <w:proofErr w:type="spellStart"/>
+      <w:r>
+        <w:rPr>
+          <w:rFonts w:ascii="Times New Roman" w:hAnsi="Times New Roman" w:cs="Times New Roman"/>
+          <w:sz w:val="28"/>
+          <w:szCs w:val="28"/>
+          <w:lang w:val="en-US"/>
+        </w:rPr>
+        <w:t>проведено</w:t>
+      </w:r>
+      <w:proofErr w:type="spellEnd"/>
+      <w:r>
+        <w:rPr>
+          <w:rFonts w:ascii="Times New Roman" w:hAnsi="Times New Roman" w:cs="Times New Roman"/>
+          <w:sz w:val="28"/>
+          <w:szCs w:val="28"/>
+          <w:lang w:val="en-US"/>
+        </w:rPr>
+        <w:t xml:space="preserve"> </w:t>
+      </w:r>
+      <w:proofErr w:type="spellStart"/>
+      <w:r>
+        <w:rPr>
+          <w:rFonts w:ascii="Times New Roman" w:hAnsi="Times New Roman" w:cs="Times New Roman"/>
+          <w:sz w:val="28"/>
+          <w:szCs w:val="28"/>
+          <w:lang w:val="en-US"/>
+        </w:rPr>
+        <w:t>аналіз</w:t>
+      </w:r>
+      <w:proofErr w:type="spellEnd"/>
+      <w:r>
+        <w:rPr>
+          <w:rFonts w:ascii="Times New Roman" w:hAnsi="Times New Roman" w:cs="Times New Roman"/>
+          <w:sz w:val="28"/>
+          <w:szCs w:val="28"/>
+          <w:lang w:val="en-US"/>
+        </w:rPr>
+        <w:t xml:space="preserve"> </w:t>
+      </w:r>
+      <w:proofErr w:type="spellStart"/>
+      <w:r>
+        <w:rPr>
+          <w:rFonts w:ascii="Times New Roman" w:hAnsi="Times New Roman" w:cs="Times New Roman"/>
+          <w:sz w:val="28"/>
+          <w:szCs w:val="28"/>
+          <w:lang w:val="en-US"/>
+        </w:rPr>
+        <w:t>стека</w:t>
+      </w:r>
+      <w:proofErr w:type="spellEnd"/>
+      <w:r>
+        <w:rPr>
+          <w:rFonts w:ascii="Times New Roman" w:hAnsi="Times New Roman" w:cs="Times New Roman"/>
+          <w:sz w:val="28"/>
+          <w:szCs w:val="28"/>
+          <w:lang w:val="en-US"/>
+        </w:rPr>
+        <w:t xml:space="preserve"> </w:t>
+      </w:r>
+      <w:proofErr w:type="spellStart"/>
+      <w:r>
+        <w:rPr>
+          <w:rFonts w:ascii="Times New Roman" w:hAnsi="Times New Roman" w:cs="Times New Roman"/>
+          <w:sz w:val="28"/>
+          <w:szCs w:val="28"/>
+          <w:lang w:val="en-US"/>
+        </w:rPr>
+        <w:t>викликів</w:t>
+      </w:r>
+      <w:proofErr w:type="spellEnd"/>
+      <w:r>
+        <w:rPr>
+          <w:rFonts w:ascii="Times New Roman" w:hAnsi="Times New Roman" w:cs="Times New Roman"/>
+          <w:sz w:val="28"/>
+          <w:szCs w:val="28"/>
+          <w:lang w:val="en-US"/>
+        </w:rPr>
+        <w:t xml:space="preserve"> </w:t>
+      </w:r>
+      <w:proofErr w:type="spellStart"/>
+      <w:r>
+        <w:rPr>
+          <w:rFonts w:ascii="Times New Roman" w:hAnsi="Times New Roman" w:cs="Times New Roman"/>
+          <w:sz w:val="28"/>
+          <w:szCs w:val="28"/>
+          <w:lang w:val="en-US"/>
+        </w:rPr>
+        <w:t>функцій</w:t>
+      </w:r>
+      <w:proofErr w:type="spellEnd"/>
+      <w:r>
+        <w:rPr>
+          <w:rFonts w:ascii="Times New Roman" w:hAnsi="Times New Roman" w:cs="Times New Roman"/>
+          <w:sz w:val="28"/>
+          <w:szCs w:val="28"/>
+          <w:lang w:val="en-US"/>
+        </w:rPr>
+        <w:t xml:space="preserve"> (backtrace) </w:t>
+      </w:r>
+      <w:proofErr w:type="spellStart"/>
+      <w:r>
+        <w:rPr>
+          <w:rFonts w:ascii="Times New Roman" w:hAnsi="Times New Roman" w:cs="Times New Roman"/>
+          <w:sz w:val="28"/>
+          <w:szCs w:val="28"/>
+          <w:lang w:val="en-US"/>
+        </w:rPr>
+        <w:t>активного</w:t>
+      </w:r>
+      <w:proofErr w:type="spellEnd"/>
+      <w:r>
+        <w:rPr>
+          <w:rFonts w:ascii="Times New Roman" w:hAnsi="Times New Roman" w:cs="Times New Roman"/>
+          <w:sz w:val="28"/>
+          <w:szCs w:val="28"/>
+          <w:lang w:val="en-US"/>
+        </w:rPr>
+        <w:t xml:space="preserve"> </w:t>
+      </w:r>
+      <w:proofErr w:type="spellStart"/>
+      <w:r>
+        <w:rPr>
+          <w:rFonts w:ascii="Times New Roman" w:hAnsi="Times New Roman" w:cs="Times New Roman"/>
+          <w:sz w:val="28"/>
+          <w:szCs w:val="28"/>
+          <w:lang w:val="en-US"/>
+        </w:rPr>
+        <w:t>процесу</w:t>
+      </w:r>
+      <w:proofErr w:type="spellEnd"/>
+      <w:r>
+        <w:rPr>
+          <w:rFonts w:ascii="Times New Roman" w:hAnsi="Times New Roman" w:cs="Times New Roman"/>
+          <w:sz w:val="28"/>
+          <w:szCs w:val="28"/>
+          <w:lang w:val="en-US"/>
+        </w:rPr>
+        <w:t xml:space="preserve"> </w:t>
+      </w:r>
+      <w:proofErr w:type="spellStart"/>
+      <w:r>
+        <w:rPr>
+          <w:rFonts w:ascii="Times New Roman" w:hAnsi="Times New Roman" w:cs="Times New Roman"/>
+          <w:sz w:val="28"/>
+          <w:szCs w:val="28"/>
+          <w:lang w:val="en-US"/>
+        </w:rPr>
+        <w:t>за</w:t>
+      </w:r>
+      <w:proofErr w:type="spellEnd"/>
+      <w:r>
+        <w:rPr>
+          <w:rFonts w:ascii="Times New Roman" w:hAnsi="Times New Roman" w:cs="Times New Roman"/>
+          <w:sz w:val="28"/>
+          <w:szCs w:val="28"/>
+          <w:lang w:val="en-US"/>
+        </w:rPr>
+        <w:t xml:space="preserve"> </w:t>
+      </w:r>
+      <w:proofErr w:type="spellStart"/>
+      <w:r>
+        <w:rPr>
+          <w:rFonts w:ascii="Times New Roman" w:hAnsi="Times New Roman" w:cs="Times New Roman"/>
+          <w:sz w:val="28"/>
+          <w:szCs w:val="28"/>
+          <w:lang w:val="en-US"/>
+        </w:rPr>
+        <w:t>допомогою</w:t>
+      </w:r>
+      <w:proofErr w:type="spellEnd"/>
+      <w:r>
+        <w:rPr>
+          <w:rFonts w:ascii="Times New Roman" w:hAnsi="Times New Roman" w:cs="Times New Roman"/>
+          <w:sz w:val="28"/>
+          <w:szCs w:val="28"/>
+          <w:lang w:val="en-US"/>
+        </w:rPr>
+        <w:t xml:space="preserve"> </w:t>
+      </w:r>
+      <w:proofErr w:type="spellStart"/>
+      <w:r>
+        <w:rPr>
+          <w:rFonts w:ascii="Times New Roman" w:hAnsi="Times New Roman" w:cs="Times New Roman"/>
+          <w:sz w:val="28"/>
+          <w:szCs w:val="28"/>
+          <w:lang w:val="en-US"/>
+        </w:rPr>
+        <w:t>налагоджувача</w:t>
+      </w:r>
+      <w:proofErr w:type="spellEnd"/>
+      <w:r>
+        <w:rPr>
+          <w:rFonts w:ascii="Times New Roman" w:hAnsi="Times New Roman" w:cs="Times New Roman"/>
+          <w:sz w:val="28"/>
+          <w:szCs w:val="28"/>
+          <w:lang w:val="en-US"/>
+        </w:rPr>
+        <w:t xml:space="preserve"> GDB. </w:t>
+      </w:r>
+      <w:proofErr w:type="spellStart"/>
+      <w:r>
+        <w:rPr>
+          <w:rFonts w:ascii="Times New Roman" w:hAnsi="Times New Roman" w:cs="Times New Roman"/>
+          <w:sz w:val="28"/>
+          <w:szCs w:val="28"/>
+          <w:lang w:val="en-US"/>
+        </w:rPr>
+        <w:t>Результати</w:t>
+      </w:r>
+      <w:proofErr w:type="spellEnd"/>
+      <w:r>
+        <w:rPr>
+          <w:rFonts w:ascii="Times New Roman" w:hAnsi="Times New Roman" w:cs="Times New Roman"/>
+          <w:sz w:val="28"/>
+          <w:szCs w:val="28"/>
+          <w:lang w:val="en-US"/>
+        </w:rPr>
+        <w:t xml:space="preserve"> </w:t>
+      </w:r>
+      <w:proofErr w:type="spellStart"/>
+      <w:r>
+        <w:rPr>
+          <w:rFonts w:ascii="Times New Roman" w:hAnsi="Times New Roman" w:cs="Times New Roman"/>
+          <w:sz w:val="28"/>
+          <w:szCs w:val="28"/>
+          <w:lang w:val="en-US"/>
+        </w:rPr>
+        <w:t>експерименту</w:t>
+      </w:r>
+      <w:proofErr w:type="spellEnd"/>
+      <w:r>
+        <w:rPr>
+          <w:rFonts w:ascii="Times New Roman" w:hAnsi="Times New Roman" w:cs="Times New Roman"/>
+          <w:sz w:val="28"/>
+          <w:szCs w:val="28"/>
+          <w:lang w:val="en-US"/>
+        </w:rPr>
+        <w:t xml:space="preserve"> </w:t>
+      </w:r>
+      <w:proofErr w:type="spellStart"/>
+      <w:r>
+        <w:rPr>
+          <w:rFonts w:ascii="Times New Roman" w:hAnsi="Times New Roman" w:cs="Times New Roman"/>
+          <w:sz w:val="28"/>
+          <w:szCs w:val="28"/>
+          <w:lang w:val="en-US"/>
+        </w:rPr>
+        <w:t>дозволяють</w:t>
+      </w:r>
+      <w:proofErr w:type="spellEnd"/>
+      <w:r>
+        <w:rPr>
+          <w:rFonts w:ascii="Times New Roman" w:hAnsi="Times New Roman" w:cs="Times New Roman"/>
+          <w:sz w:val="28"/>
+          <w:szCs w:val="28"/>
+          <w:lang w:val="en-US"/>
+        </w:rPr>
+        <w:t xml:space="preserve"> </w:t>
+      </w:r>
+      <w:proofErr w:type="spellStart"/>
+      <w:r>
+        <w:rPr>
+          <w:rFonts w:ascii="Times New Roman" w:hAnsi="Times New Roman" w:cs="Times New Roman"/>
+          <w:sz w:val="28"/>
+          <w:szCs w:val="28"/>
+          <w:lang w:val="en-US"/>
+        </w:rPr>
+        <w:t>зробити</w:t>
+      </w:r>
+      <w:proofErr w:type="spellEnd"/>
+      <w:r>
+        <w:rPr>
+          <w:rFonts w:ascii="Times New Roman" w:hAnsi="Times New Roman" w:cs="Times New Roman"/>
+          <w:sz w:val="28"/>
+          <w:szCs w:val="28"/>
+          <w:lang w:val="en-US"/>
+        </w:rPr>
+        <w:t xml:space="preserve"> </w:t>
+      </w:r>
+      <w:proofErr w:type="spellStart"/>
+      <w:r>
+        <w:rPr>
+          <w:rFonts w:ascii="Times New Roman" w:hAnsi="Times New Roman" w:cs="Times New Roman"/>
+          <w:sz w:val="28"/>
+          <w:szCs w:val="28"/>
+          <w:lang w:val="en-US"/>
+        </w:rPr>
+        <w:t>наступні</w:t>
+      </w:r>
+      <w:proofErr w:type="spellEnd"/>
+      <w:r>
+        <w:rPr>
+          <w:rFonts w:ascii="Times New Roman" w:hAnsi="Times New Roman" w:cs="Times New Roman"/>
+          <w:sz w:val="28"/>
+          <w:szCs w:val="28"/>
+          <w:lang w:val="en-US"/>
+        </w:rPr>
+        <w:t xml:space="preserve"> </w:t>
+      </w:r>
+      <w:proofErr w:type="spellStart"/>
+      <w:r>
+        <w:rPr>
+          <w:rFonts w:ascii="Times New Roman" w:hAnsi="Times New Roman" w:cs="Times New Roman"/>
+          <w:sz w:val="28"/>
+          <w:szCs w:val="28"/>
+          <w:lang w:val="en-US"/>
+        </w:rPr>
+        <w:t>висновки</w:t>
+      </w:r>
+      <w:proofErr w:type="spellEnd"/>
+      <w:r>
+        <w:rPr>
+          <w:rFonts w:ascii="Times New Roman" w:hAnsi="Times New Roman" w:cs="Times New Roman"/>
+          <w:sz w:val="28"/>
+          <w:szCs w:val="28"/>
+          <w:lang w:val="en-US"/>
+        </w:rPr>
+        <w:t>:</w:t>
+      </w:r>
+    </w:p>
+    <w:p>
+      <w:pPr>
+        <w:spacing w:line="240" w:lineRule="auto"/>
+        <w:ind w:firstLine="567"/>
+        <w:jc w:val="both"/>
+        <w:rPr>
+          <w:rFonts w:ascii="Times New Roman" w:hAnsi="Times New Roman" w:cs="Times New Roman"/>
+          <w:sz w:val="28"/>
+          <w:szCs w:val="28"/>
+        </w:rPr>
+      </w:pPr>
+      <w:proofErr w:type="spellStart"/>
+      <w:r>
+        <w:rPr>
+          <w:rFonts w:ascii="Times New Roman" w:hAnsi="Times New Roman" w:cs="Times New Roman"/>
+          <w:sz w:val="28"/>
+          <w:szCs w:val="28"/>
+          <w:lang w:val="en-US"/>
+        </w:rPr>
+        <w:t>Доведення</w:t>
+      </w:r>
+      <w:proofErr w:type="spellEnd"/>
+      <w:r>
+        <w:rPr>
+          <w:rFonts w:ascii="Times New Roman" w:hAnsi="Times New Roman" w:cs="Times New Roman"/>
+          <w:sz w:val="28"/>
+          <w:szCs w:val="28"/>
+          <w:lang w:val="en-US"/>
+        </w:rPr>
+        <w:t xml:space="preserve"> </w:t>
+      </w:r>
+      <w:proofErr w:type="spellStart"/>
+      <w:r>
+        <w:rPr>
+          <w:rFonts w:ascii="Times New Roman" w:hAnsi="Times New Roman" w:cs="Times New Roman"/>
+          <w:sz w:val="28"/>
+          <w:szCs w:val="28"/>
+          <w:lang w:val="en-US"/>
+        </w:rPr>
+        <w:t>напрямку</w:t>
+      </w:r>
+      <w:proofErr w:type="spellEnd"/>
+      <w:r>
+        <w:rPr>
+          <w:rFonts w:ascii="Times New Roman" w:hAnsi="Times New Roman" w:cs="Times New Roman"/>
+          <w:sz w:val="28"/>
+          <w:szCs w:val="28"/>
+          <w:lang w:val="en-US"/>
+        </w:rPr>
+        <w:t xml:space="preserve"> </w:t>
+      </w:r>
+      <w:proofErr w:type="spellStart"/>
+      <w:r>
+        <w:rPr>
+          <w:rFonts w:ascii="Times New Roman" w:hAnsi="Times New Roman" w:cs="Times New Roman"/>
+          <w:sz w:val="28"/>
+          <w:szCs w:val="28"/>
+          <w:lang w:val="en-US"/>
+        </w:rPr>
+        <w:t>росту</w:t>
+      </w:r>
+      <w:proofErr w:type="spellEnd"/>
+      <w:r>
+        <w:rPr>
+          <w:rFonts w:ascii="Times New Roman" w:hAnsi="Times New Roman" w:cs="Times New Roman"/>
+          <w:sz w:val="28"/>
+          <w:szCs w:val="28"/>
+          <w:lang w:val="en-US"/>
+        </w:rPr>
+        <w:t xml:space="preserve"> </w:t>
+      </w:r>
+      <w:proofErr w:type="spellStart"/>
+      <w:r>
+        <w:rPr>
+          <w:rFonts w:ascii="Times New Roman" w:hAnsi="Times New Roman" w:cs="Times New Roman"/>
+          <w:sz w:val="28"/>
+          <w:szCs w:val="28"/>
+          <w:lang w:val="en-US"/>
+        </w:rPr>
+        <w:t>стека</w:t>
+      </w:r>
+      <w:proofErr w:type="spellEnd"/>
+      <w:r>
+        <w:rPr>
+          <w:rFonts w:ascii="Times New Roman" w:hAnsi="Times New Roman" w:cs="Times New Roman"/>
+          <w:sz w:val="28"/>
+          <w:szCs w:val="28"/>
+          <w:lang w:val="en-US"/>
+        </w:rPr>
+        <w:t xml:space="preserve">: </w:t>
+      </w:r>
+      <w:proofErr w:type="spellStart"/>
+      <w:r>
+        <w:rPr>
+          <w:rFonts w:ascii="Times New Roman" w:hAnsi="Times New Roman" w:cs="Times New Roman"/>
+          <w:sz w:val="28"/>
+          <w:szCs w:val="28"/>
+          <w:lang w:val="en-US"/>
+        </w:rPr>
+        <w:t>Порівняння</w:t>
+      </w:r>
+      <w:proofErr w:type="spellEnd"/>
+      <w:r>
+        <w:rPr>
+          <w:rFonts w:ascii="Times New Roman" w:hAnsi="Times New Roman" w:cs="Times New Roman"/>
+          <w:sz w:val="28"/>
+          <w:szCs w:val="28"/>
+          <w:lang w:val="en-US"/>
+        </w:rPr>
+        <w:t xml:space="preserve"> </w:t>
+      </w:r>
+      <w:proofErr w:type="spellStart"/>
+      <w:r>
+        <w:rPr>
+          <w:rFonts w:ascii="Times New Roman" w:hAnsi="Times New Roman" w:cs="Times New Roman"/>
+          <w:sz w:val="28"/>
+          <w:szCs w:val="28"/>
+          <w:lang w:val="en-US"/>
+        </w:rPr>
+        <w:t>адрес</w:t>
+      </w:r>
+      <w:proofErr w:type="spellEnd"/>
+      <w:r>
+        <w:rPr>
+          <w:rFonts w:ascii="Times New Roman" w:hAnsi="Times New Roman" w:cs="Times New Roman"/>
+          <w:sz w:val="28"/>
+          <w:szCs w:val="28"/>
+          <w:lang w:val="en-US"/>
+        </w:rPr>
+        <w:t xml:space="preserve"> </w:t>
+      </w:r>
+      <w:proofErr w:type="spellStart"/>
+      <w:r>
+        <w:rPr>
+          <w:rFonts w:ascii="Times New Roman" w:hAnsi="Times New Roman" w:cs="Times New Roman"/>
+          <w:sz w:val="28"/>
+          <w:szCs w:val="28"/>
+          <w:lang w:val="en-US"/>
+        </w:rPr>
+        <w:t>локальних</w:t>
+      </w:r>
+      <w:proofErr w:type="spellEnd"/>
+      <w:r>
+        <w:rPr>
+          <w:rFonts w:ascii="Times New Roman" w:hAnsi="Times New Roman" w:cs="Times New Roman"/>
+          <w:sz w:val="28"/>
+          <w:szCs w:val="28"/>
+          <w:lang w:val="en-US"/>
+        </w:rPr>
+        <w:t xml:space="preserve"> </w:t>
+      </w:r>
+      <w:proofErr w:type="spellStart"/>
+      <w:r>
+        <w:rPr>
+          <w:rFonts w:ascii="Times New Roman" w:hAnsi="Times New Roman" w:cs="Times New Roman"/>
+          <w:sz w:val="28"/>
+          <w:szCs w:val="28"/>
+          <w:lang w:val="en-US"/>
+        </w:rPr>
+        <w:t>змінних</w:t>
+      </w:r>
+      <w:proofErr w:type="spellEnd"/>
+      <w:r>
+        <w:rPr>
+          <w:rFonts w:ascii="Times New Roman" w:hAnsi="Times New Roman" w:cs="Times New Roman"/>
+          <w:sz w:val="28"/>
+          <w:szCs w:val="28"/>
+          <w:lang w:val="en-US"/>
+        </w:rPr>
+        <w:t xml:space="preserve"> (&amp;</w:t>
+      </w:r>
+      <w:proofErr w:type="spellStart"/>
+      <w:r>
+        <w:rPr>
+          <w:rFonts w:ascii="Times New Roman" w:hAnsi="Times New Roman" w:cs="Times New Roman"/>
+          <w:sz w:val="28"/>
+          <w:szCs w:val="28"/>
+          <w:lang w:val="en-US"/>
+        </w:rPr>
+        <w:t>localvar</w:t>
+      </w:r>
+      <w:proofErr w:type="spellEnd"/>
+      <w:r>
+        <w:rPr>
+          <w:rFonts w:ascii="Times New Roman" w:hAnsi="Times New Roman" w:cs="Times New Roman"/>
+          <w:sz w:val="28"/>
+          <w:szCs w:val="28"/>
+          <w:lang w:val="en-US"/>
+        </w:rPr>
+        <w:t xml:space="preserve">) у </w:t>
+      </w:r>
+      <w:proofErr w:type="spellStart"/>
+      <w:r>
+        <w:rPr>
+          <w:rFonts w:ascii="Times New Roman" w:hAnsi="Times New Roman" w:cs="Times New Roman"/>
+          <w:sz w:val="28"/>
+          <w:szCs w:val="28"/>
+          <w:lang w:val="en-US"/>
+        </w:rPr>
+        <w:t>функціях</w:t>
+      </w:r>
+      <w:proofErr w:type="spellEnd"/>
+      <w:r>
+        <w:rPr>
+          <w:rFonts w:ascii="Times New Roman" w:hAnsi="Times New Roman" w:cs="Times New Roman"/>
+          <w:sz w:val="28"/>
+          <w:szCs w:val="28"/>
+          <w:lang w:val="en-US"/>
+        </w:rPr>
+        <w:t xml:space="preserve"> main, foo, bar </w:t>
+      </w:r>
+      <w:proofErr w:type="spellStart"/>
+      <w:r>
+        <w:rPr>
+          <w:rFonts w:ascii="Times New Roman" w:hAnsi="Times New Roman" w:cs="Times New Roman"/>
+          <w:sz w:val="28"/>
+          <w:szCs w:val="28"/>
+          <w:lang w:val="en-US"/>
+        </w:rPr>
+        <w:t>та</w:t>
+      </w:r>
+      <w:proofErr w:type="spellEnd"/>
+      <w:r>
+        <w:rPr>
+          <w:rFonts w:ascii="Times New Roman" w:hAnsi="Times New Roman" w:cs="Times New Roman"/>
+          <w:sz w:val="28"/>
+          <w:szCs w:val="28"/>
+          <w:lang w:val="en-US"/>
+        </w:rPr>
+        <w:t xml:space="preserve"> </w:t>
+      </w:r>
+      <w:proofErr w:type="spellStart"/>
+      <w:r>
+        <w:rPr>
+          <w:rFonts w:ascii="Times New Roman" w:hAnsi="Times New Roman" w:cs="Times New Roman"/>
+          <w:sz w:val="28"/>
+          <w:szCs w:val="28"/>
+          <w:lang w:val="en-US"/>
+        </w:rPr>
+        <w:t>bar_is_now_closed</w:t>
+      </w:r>
+      <w:proofErr w:type="spellEnd"/>
+      <w:r>
+        <w:rPr>
+          <w:rFonts w:ascii="Times New Roman" w:hAnsi="Times New Roman" w:cs="Times New Roman"/>
+          <w:sz w:val="28"/>
+          <w:szCs w:val="28"/>
+          <w:lang w:val="en-US"/>
+        </w:rPr>
+        <w:t xml:space="preserve"> </w:t>
+      </w:r>
+      <w:proofErr w:type="spellStart"/>
+      <w:r>
+        <w:rPr>
+          <w:rFonts w:ascii="Times New Roman" w:hAnsi="Times New Roman" w:cs="Times New Roman"/>
+          <w:sz w:val="28"/>
+          <w:szCs w:val="28"/>
+          <w:lang w:val="en-US"/>
+        </w:rPr>
+        <w:t>показало</w:t>
+      </w:r>
+      <w:proofErr w:type="spellEnd"/>
+      <w:r>
+        <w:rPr>
+          <w:rFonts w:ascii="Times New Roman" w:hAnsi="Times New Roman" w:cs="Times New Roman"/>
+          <w:sz w:val="28"/>
+          <w:szCs w:val="28"/>
+          <w:lang w:val="en-US"/>
+        </w:rPr>
+        <w:t xml:space="preserve"> </w:t>
+      </w:r>
+      <w:proofErr w:type="spellStart"/>
+      <w:r>
+        <w:rPr>
+          <w:rFonts w:ascii="Times New Roman" w:hAnsi="Times New Roman" w:cs="Times New Roman"/>
+          <w:sz w:val="28"/>
+          <w:szCs w:val="28"/>
+          <w:lang w:val="en-US"/>
+        </w:rPr>
+        <w:t>послідовне</w:t>
+      </w:r>
+      <w:proofErr w:type="spellEnd"/>
+      <w:r>
+        <w:rPr>
+          <w:rFonts w:ascii="Times New Roman" w:hAnsi="Times New Roman" w:cs="Times New Roman"/>
+          <w:sz w:val="28"/>
+          <w:szCs w:val="28"/>
+          <w:lang w:val="en-US"/>
+        </w:rPr>
+        <w:t xml:space="preserve"> </w:t>
+      </w:r>
+      <w:proofErr w:type="spellStart"/>
+      <w:r>
+        <w:rPr>
+          <w:rFonts w:ascii="Times New Roman" w:hAnsi="Times New Roman" w:cs="Times New Roman"/>
+          <w:sz w:val="28"/>
+          <w:szCs w:val="28"/>
+          <w:lang w:val="en-US"/>
+        </w:rPr>
+        <w:t>зменшення</w:t>
+      </w:r>
+      <w:proofErr w:type="spellEnd"/>
+      <w:r>
+        <w:rPr>
+          <w:rFonts w:ascii="Times New Roman" w:hAnsi="Times New Roman" w:cs="Times New Roman"/>
+          <w:sz w:val="28"/>
+          <w:szCs w:val="28"/>
+          <w:lang w:val="en-US"/>
+        </w:rPr>
+        <w:t xml:space="preserve"> </w:t>
+      </w:r>
+      <w:proofErr w:type="spellStart"/>
+      <w:r>
+        <w:rPr>
+          <w:rFonts w:ascii="Times New Roman" w:hAnsi="Times New Roman" w:cs="Times New Roman"/>
+          <w:sz w:val="28"/>
+          <w:szCs w:val="28"/>
+          <w:lang w:val="en-US"/>
+        </w:rPr>
+        <w:t>значень</w:t>
+      </w:r>
+      <w:proofErr w:type="spellEnd"/>
+      <w:r>
+        <w:rPr>
+          <w:rFonts w:ascii="Times New Roman" w:hAnsi="Times New Roman" w:cs="Times New Roman"/>
+          <w:sz w:val="28"/>
+          <w:szCs w:val="28"/>
+          <w:lang w:val="en-US"/>
+        </w:rPr>
+        <w:t xml:space="preserve">: </w:t>
+      </w:r>
+      <w:proofErr w:type="spellStart"/>
+      <w:r>
+        <w:rPr>
+          <w:rFonts w:ascii="Times New Roman" w:hAnsi="Times New Roman" w:cs="Times New Roman"/>
+          <w:sz w:val="28"/>
+          <w:szCs w:val="28"/>
+          <w:lang w:val="en-US"/>
+        </w:rPr>
+        <w:t>від</w:t>
+      </w:r>
+      <w:proofErr w:type="spellEnd"/>
+      <w:r>
+        <w:rPr>
+          <w:rFonts w:ascii="Times New Roman" w:hAnsi="Times New Roman" w:cs="Times New Roman"/>
+          <w:sz w:val="28"/>
+          <w:szCs w:val="28"/>
+          <w:lang w:val="en-US"/>
+        </w:rPr>
+        <w:t xml:space="preserve"> 0x...934 у main </w:t>
+      </w:r>
+      <w:proofErr w:type="spellStart"/>
+      <w:r>
+        <w:rPr>
+          <w:rFonts w:ascii="Times New Roman" w:hAnsi="Times New Roman" w:cs="Times New Roman"/>
+          <w:sz w:val="28"/>
+          <w:szCs w:val="28"/>
+          <w:lang w:val="en-US"/>
+        </w:rPr>
+        <w:t>до</w:t>
+      </w:r>
+      <w:proofErr w:type="spellEnd"/>
+      <w:r>
+        <w:rPr>
+          <w:rFonts w:ascii="Times New Roman" w:hAnsi="Times New Roman" w:cs="Times New Roman"/>
+          <w:sz w:val="28"/>
+          <w:szCs w:val="28"/>
+          <w:lang w:val="en-US"/>
+        </w:rPr>
+        <w:t xml:space="preserve"> 0x...8c4 у </w:t>
+      </w:r>
+      <w:proofErr w:type="spellStart"/>
+      <w:r>
+        <w:rPr>
+          <w:rFonts w:ascii="Times New Roman" w:hAnsi="Times New Roman" w:cs="Times New Roman"/>
+          <w:sz w:val="28"/>
+          <w:szCs w:val="28"/>
+          <w:lang w:val="en-US"/>
+        </w:rPr>
+        <w:t>bar_is_now_closed</w:t>
+      </w:r>
+      <w:proofErr w:type="spellEnd"/>
+      <w:r>
+        <w:rPr>
+          <w:rFonts w:ascii="Times New Roman" w:hAnsi="Times New Roman" w:cs="Times New Roman"/>
+          <w:sz w:val="28"/>
+          <w:szCs w:val="28"/>
+          <w:lang w:val="en-US"/>
+        </w:rPr>
+        <w:t xml:space="preserve">. </w:t>
+      </w:r>
+      <w:proofErr w:type="spellStart"/>
+      <w:r>
+        <w:rPr>
+          <w:rFonts w:ascii="Times New Roman" w:hAnsi="Times New Roman" w:cs="Times New Roman"/>
+          <w:sz w:val="28"/>
+          <w:szCs w:val="28"/>
+          <w:lang w:val="en-US"/>
+        </w:rPr>
+        <w:t>Це</w:t>
+      </w:r>
+      <w:proofErr w:type="spellEnd"/>
+      <w:r>
+        <w:rPr>
+          <w:rFonts w:ascii="Times New Roman" w:hAnsi="Times New Roman" w:cs="Times New Roman"/>
+          <w:sz w:val="28"/>
+          <w:szCs w:val="28"/>
+          <w:lang w:val="en-US"/>
+        </w:rPr>
+        <w:t xml:space="preserve"> </w:t>
+      </w:r>
+      <w:proofErr w:type="spellStart"/>
+      <w:r>
+        <w:rPr>
+          <w:rFonts w:ascii="Times New Roman" w:hAnsi="Times New Roman" w:cs="Times New Roman"/>
+          <w:sz w:val="28"/>
+          <w:szCs w:val="28"/>
+          <w:lang w:val="en-US"/>
+        </w:rPr>
+        <w:t>практично</w:t>
+      </w:r>
+      <w:proofErr w:type="spellEnd"/>
+      <w:r>
+        <w:rPr>
+          <w:rFonts w:ascii="Times New Roman" w:hAnsi="Times New Roman" w:cs="Times New Roman"/>
+          <w:sz w:val="28"/>
+          <w:szCs w:val="28"/>
+          <w:lang w:val="en-US"/>
+        </w:rPr>
+        <w:t xml:space="preserve"> </w:t>
+      </w:r>
+      <w:proofErr w:type="spellStart"/>
+      <w:r>
+        <w:rPr>
+          <w:rFonts w:ascii="Times New Roman" w:hAnsi="Times New Roman" w:cs="Times New Roman"/>
+          <w:sz w:val="28"/>
+          <w:szCs w:val="28"/>
+          <w:lang w:val="en-US"/>
+        </w:rPr>
+        <w:t>підтверджує</w:t>
+      </w:r>
+      <w:proofErr w:type="spellEnd"/>
+      <w:r>
+        <w:rPr>
+          <w:rFonts w:ascii="Times New Roman" w:hAnsi="Times New Roman" w:cs="Times New Roman"/>
+          <w:sz w:val="28"/>
+          <w:szCs w:val="28"/>
+          <w:lang w:val="en-US"/>
+        </w:rPr>
+        <w:t xml:space="preserve">, </w:t>
+      </w:r>
+      <w:proofErr w:type="spellStart"/>
+      <w:r>
+        <w:rPr>
+          <w:rFonts w:ascii="Times New Roman" w:hAnsi="Times New Roman" w:cs="Times New Roman"/>
+          <w:sz w:val="28"/>
+          <w:szCs w:val="28"/>
+          <w:lang w:val="en-US"/>
+        </w:rPr>
+        <w:t>що</w:t>
+      </w:r>
+      <w:proofErr w:type="spellEnd"/>
+      <w:r>
+        <w:rPr>
+          <w:rFonts w:ascii="Times New Roman" w:hAnsi="Times New Roman" w:cs="Times New Roman"/>
+          <w:sz w:val="28"/>
+          <w:szCs w:val="28"/>
+          <w:lang w:val="en-US"/>
+        </w:rPr>
+        <w:t xml:space="preserve"> в </w:t>
+      </w:r>
+      <w:proofErr w:type="spellStart"/>
+      <w:r>
+        <w:rPr>
+          <w:rFonts w:ascii="Times New Roman" w:hAnsi="Times New Roman" w:cs="Times New Roman"/>
+          <w:sz w:val="28"/>
+          <w:szCs w:val="28"/>
+          <w:lang w:val="en-US"/>
+        </w:rPr>
+        <w:t>архітектурі</w:t>
+      </w:r>
+      <w:proofErr w:type="spellEnd"/>
+      <w:r>
+        <w:rPr>
+          <w:rFonts w:ascii="Times New Roman" w:hAnsi="Times New Roman" w:cs="Times New Roman"/>
+          <w:sz w:val="28"/>
+          <w:szCs w:val="28"/>
+          <w:lang w:val="en-US"/>
+        </w:rPr>
+        <w:t xml:space="preserve"> x86_64 </w:t>
+      </w:r>
+      <w:proofErr w:type="spellStart"/>
+      <w:r>
+        <w:rPr>
+          <w:rFonts w:ascii="Times New Roman" w:hAnsi="Times New Roman" w:cs="Times New Roman"/>
+          <w:sz w:val="28"/>
+          <w:szCs w:val="28"/>
+          <w:lang w:val="en-US"/>
+        </w:rPr>
+        <w:t>стек</w:t>
+      </w:r>
+      <w:proofErr w:type="spellEnd"/>
+      <w:r>
+        <w:rPr>
+          <w:rFonts w:ascii="Times New Roman" w:hAnsi="Times New Roman" w:cs="Times New Roman"/>
+          <w:sz w:val="28"/>
+          <w:szCs w:val="28"/>
+          <w:lang w:val="en-US"/>
+        </w:rPr>
+        <w:t xml:space="preserve"> </w:t>
+      </w:r>
+      <w:proofErr w:type="spellStart"/>
+      <w:r>
+        <w:rPr>
+          <w:rFonts w:ascii="Times New Roman" w:hAnsi="Times New Roman" w:cs="Times New Roman"/>
+          <w:sz w:val="28"/>
+          <w:szCs w:val="28"/>
+          <w:lang w:val="en-US"/>
+        </w:rPr>
+        <w:t>росте</w:t>
+      </w:r>
+      <w:proofErr w:type="spellEnd"/>
+      <w:r>
+        <w:rPr>
+          <w:rFonts w:ascii="Times New Roman" w:hAnsi="Times New Roman" w:cs="Times New Roman"/>
+          <w:sz w:val="28"/>
+          <w:szCs w:val="28"/>
+          <w:lang w:val="en-US"/>
+        </w:rPr>
+        <w:t xml:space="preserve"> </w:t>
+      </w:r>
+      <w:proofErr w:type="spellStart"/>
+      <w:r>
+        <w:rPr>
+          <w:rFonts w:ascii="Times New Roman" w:hAnsi="Times New Roman" w:cs="Times New Roman"/>
+          <w:sz w:val="28"/>
+          <w:szCs w:val="28"/>
+          <w:lang w:val="en-US"/>
+        </w:rPr>
+        <w:t>вниз</w:t>
+      </w:r>
+      <w:proofErr w:type="spellEnd"/>
+      <w:r>
+        <w:rPr>
+          <w:rFonts w:ascii="Times New Roman" w:hAnsi="Times New Roman" w:cs="Times New Roman"/>
+          <w:sz w:val="28"/>
+          <w:szCs w:val="28"/>
+          <w:lang w:val="en-US"/>
+        </w:rPr>
+        <w:t xml:space="preserve"> (</w:t>
+      </w:r>
+      <w:proofErr w:type="spellStart"/>
+      <w:r>
+        <w:rPr>
+          <w:rFonts w:ascii="Times New Roman" w:hAnsi="Times New Roman" w:cs="Times New Roman"/>
+          <w:sz w:val="28"/>
+          <w:szCs w:val="28"/>
+          <w:lang w:val="en-US"/>
+        </w:rPr>
+        <w:t>від</w:t>
+      </w:r>
+      <w:proofErr w:type="spellEnd"/>
+      <w:r>
+        <w:rPr>
+          <w:rFonts w:ascii="Times New Roman" w:hAnsi="Times New Roman" w:cs="Times New Roman"/>
+          <w:sz w:val="28"/>
+          <w:szCs w:val="28"/>
+          <w:lang w:val="en-US"/>
+        </w:rPr>
+        <w:t xml:space="preserve"> </w:t>
+      </w:r>
+      <w:proofErr w:type="spellStart"/>
+      <w:r>
+        <w:rPr>
+          <w:rFonts w:ascii="Times New Roman" w:hAnsi="Times New Roman" w:cs="Times New Roman"/>
+          <w:sz w:val="28"/>
+          <w:szCs w:val="28"/>
+          <w:lang w:val="en-US"/>
+        </w:rPr>
+        <w:t>більших</w:t>
+      </w:r>
+      <w:proofErr w:type="spellEnd"/>
+      <w:r>
+        <w:rPr>
+          <w:rFonts w:ascii="Times New Roman" w:hAnsi="Times New Roman" w:cs="Times New Roman"/>
+          <w:sz w:val="28"/>
+          <w:szCs w:val="28"/>
+          <w:lang w:val="en-US"/>
+        </w:rPr>
+        <w:t xml:space="preserve"> </w:t>
+      </w:r>
+      <w:proofErr w:type="spellStart"/>
+      <w:r>
+        <w:rPr>
+          <w:rFonts w:ascii="Times New Roman" w:hAnsi="Times New Roman" w:cs="Times New Roman"/>
+          <w:sz w:val="28"/>
+          <w:szCs w:val="28"/>
+          <w:lang w:val="en-US"/>
+        </w:rPr>
+        <w:t>адрес</w:t>
+      </w:r>
+      <w:proofErr w:type="spellEnd"/>
+      <w:r>
+        <w:rPr>
+          <w:rFonts w:ascii="Times New Roman" w:hAnsi="Times New Roman" w:cs="Times New Roman"/>
+          <w:sz w:val="28"/>
+          <w:szCs w:val="28"/>
+          <w:lang w:val="en-US"/>
+        </w:rPr>
+        <w:t xml:space="preserve"> </w:t>
+      </w:r>
+      <w:proofErr w:type="spellStart"/>
+      <w:r>
+        <w:rPr>
+          <w:rFonts w:ascii="Times New Roman" w:hAnsi="Times New Roman" w:cs="Times New Roman"/>
+          <w:sz w:val="28"/>
+          <w:szCs w:val="28"/>
+          <w:lang w:val="en-US"/>
+        </w:rPr>
+        <w:t>до</w:t>
+      </w:r>
+      <w:proofErr w:type="spellEnd"/>
+      <w:r>
+        <w:rPr>
+          <w:rFonts w:ascii="Times New Roman" w:hAnsi="Times New Roman" w:cs="Times New Roman"/>
+          <w:sz w:val="28"/>
+          <w:szCs w:val="28"/>
+          <w:lang w:val="en-US"/>
+        </w:rPr>
+        <w:t xml:space="preserve"> </w:t>
+      </w:r>
+      <w:proofErr w:type="spellStart"/>
+      <w:r>
+        <w:rPr>
+          <w:rFonts w:ascii="Times New Roman" w:hAnsi="Times New Roman" w:cs="Times New Roman"/>
+          <w:sz w:val="28"/>
+          <w:szCs w:val="28"/>
+          <w:lang w:val="en-US"/>
+        </w:rPr>
+        <w:t>менших</w:t>
+      </w:r>
+      <w:proofErr w:type="spellEnd"/>
+      <w:r>
+        <w:rPr>
+          <w:rFonts w:ascii="Times New Roman" w:hAnsi="Times New Roman" w:cs="Times New Roman"/>
+          <w:sz w:val="28"/>
+          <w:szCs w:val="28"/>
+          <w:lang w:val="en-US"/>
+        </w:rPr>
+        <w:t>).</w:t>
+      </w:r>
+    </w:p>
+    <w:p>
+      <w:pPr>
+        <w:spacing w:line="240" w:lineRule="auto"/>
+        <w:ind w:firstLine="567"/>
+        <w:jc w:val="both"/>
+        <w:rPr>
+          <w:rFonts w:ascii="Times New Roman" w:hAnsi="Times New Roman" w:cs="Times New Roman"/>
+          <w:sz w:val="28"/>
+          <w:szCs w:val="28"/>
+        </w:rPr>
+      </w:pPr>
+      <w:proofErr w:type="spellStart"/>
+      <w:r>
+        <w:rPr>
+          <w:rFonts w:ascii="Times New Roman" w:hAnsi="Times New Roman" w:cs="Times New Roman"/>
+          <w:sz w:val="28"/>
+          <w:szCs w:val="28"/>
+          <w:lang w:val="en-US"/>
+        </w:rPr>
+        <w:t>Структура</w:t>
+      </w:r>
+      <w:proofErr w:type="spellEnd"/>
+      <w:r>
+        <w:rPr>
+          <w:rFonts w:ascii="Times New Roman" w:hAnsi="Times New Roman" w:cs="Times New Roman"/>
+          <w:sz w:val="28"/>
+          <w:szCs w:val="28"/>
+          <w:lang w:val="en-US"/>
+        </w:rPr>
+        <w:t xml:space="preserve"> </w:t>
+      </w:r>
+      <w:proofErr w:type="spellStart"/>
+      <w:r>
+        <w:rPr>
+          <w:rFonts w:ascii="Times New Roman" w:hAnsi="Times New Roman" w:cs="Times New Roman"/>
+          <w:sz w:val="28"/>
+          <w:szCs w:val="28"/>
+          <w:lang w:val="en-US"/>
+        </w:rPr>
+        <w:t>стека</w:t>
+      </w:r>
+      <w:proofErr w:type="spellEnd"/>
+      <w:r>
+        <w:rPr>
+          <w:rFonts w:ascii="Times New Roman" w:hAnsi="Times New Roman" w:cs="Times New Roman"/>
+          <w:sz w:val="28"/>
+          <w:szCs w:val="28"/>
+          <w:lang w:val="en-US"/>
+        </w:rPr>
+        <w:t xml:space="preserve"> </w:t>
+      </w:r>
+      <w:proofErr w:type="spellStart"/>
+      <w:r>
+        <w:rPr>
+          <w:rFonts w:ascii="Times New Roman" w:hAnsi="Times New Roman" w:cs="Times New Roman"/>
+          <w:sz w:val="28"/>
+          <w:szCs w:val="28"/>
+          <w:lang w:val="en-US"/>
+        </w:rPr>
+        <w:t>викликів</w:t>
+      </w:r>
+      <w:proofErr w:type="spellEnd"/>
+      <w:r>
+        <w:rPr>
+          <w:rFonts w:ascii="Times New Roman" w:hAnsi="Times New Roman" w:cs="Times New Roman"/>
+          <w:sz w:val="28"/>
+          <w:szCs w:val="28"/>
+          <w:lang w:val="en-US"/>
+        </w:rPr>
+        <w:t xml:space="preserve">: </w:t>
+      </w:r>
+      <w:proofErr w:type="spellStart"/>
+      <w:r>
+        <w:rPr>
+          <w:rFonts w:ascii="Times New Roman" w:hAnsi="Times New Roman" w:cs="Times New Roman"/>
+          <w:sz w:val="28"/>
+          <w:szCs w:val="28"/>
+          <w:lang w:val="en-US"/>
+        </w:rPr>
+        <w:t>Отриманий</w:t>
+      </w:r>
+      <w:proofErr w:type="spellEnd"/>
+      <w:r>
+        <w:rPr>
+          <w:rFonts w:ascii="Times New Roman" w:hAnsi="Times New Roman" w:cs="Times New Roman"/>
+          <w:sz w:val="28"/>
+          <w:szCs w:val="28"/>
+          <w:lang w:val="en-US"/>
+        </w:rPr>
+        <w:t xml:space="preserve"> </w:t>
+      </w:r>
+      <w:proofErr w:type="spellStart"/>
+      <w:r>
+        <w:rPr>
+          <w:rFonts w:ascii="Times New Roman" w:hAnsi="Times New Roman" w:cs="Times New Roman"/>
+          <w:sz w:val="28"/>
+          <w:szCs w:val="28"/>
+          <w:lang w:val="en-US"/>
+        </w:rPr>
+        <w:t>за</w:t>
+      </w:r>
+      <w:proofErr w:type="spellEnd"/>
+      <w:r>
+        <w:rPr>
+          <w:rFonts w:ascii="Times New Roman" w:hAnsi="Times New Roman" w:cs="Times New Roman"/>
+          <w:sz w:val="28"/>
+          <w:szCs w:val="28"/>
+          <w:lang w:val="en-US"/>
+        </w:rPr>
+        <w:t xml:space="preserve"> </w:t>
+      </w:r>
+      <w:proofErr w:type="spellStart"/>
+      <w:r>
+        <w:rPr>
+          <w:rFonts w:ascii="Times New Roman" w:hAnsi="Times New Roman" w:cs="Times New Roman"/>
+          <w:sz w:val="28"/>
+          <w:szCs w:val="28"/>
+          <w:lang w:val="en-US"/>
+        </w:rPr>
+        <w:t>допомогою</w:t>
+      </w:r>
+      <w:proofErr w:type="spellEnd"/>
+      <w:r>
+        <w:rPr>
+          <w:rFonts w:ascii="Times New Roman" w:hAnsi="Times New Roman" w:cs="Times New Roman"/>
+          <w:sz w:val="28"/>
+          <w:szCs w:val="28"/>
+          <w:lang w:val="en-US"/>
+        </w:rPr>
+        <w:t xml:space="preserve"> </w:t>
+      </w:r>
+      <w:proofErr w:type="spellStart"/>
+      <w:r>
+        <w:rPr>
+          <w:rFonts w:ascii="Times New Roman" w:hAnsi="Times New Roman" w:cs="Times New Roman"/>
+          <w:sz w:val="28"/>
+          <w:szCs w:val="28"/>
+          <w:lang w:val="en-US"/>
+        </w:rPr>
+        <w:t>команди</w:t>
+      </w:r>
+      <w:proofErr w:type="spellEnd"/>
+      <w:r>
+        <w:rPr>
+          <w:rFonts w:ascii="Times New Roman" w:hAnsi="Times New Roman" w:cs="Times New Roman"/>
+          <w:sz w:val="28"/>
+          <w:szCs w:val="28"/>
+          <w:lang w:val="en-US"/>
+        </w:rPr>
+        <w:t xml:space="preserve"> </w:t>
+      </w:r>
+      <w:proofErr w:type="spellStart"/>
+      <w:r>
+        <w:rPr>
+          <w:rFonts w:ascii="Times New Roman" w:hAnsi="Times New Roman" w:cs="Times New Roman"/>
+          <w:sz w:val="28"/>
+          <w:szCs w:val="28"/>
+          <w:lang w:val="en-US"/>
+        </w:rPr>
+        <w:t>sudo</w:t>
+      </w:r>
+      <w:proofErr w:type="spellEnd"/>
+      <w:r>
+        <w:rPr>
+          <w:rFonts w:ascii="Times New Roman" w:hAnsi="Times New Roman" w:cs="Times New Roman"/>
+          <w:sz w:val="28"/>
+          <w:szCs w:val="28"/>
+          <w:lang w:val="en-US"/>
+        </w:rPr>
+        <w:t xml:space="preserve"> </w:t>
+      </w:r>
+      <w:proofErr w:type="spellStart"/>
+      <w:r>
+        <w:rPr>
+          <w:rFonts w:ascii="Times New Roman" w:hAnsi="Times New Roman" w:cs="Times New Roman"/>
+          <w:sz w:val="28"/>
+          <w:szCs w:val="28"/>
+          <w:lang w:val="en-US"/>
+        </w:rPr>
+        <w:t>gdb</w:t>
+      </w:r>
+      <w:proofErr w:type="spellEnd"/>
+      <w:r>
+        <w:rPr>
+          <w:rFonts w:ascii="Times New Roman" w:hAnsi="Times New Roman" w:cs="Times New Roman"/>
+          <w:sz w:val="28"/>
+          <w:szCs w:val="28"/>
+          <w:lang w:val="en-US"/>
+        </w:rPr>
+        <w:t xml:space="preserve"> -ex "</w:t>
+      </w:r>
+      <w:proofErr w:type="spellStart"/>
+      <w:r>
+        <w:rPr>
+          <w:rFonts w:ascii="Times New Roman" w:hAnsi="Times New Roman" w:cs="Times New Roman"/>
+          <w:sz w:val="28"/>
+          <w:szCs w:val="28"/>
+          <w:lang w:val="en-US"/>
+        </w:rPr>
+        <w:t>bt</w:t>
+      </w:r>
+      <w:proofErr w:type="spellEnd"/>
+      <w:r>
+        <w:rPr>
+          <w:rFonts w:ascii="Times New Roman" w:hAnsi="Times New Roman" w:cs="Times New Roman"/>
+          <w:sz w:val="28"/>
+          <w:szCs w:val="28"/>
+          <w:lang w:val="en-US"/>
+        </w:rPr>
+        <w:t xml:space="preserve">" -p &lt;PID&gt; </w:t>
+      </w:r>
+      <w:proofErr w:type="spellStart"/>
+      <w:r>
+        <w:rPr>
+          <w:rFonts w:ascii="Times New Roman" w:hAnsi="Times New Roman" w:cs="Times New Roman"/>
+          <w:sz w:val="28"/>
+          <w:szCs w:val="28"/>
+          <w:lang w:val="en-US"/>
+        </w:rPr>
+        <w:t>результат</w:t>
+      </w:r>
+      <w:proofErr w:type="spellEnd"/>
+      <w:r>
+        <w:rPr>
+          <w:rFonts w:ascii="Times New Roman" w:hAnsi="Times New Roman" w:cs="Times New Roman"/>
+          <w:sz w:val="28"/>
+          <w:szCs w:val="28"/>
+          <w:lang w:val="en-US"/>
+        </w:rPr>
+        <w:t xml:space="preserve"> </w:t>
+      </w:r>
+      <w:proofErr w:type="spellStart"/>
+      <w:r>
+        <w:rPr>
+          <w:rFonts w:ascii="Times New Roman" w:hAnsi="Times New Roman" w:cs="Times New Roman"/>
+          <w:sz w:val="28"/>
+          <w:szCs w:val="28"/>
+          <w:lang w:val="en-US"/>
+        </w:rPr>
+        <w:t>наочно</w:t>
+      </w:r>
+      <w:proofErr w:type="spellEnd"/>
+      <w:r>
+        <w:rPr>
+          <w:rFonts w:ascii="Times New Roman" w:hAnsi="Times New Roman" w:cs="Times New Roman"/>
+          <w:sz w:val="28"/>
+          <w:szCs w:val="28"/>
+          <w:lang w:val="en-US"/>
+        </w:rPr>
+        <w:t xml:space="preserve"> </w:t>
+      </w:r>
+      <w:proofErr w:type="spellStart"/>
+      <w:r>
+        <w:rPr>
+          <w:rFonts w:ascii="Times New Roman" w:hAnsi="Times New Roman" w:cs="Times New Roman"/>
+          <w:sz w:val="28"/>
+          <w:szCs w:val="28"/>
+          <w:lang w:val="en-US"/>
+        </w:rPr>
+        <w:t>демонструє</w:t>
+      </w:r>
+      <w:proofErr w:type="spellEnd"/>
+      <w:r>
+        <w:rPr>
+          <w:rFonts w:ascii="Times New Roman" w:hAnsi="Times New Roman" w:cs="Times New Roman"/>
+          <w:sz w:val="28"/>
+          <w:szCs w:val="28"/>
+          <w:lang w:val="en-US"/>
+        </w:rPr>
+        <w:t xml:space="preserve"> </w:t>
+      </w:r>
+      <w:proofErr w:type="spellStart"/>
+      <w:r>
+        <w:rPr>
+          <w:rFonts w:ascii="Times New Roman" w:hAnsi="Times New Roman" w:cs="Times New Roman"/>
+          <w:sz w:val="28"/>
+          <w:szCs w:val="28"/>
+          <w:lang w:val="en-US"/>
+        </w:rPr>
+        <w:t>механізм</w:t>
+      </w:r>
+      <w:proofErr w:type="spellEnd"/>
+      <w:r>
+        <w:rPr>
+          <w:rFonts w:ascii="Times New Roman" w:hAnsi="Times New Roman" w:cs="Times New Roman"/>
+          <w:sz w:val="28"/>
+          <w:szCs w:val="28"/>
+          <w:lang w:val="en-US"/>
+        </w:rPr>
+        <w:t xml:space="preserve"> </w:t>
+      </w:r>
+      <w:proofErr w:type="spellStart"/>
+      <w:r>
+        <w:rPr>
+          <w:rFonts w:ascii="Times New Roman" w:hAnsi="Times New Roman" w:cs="Times New Roman"/>
+          <w:sz w:val="28"/>
+          <w:szCs w:val="28"/>
+          <w:lang w:val="en-US"/>
+        </w:rPr>
+        <w:t>вкладеності</w:t>
+      </w:r>
+      <w:proofErr w:type="spellEnd"/>
+      <w:r>
+        <w:rPr>
+          <w:rFonts w:ascii="Times New Roman" w:hAnsi="Times New Roman" w:cs="Times New Roman"/>
+          <w:sz w:val="28"/>
+          <w:szCs w:val="28"/>
+          <w:lang w:val="en-US"/>
+        </w:rPr>
+        <w:t xml:space="preserve"> </w:t>
+      </w:r>
+      <w:proofErr w:type="spellStart"/>
+      <w:r>
+        <w:rPr>
+          <w:rFonts w:ascii="Times New Roman" w:hAnsi="Times New Roman" w:cs="Times New Roman"/>
+          <w:sz w:val="28"/>
+          <w:szCs w:val="28"/>
+          <w:lang w:val="en-US"/>
+        </w:rPr>
+        <w:t>функцій</w:t>
+      </w:r>
+      <w:proofErr w:type="spellEnd"/>
+      <w:r>
+        <w:rPr>
+          <w:rFonts w:ascii="Times New Roman" w:hAnsi="Times New Roman" w:cs="Times New Roman"/>
+          <w:sz w:val="28"/>
+          <w:szCs w:val="28"/>
+          <w:lang w:val="en-US"/>
+        </w:rPr>
+        <w:t xml:space="preserve">. </w:t>
+      </w:r>
+      <w:proofErr w:type="spellStart"/>
+      <w:r>
+        <w:rPr>
+          <w:rFonts w:ascii="Times New Roman" w:hAnsi="Times New Roman" w:cs="Times New Roman"/>
+          <w:sz w:val="28"/>
+          <w:szCs w:val="28"/>
+          <w:lang w:val="en-US"/>
+        </w:rPr>
+        <w:t>Кожен</w:t>
+      </w:r>
+      <w:proofErr w:type="spellEnd"/>
+      <w:r>
+        <w:rPr>
+          <w:rFonts w:ascii="Times New Roman" w:hAnsi="Times New Roman" w:cs="Times New Roman"/>
+          <w:sz w:val="28"/>
+          <w:szCs w:val="28"/>
+          <w:lang w:val="en-US"/>
+        </w:rPr>
+        <w:t xml:space="preserve"> </w:t>
+      </w:r>
+      <w:proofErr w:type="spellStart"/>
+      <w:r>
+        <w:rPr>
+          <w:rFonts w:ascii="Times New Roman" w:hAnsi="Times New Roman" w:cs="Times New Roman"/>
+          <w:sz w:val="28"/>
+          <w:szCs w:val="28"/>
+          <w:lang w:val="en-US"/>
+        </w:rPr>
+        <w:t>виклик</w:t>
+      </w:r>
+      <w:proofErr w:type="spellEnd"/>
+      <w:r>
+        <w:rPr>
+          <w:rFonts w:ascii="Times New Roman" w:hAnsi="Times New Roman" w:cs="Times New Roman"/>
+          <w:sz w:val="28"/>
+          <w:szCs w:val="28"/>
+          <w:lang w:val="en-US"/>
+        </w:rPr>
+        <w:t xml:space="preserve"> </w:t>
+      </w:r>
+      <w:proofErr w:type="spellStart"/>
+      <w:r>
+        <w:rPr>
+          <w:rFonts w:ascii="Times New Roman" w:hAnsi="Times New Roman" w:cs="Times New Roman"/>
+          <w:sz w:val="28"/>
+          <w:szCs w:val="28"/>
+          <w:lang w:val="en-US"/>
+        </w:rPr>
+        <w:t>створює</w:t>
+      </w:r>
+      <w:proofErr w:type="spellEnd"/>
+      <w:r>
+        <w:rPr>
+          <w:rFonts w:ascii="Times New Roman" w:hAnsi="Times New Roman" w:cs="Times New Roman"/>
+          <w:sz w:val="28"/>
+          <w:szCs w:val="28"/>
+          <w:lang w:val="en-US"/>
+        </w:rPr>
+        <w:t xml:space="preserve"> </w:t>
+      </w:r>
+      <w:proofErr w:type="spellStart"/>
+      <w:r>
+        <w:rPr>
+          <w:rFonts w:ascii="Times New Roman" w:hAnsi="Times New Roman" w:cs="Times New Roman"/>
+          <w:sz w:val="28"/>
+          <w:szCs w:val="28"/>
+          <w:lang w:val="en-US"/>
+        </w:rPr>
+        <w:t>новий</w:t>
+      </w:r>
+      <w:proofErr w:type="spellEnd"/>
+      <w:r>
+        <w:rPr>
+          <w:rFonts w:ascii="Times New Roman" w:hAnsi="Times New Roman" w:cs="Times New Roman"/>
+          <w:sz w:val="28"/>
+          <w:szCs w:val="28"/>
+          <w:lang w:val="en-US"/>
+        </w:rPr>
+        <w:t xml:space="preserve"> </w:t>
+      </w:r>
+      <w:proofErr w:type="spellStart"/>
+      <w:r>
+        <w:rPr>
+          <w:rFonts w:ascii="Times New Roman" w:hAnsi="Times New Roman" w:cs="Times New Roman"/>
+          <w:sz w:val="28"/>
+          <w:szCs w:val="28"/>
+          <w:lang w:val="en-US"/>
+        </w:rPr>
+        <w:t>кадр</w:t>
+      </w:r>
+      <w:proofErr w:type="spellEnd"/>
+      <w:r>
+        <w:rPr>
+          <w:rFonts w:ascii="Times New Roman" w:hAnsi="Times New Roman" w:cs="Times New Roman"/>
+          <w:sz w:val="28"/>
+          <w:szCs w:val="28"/>
+          <w:lang w:val="en-US"/>
+        </w:rPr>
+        <w:t xml:space="preserve"> (frame), </w:t>
+      </w:r>
+      <w:proofErr w:type="spellStart"/>
+      <w:r>
+        <w:rPr>
+          <w:rFonts w:ascii="Times New Roman" w:hAnsi="Times New Roman" w:cs="Times New Roman"/>
+          <w:sz w:val="28"/>
+          <w:szCs w:val="28"/>
+          <w:lang w:val="en-US"/>
+        </w:rPr>
+        <w:t>де</w:t>
+      </w:r>
+      <w:proofErr w:type="spellEnd"/>
+      <w:r>
+        <w:rPr>
+          <w:rFonts w:ascii="Times New Roman" w:hAnsi="Times New Roman" w:cs="Times New Roman"/>
+          <w:sz w:val="28"/>
+          <w:szCs w:val="28"/>
+          <w:lang w:val="en-US"/>
+        </w:rPr>
+        <w:t xml:space="preserve"> </w:t>
+      </w:r>
+      <w:proofErr w:type="spellStart"/>
+      <w:r>
+        <w:rPr>
+          <w:rFonts w:ascii="Times New Roman" w:hAnsi="Times New Roman" w:cs="Times New Roman"/>
+          <w:sz w:val="28"/>
+          <w:szCs w:val="28"/>
+          <w:lang w:val="en-US"/>
+        </w:rPr>
+        <w:t>зберігаються</w:t>
+      </w:r>
+      <w:proofErr w:type="spellEnd"/>
+      <w:r>
+        <w:rPr>
+          <w:rFonts w:ascii="Times New Roman" w:hAnsi="Times New Roman" w:cs="Times New Roman"/>
+          <w:sz w:val="28"/>
+          <w:szCs w:val="28"/>
+          <w:lang w:val="en-US"/>
+        </w:rPr>
+        <w:t xml:space="preserve"> </w:t>
+      </w:r>
+      <w:proofErr w:type="spellStart"/>
+      <w:r>
+        <w:rPr>
+          <w:rFonts w:ascii="Times New Roman" w:hAnsi="Times New Roman" w:cs="Times New Roman"/>
+          <w:sz w:val="28"/>
+          <w:szCs w:val="28"/>
+          <w:lang w:val="en-US"/>
+        </w:rPr>
+        <w:t>локальні</w:t>
+      </w:r>
+      <w:proofErr w:type="spellEnd"/>
+      <w:r>
+        <w:rPr>
+          <w:rFonts w:ascii="Times New Roman" w:hAnsi="Times New Roman" w:cs="Times New Roman"/>
+          <w:sz w:val="28"/>
+          <w:szCs w:val="28"/>
+          <w:lang w:val="en-US"/>
+        </w:rPr>
+        <w:t xml:space="preserve"> </w:t>
+      </w:r>
+      <w:proofErr w:type="spellStart"/>
+      <w:r>
+        <w:rPr>
+          <w:rFonts w:ascii="Times New Roman" w:hAnsi="Times New Roman" w:cs="Times New Roman"/>
+          <w:sz w:val="28"/>
+          <w:szCs w:val="28"/>
+          <w:lang w:val="en-US"/>
+        </w:rPr>
+        <w:t>змінні</w:t>
+      </w:r>
+      <w:proofErr w:type="spellEnd"/>
+      <w:r>
+        <w:rPr>
+          <w:rFonts w:ascii="Times New Roman" w:hAnsi="Times New Roman" w:cs="Times New Roman"/>
+          <w:sz w:val="28"/>
+          <w:szCs w:val="28"/>
+          <w:lang w:val="en-US"/>
+        </w:rPr>
+        <w:t xml:space="preserve"> </w:t>
+      </w:r>
+      <w:proofErr w:type="spellStart"/>
+      <w:r>
+        <w:rPr>
+          <w:rFonts w:ascii="Times New Roman" w:hAnsi="Times New Roman" w:cs="Times New Roman"/>
+          <w:sz w:val="28"/>
+          <w:szCs w:val="28"/>
+          <w:lang w:val="en-US"/>
+        </w:rPr>
+        <w:t>та</w:t>
+      </w:r>
+      <w:proofErr w:type="spellEnd"/>
+      <w:r>
+        <w:rPr>
+          <w:rFonts w:ascii="Times New Roman" w:hAnsi="Times New Roman" w:cs="Times New Roman"/>
+          <w:sz w:val="28"/>
+          <w:szCs w:val="28"/>
+          <w:lang w:val="en-US"/>
+        </w:rPr>
+        <w:t xml:space="preserve"> </w:t>
+      </w:r>
+      <w:proofErr w:type="spellStart"/>
+      <w:r>
+        <w:rPr>
+          <w:rFonts w:ascii="Times New Roman" w:hAnsi="Times New Roman" w:cs="Times New Roman"/>
+          <w:sz w:val="28"/>
+          <w:szCs w:val="28"/>
+          <w:lang w:val="en-US"/>
+        </w:rPr>
+        <w:t>адреси</w:t>
+      </w:r>
+      <w:proofErr w:type="spellEnd"/>
+      <w:r>
+        <w:rPr>
+          <w:rFonts w:ascii="Times New Roman" w:hAnsi="Times New Roman" w:cs="Times New Roman"/>
+          <w:sz w:val="28"/>
+          <w:szCs w:val="28"/>
+          <w:lang w:val="en-US"/>
+        </w:rPr>
+        <w:t xml:space="preserve"> </w:t>
+      </w:r>
+      <w:proofErr w:type="spellStart"/>
+      <w:r>
+        <w:rPr>
+          <w:rFonts w:ascii="Times New Roman" w:hAnsi="Times New Roman" w:cs="Times New Roman"/>
+          <w:sz w:val="28"/>
+          <w:szCs w:val="28"/>
+          <w:lang w:val="en-US"/>
+        </w:rPr>
+        <w:t>повернення</w:t>
+      </w:r>
+      <w:proofErr w:type="spellEnd"/>
+      <w:r>
+        <w:rPr>
+          <w:rFonts w:ascii="Times New Roman" w:hAnsi="Times New Roman" w:cs="Times New Roman"/>
+          <w:sz w:val="28"/>
+          <w:szCs w:val="28"/>
+          <w:lang w:val="en-US"/>
+        </w:rPr>
+        <w:t xml:space="preserve">. </w:t>
+      </w:r>
+      <w:proofErr w:type="spellStart"/>
+      <w:r>
+        <w:rPr>
+          <w:rFonts w:ascii="Times New Roman" w:hAnsi="Times New Roman" w:cs="Times New Roman"/>
+          <w:sz w:val="28"/>
+          <w:szCs w:val="28"/>
+          <w:lang w:val="en-US"/>
+        </w:rPr>
+        <w:t>Вершина</w:t>
+      </w:r>
+      <w:proofErr w:type="spellEnd"/>
+      <w:r>
+        <w:rPr>
+          <w:rFonts w:ascii="Times New Roman" w:hAnsi="Times New Roman" w:cs="Times New Roman"/>
+          <w:sz w:val="28"/>
+          <w:szCs w:val="28"/>
+          <w:lang w:val="en-US"/>
+        </w:rPr>
+        <w:t xml:space="preserve"> </w:t>
+      </w:r>
+      <w:proofErr w:type="spellStart"/>
+      <w:r>
+        <w:rPr>
+          <w:rFonts w:ascii="Times New Roman" w:hAnsi="Times New Roman" w:cs="Times New Roman"/>
+          <w:sz w:val="28"/>
+          <w:szCs w:val="28"/>
+          <w:lang w:val="en-US"/>
+        </w:rPr>
+        <w:t>стека</w:t>
+      </w:r>
+      <w:proofErr w:type="spellEnd"/>
+      <w:r>
+        <w:rPr>
+          <w:rFonts w:ascii="Times New Roman" w:hAnsi="Times New Roman" w:cs="Times New Roman"/>
+          <w:sz w:val="28"/>
+          <w:szCs w:val="28"/>
+          <w:lang w:val="en-US"/>
+        </w:rPr>
+        <w:t xml:space="preserve"> (</w:t>
+      </w:r>
+      <w:proofErr w:type="spellStart"/>
+      <w:r>
+        <w:rPr>
+          <w:rFonts w:ascii="Times New Roman" w:hAnsi="Times New Roman" w:cs="Times New Roman"/>
+          <w:sz w:val="28"/>
+          <w:szCs w:val="28"/>
+          <w:lang w:val="en-US"/>
+        </w:rPr>
+        <w:t>кадр</w:t>
+      </w:r>
+      <w:proofErr w:type="spellEnd"/>
+      <w:r>
+        <w:rPr>
+          <w:rFonts w:ascii="Times New Roman" w:hAnsi="Times New Roman" w:cs="Times New Roman"/>
+          <w:sz w:val="28"/>
+          <w:szCs w:val="28"/>
+          <w:lang w:val="en-US"/>
+        </w:rPr>
+        <w:t xml:space="preserve"> #0) </w:t>
+      </w:r>
+      <w:proofErr w:type="spellStart"/>
+      <w:r>
+        <w:rPr>
+          <w:rFonts w:ascii="Times New Roman" w:hAnsi="Times New Roman" w:cs="Times New Roman"/>
+          <w:sz w:val="28"/>
+          <w:szCs w:val="28"/>
+          <w:lang w:val="en-US"/>
+        </w:rPr>
+        <w:t>відповідає</w:t>
+      </w:r>
+      <w:proofErr w:type="spellEnd"/>
+      <w:r>
+        <w:rPr>
+          <w:rFonts w:ascii="Times New Roman" w:hAnsi="Times New Roman" w:cs="Times New Roman"/>
+          <w:sz w:val="28"/>
+          <w:szCs w:val="28"/>
+          <w:lang w:val="en-US"/>
+        </w:rPr>
+        <w:t xml:space="preserve"> </w:t>
+      </w:r>
+      <w:proofErr w:type="spellStart"/>
+      <w:r>
+        <w:rPr>
+          <w:rFonts w:ascii="Times New Roman" w:hAnsi="Times New Roman" w:cs="Times New Roman"/>
+          <w:sz w:val="28"/>
+          <w:szCs w:val="28"/>
+          <w:lang w:val="en-US"/>
+        </w:rPr>
+        <w:t>системній</w:t>
+      </w:r>
+      <w:proofErr w:type="spellEnd"/>
+      <w:r>
+        <w:rPr>
+          <w:rFonts w:ascii="Times New Roman" w:hAnsi="Times New Roman" w:cs="Times New Roman"/>
+          <w:sz w:val="28"/>
+          <w:szCs w:val="28"/>
+          <w:lang w:val="en-US"/>
+        </w:rPr>
+        <w:t xml:space="preserve"> </w:t>
+      </w:r>
+      <w:proofErr w:type="spellStart"/>
+      <w:r>
+        <w:rPr>
+          <w:rFonts w:ascii="Times New Roman" w:hAnsi="Times New Roman" w:cs="Times New Roman"/>
+          <w:sz w:val="28"/>
+          <w:szCs w:val="28"/>
+          <w:lang w:val="en-US"/>
+        </w:rPr>
+        <w:t>функції</w:t>
+      </w:r>
+      <w:proofErr w:type="spellEnd"/>
+      <w:r>
+        <w:rPr>
+          <w:rFonts w:ascii="Times New Roman" w:hAnsi="Times New Roman" w:cs="Times New Roman"/>
+          <w:sz w:val="28"/>
+          <w:szCs w:val="28"/>
+          <w:lang w:val="en-US"/>
+        </w:rPr>
+        <w:t xml:space="preserve"> __</w:t>
+      </w:r>
+      <w:proofErr w:type="spellStart"/>
+      <w:r>
+        <w:rPr>
+          <w:rFonts w:ascii="Times New Roman" w:hAnsi="Times New Roman" w:cs="Times New Roman"/>
+          <w:sz w:val="28"/>
+          <w:szCs w:val="28"/>
+          <w:lang w:val="en-US"/>
+        </w:rPr>
+        <w:t>libc_pause</w:t>
+      </w:r>
+      <w:proofErr w:type="spellEnd"/>
+      <w:r>
+        <w:rPr>
+          <w:rFonts w:ascii="Times New Roman" w:hAnsi="Times New Roman" w:cs="Times New Roman"/>
+          <w:sz w:val="28"/>
+          <w:szCs w:val="28"/>
+          <w:lang w:val="en-US"/>
+        </w:rPr>
+        <w:t xml:space="preserve">, у </w:t>
+      </w:r>
+      <w:proofErr w:type="spellStart"/>
+      <w:r>
+        <w:rPr>
+          <w:rFonts w:ascii="Times New Roman" w:hAnsi="Times New Roman" w:cs="Times New Roman"/>
+          <w:sz w:val="28"/>
+          <w:szCs w:val="28"/>
+          <w:lang w:val="en-US"/>
+        </w:rPr>
+        <w:t>якій</w:t>
+      </w:r>
+      <w:proofErr w:type="spellEnd"/>
+      <w:r>
+        <w:rPr>
+          <w:rFonts w:ascii="Times New Roman" w:hAnsi="Times New Roman" w:cs="Times New Roman"/>
+          <w:sz w:val="28"/>
+          <w:szCs w:val="28"/>
+          <w:lang w:val="en-US"/>
+        </w:rPr>
+        <w:t xml:space="preserve"> </w:t>
+      </w:r>
+      <w:proofErr w:type="spellStart"/>
+      <w:r>
+        <w:rPr>
+          <w:rFonts w:ascii="Times New Roman" w:hAnsi="Times New Roman" w:cs="Times New Roman"/>
+          <w:sz w:val="28"/>
+          <w:szCs w:val="28"/>
+          <w:lang w:val="en-US"/>
+        </w:rPr>
+        <w:t>процес</w:t>
+      </w:r>
+      <w:proofErr w:type="spellEnd"/>
+      <w:r>
+        <w:rPr>
+          <w:rFonts w:ascii="Times New Roman" w:hAnsi="Times New Roman" w:cs="Times New Roman"/>
+          <w:sz w:val="28"/>
+          <w:szCs w:val="28"/>
+          <w:lang w:val="en-US"/>
+        </w:rPr>
+        <w:t xml:space="preserve"> </w:t>
+      </w:r>
+      <w:proofErr w:type="spellStart"/>
+      <w:r>
+        <w:rPr>
+          <w:rFonts w:ascii="Times New Roman" w:hAnsi="Times New Roman" w:cs="Times New Roman"/>
+          <w:sz w:val="28"/>
+          <w:szCs w:val="28"/>
+          <w:lang w:val="en-US"/>
+        </w:rPr>
+        <w:t>було</w:t>
+      </w:r>
+      <w:proofErr w:type="spellEnd"/>
+      <w:r>
+        <w:rPr>
+          <w:rFonts w:ascii="Times New Roman" w:hAnsi="Times New Roman" w:cs="Times New Roman"/>
+          <w:sz w:val="28"/>
+          <w:szCs w:val="28"/>
+          <w:lang w:val="en-US"/>
+        </w:rPr>
+        <w:t xml:space="preserve"> </w:t>
+      </w:r>
+      <w:proofErr w:type="spellStart"/>
+      <w:r>
+        <w:rPr>
+          <w:rFonts w:ascii="Times New Roman" w:hAnsi="Times New Roman" w:cs="Times New Roman"/>
+          <w:sz w:val="28"/>
+          <w:szCs w:val="28"/>
+          <w:lang w:val="en-US"/>
+        </w:rPr>
+        <w:t>заблоковано</w:t>
+      </w:r>
+      <w:proofErr w:type="spellEnd"/>
+      <w:r>
+        <w:rPr>
+          <w:rFonts w:ascii="Times New Roman" w:hAnsi="Times New Roman" w:cs="Times New Roman"/>
+          <w:sz w:val="28"/>
+          <w:szCs w:val="28"/>
+          <w:lang w:val="en-US"/>
+        </w:rPr>
+        <w:t xml:space="preserve">, а </w:t>
+      </w:r>
+      <w:proofErr w:type="spellStart"/>
+      <w:r>
+        <w:rPr>
+          <w:rFonts w:ascii="Times New Roman" w:hAnsi="Times New Roman" w:cs="Times New Roman"/>
+          <w:sz w:val="28"/>
+          <w:szCs w:val="28"/>
+          <w:lang w:val="en-US"/>
+        </w:rPr>
+        <w:t>основа</w:t>
+      </w:r>
+      <w:proofErr w:type="spellEnd"/>
+      <w:r>
+        <w:rPr>
+          <w:rFonts w:ascii="Times New Roman" w:hAnsi="Times New Roman" w:cs="Times New Roman"/>
+          <w:sz w:val="28"/>
+          <w:szCs w:val="28"/>
+          <w:lang w:val="en-US"/>
+        </w:rPr>
+        <w:t xml:space="preserve"> (</w:t>
+      </w:r>
+      <w:proofErr w:type="spellStart"/>
+      <w:r>
+        <w:rPr>
+          <w:rFonts w:ascii="Times New Roman" w:hAnsi="Times New Roman" w:cs="Times New Roman"/>
+          <w:sz w:val="28"/>
+          <w:szCs w:val="28"/>
+          <w:lang w:val="en-US"/>
+        </w:rPr>
+        <w:t>кадр</w:t>
+      </w:r>
+      <w:proofErr w:type="spellEnd"/>
+      <w:r>
+        <w:rPr>
+          <w:rFonts w:ascii="Times New Roman" w:hAnsi="Times New Roman" w:cs="Times New Roman"/>
+          <w:sz w:val="28"/>
+          <w:szCs w:val="28"/>
+          <w:lang w:val="en-US"/>
+        </w:rPr>
+        <w:t xml:space="preserve"> #4) — </w:t>
+      </w:r>
+      <w:proofErr w:type="spellStart"/>
+      <w:r>
+        <w:rPr>
+          <w:rFonts w:ascii="Times New Roman" w:hAnsi="Times New Roman" w:cs="Times New Roman"/>
+          <w:sz w:val="28"/>
+          <w:szCs w:val="28"/>
+          <w:lang w:val="en-US"/>
+        </w:rPr>
+        <w:t>точці</w:t>
+      </w:r>
+      <w:proofErr w:type="spellEnd"/>
+      <w:r>
+        <w:rPr>
+          <w:rFonts w:ascii="Times New Roman" w:hAnsi="Times New Roman" w:cs="Times New Roman"/>
+          <w:sz w:val="28"/>
+          <w:szCs w:val="28"/>
+          <w:lang w:val="en-US"/>
+        </w:rPr>
+        <w:t xml:space="preserve"> </w:t>
+      </w:r>
+      <w:proofErr w:type="spellStart"/>
+      <w:r>
+        <w:rPr>
+          <w:rFonts w:ascii="Times New Roman" w:hAnsi="Times New Roman" w:cs="Times New Roman"/>
+          <w:sz w:val="28"/>
+          <w:szCs w:val="28"/>
+          <w:lang w:val="en-US"/>
+        </w:rPr>
+        <w:t>входу</w:t>
+      </w:r>
+      <w:proofErr w:type="spellEnd"/>
+      <w:r>
+        <w:rPr>
+          <w:rFonts w:ascii="Times New Roman" w:hAnsi="Times New Roman" w:cs="Times New Roman"/>
+          <w:sz w:val="28"/>
+          <w:szCs w:val="28"/>
+          <w:lang w:val="en-US"/>
+        </w:rPr>
+        <w:t xml:space="preserve"> </w:t>
+      </w:r>
+      <w:proofErr w:type="gramStart"/>
+      <w:r>
+        <w:rPr>
+          <w:rFonts w:ascii="Times New Roman" w:hAnsi="Times New Roman" w:cs="Times New Roman"/>
+          <w:sz w:val="28"/>
+          <w:szCs w:val="28"/>
+          <w:lang w:val="en-US"/>
+        </w:rPr>
+        <w:t>main(</w:t>
+      </w:r>
+      <w:proofErr w:type="gramEnd"/>
+      <w:r>
+        <w:rPr>
+          <w:rFonts w:ascii="Times New Roman" w:hAnsi="Times New Roman" w:cs="Times New Roman"/>
+          <w:sz w:val="28"/>
+          <w:szCs w:val="28"/>
+          <w:lang w:val="en-US"/>
+        </w:rPr>
+        <w:t>).</w:t>
+      </w:r>
+    </w:p>
+    <w:p>
+      <w:pPr>
+        <w:spacing w:line="240" w:lineRule="auto"/>
+        <w:ind w:firstLine="567"/>
+        <w:jc w:val="both"/>
+        <w:rPr>
+          <w:rFonts w:ascii="Times New Roman" w:hAnsi="Times New Roman" w:cs="Times New Roman"/>
+          <w:sz w:val="28"/>
+          <w:szCs w:val="28"/>
+        </w:rPr>
+      </w:pPr>
+      <w:proofErr w:type="spellStart"/>
+      <w:r>
+        <w:rPr>
+          <w:rFonts w:ascii="Times New Roman" w:hAnsi="Times New Roman" w:cs="Times New Roman"/>
+          <w:sz w:val="28"/>
+          <w:szCs w:val="28"/>
+          <w:lang w:val="en-US"/>
+        </w:rPr>
+        <w:t>Аналіз</w:t>
+      </w:r>
+      <w:proofErr w:type="spellEnd"/>
+      <w:r>
+        <w:rPr>
+          <w:rFonts w:ascii="Times New Roman" w:hAnsi="Times New Roman" w:cs="Times New Roman"/>
+          <w:sz w:val="28"/>
+          <w:szCs w:val="28"/>
+          <w:lang w:val="en-US"/>
+        </w:rPr>
+        <w:t xml:space="preserve"> </w:t>
+      </w:r>
+      <w:proofErr w:type="spellStart"/>
+      <w:r>
+        <w:rPr>
+          <w:rFonts w:ascii="Times New Roman" w:hAnsi="Times New Roman" w:cs="Times New Roman"/>
+          <w:sz w:val="28"/>
+          <w:szCs w:val="28"/>
+          <w:lang w:val="en-US"/>
+        </w:rPr>
+        <w:t>інструментарію</w:t>
+      </w:r>
+      <w:proofErr w:type="spellEnd"/>
+      <w:r>
+        <w:rPr>
+          <w:rFonts w:ascii="Times New Roman" w:hAnsi="Times New Roman" w:cs="Times New Roman"/>
+          <w:sz w:val="28"/>
+          <w:szCs w:val="28"/>
+          <w:lang w:val="en-US"/>
+        </w:rPr>
+        <w:t xml:space="preserve">: </w:t>
+      </w:r>
+      <w:proofErr w:type="spellStart"/>
+      <w:r>
+        <w:rPr>
+          <w:rFonts w:ascii="Times New Roman" w:hAnsi="Times New Roman" w:cs="Times New Roman"/>
+          <w:sz w:val="28"/>
+          <w:szCs w:val="28"/>
+          <w:lang w:val="en-US"/>
+        </w:rPr>
+        <w:t>Під</w:t>
+      </w:r>
+      <w:proofErr w:type="spellEnd"/>
+      <w:r>
+        <w:rPr>
+          <w:rFonts w:ascii="Times New Roman" w:hAnsi="Times New Roman" w:cs="Times New Roman"/>
+          <w:sz w:val="28"/>
+          <w:szCs w:val="28"/>
+          <w:lang w:val="en-US"/>
+        </w:rPr>
+        <w:t xml:space="preserve"> </w:t>
+      </w:r>
+      <w:proofErr w:type="spellStart"/>
+      <w:r>
+        <w:rPr>
+          <w:rFonts w:ascii="Times New Roman" w:hAnsi="Times New Roman" w:cs="Times New Roman"/>
+          <w:sz w:val="28"/>
+          <w:szCs w:val="28"/>
+          <w:lang w:val="en-US"/>
+        </w:rPr>
+        <w:t>час</w:t>
+      </w:r>
+      <w:proofErr w:type="spellEnd"/>
+      <w:r>
+        <w:rPr>
+          <w:rFonts w:ascii="Times New Roman" w:hAnsi="Times New Roman" w:cs="Times New Roman"/>
+          <w:sz w:val="28"/>
+          <w:szCs w:val="28"/>
+          <w:lang w:val="en-US"/>
+        </w:rPr>
+        <w:t xml:space="preserve"> </w:t>
+      </w:r>
+      <w:proofErr w:type="spellStart"/>
+      <w:r>
+        <w:rPr>
+          <w:rFonts w:ascii="Times New Roman" w:hAnsi="Times New Roman" w:cs="Times New Roman"/>
+          <w:sz w:val="28"/>
+          <w:szCs w:val="28"/>
+          <w:lang w:val="en-US"/>
+        </w:rPr>
+        <w:t>роботи</w:t>
+      </w:r>
+      <w:proofErr w:type="spellEnd"/>
+      <w:r>
+        <w:rPr>
+          <w:rFonts w:ascii="Times New Roman" w:hAnsi="Times New Roman" w:cs="Times New Roman"/>
+          <w:sz w:val="28"/>
+          <w:szCs w:val="28"/>
+          <w:lang w:val="en-US"/>
+        </w:rPr>
+        <w:t xml:space="preserve"> </w:t>
+      </w:r>
+      <w:proofErr w:type="spellStart"/>
+      <w:r>
+        <w:rPr>
+          <w:rFonts w:ascii="Times New Roman" w:hAnsi="Times New Roman" w:cs="Times New Roman"/>
+          <w:sz w:val="28"/>
+          <w:szCs w:val="28"/>
+          <w:lang w:val="en-US"/>
+        </w:rPr>
+        <w:t>було</w:t>
+      </w:r>
+      <w:proofErr w:type="spellEnd"/>
+      <w:r>
+        <w:rPr>
+          <w:rFonts w:ascii="Times New Roman" w:hAnsi="Times New Roman" w:cs="Times New Roman"/>
+          <w:sz w:val="28"/>
+          <w:szCs w:val="28"/>
+          <w:lang w:val="en-US"/>
+        </w:rPr>
+        <w:t xml:space="preserve"> </w:t>
+      </w:r>
+      <w:proofErr w:type="spellStart"/>
+      <w:r>
+        <w:rPr>
+          <w:rFonts w:ascii="Times New Roman" w:hAnsi="Times New Roman" w:cs="Times New Roman"/>
+          <w:sz w:val="28"/>
+          <w:szCs w:val="28"/>
+          <w:lang w:val="en-US"/>
+        </w:rPr>
+        <w:t>виявлено</w:t>
+      </w:r>
+      <w:proofErr w:type="spellEnd"/>
+      <w:r>
+        <w:rPr>
+          <w:rFonts w:ascii="Times New Roman" w:hAnsi="Times New Roman" w:cs="Times New Roman"/>
+          <w:sz w:val="28"/>
+          <w:szCs w:val="28"/>
+          <w:lang w:val="en-US"/>
+        </w:rPr>
+        <w:t xml:space="preserve">, </w:t>
+      </w:r>
+      <w:proofErr w:type="spellStart"/>
+      <w:r>
+        <w:rPr>
+          <w:rFonts w:ascii="Times New Roman" w:hAnsi="Times New Roman" w:cs="Times New Roman"/>
+          <w:sz w:val="28"/>
+          <w:szCs w:val="28"/>
+          <w:lang w:val="en-US"/>
+        </w:rPr>
+        <w:t>що</w:t>
+      </w:r>
+      <w:proofErr w:type="spellEnd"/>
+      <w:r>
+        <w:rPr>
+          <w:rFonts w:ascii="Times New Roman" w:hAnsi="Times New Roman" w:cs="Times New Roman"/>
+          <w:sz w:val="28"/>
+          <w:szCs w:val="28"/>
+          <w:lang w:val="en-US"/>
+        </w:rPr>
+        <w:t xml:space="preserve"> </w:t>
+      </w:r>
+      <w:proofErr w:type="spellStart"/>
+      <w:r>
+        <w:rPr>
+          <w:rFonts w:ascii="Times New Roman" w:hAnsi="Times New Roman" w:cs="Times New Roman"/>
+          <w:sz w:val="28"/>
+          <w:szCs w:val="28"/>
+          <w:lang w:val="en-US"/>
+        </w:rPr>
+        <w:t>стандартні</w:t>
+      </w:r>
+      <w:proofErr w:type="spellEnd"/>
+      <w:r>
+        <w:rPr>
+          <w:rFonts w:ascii="Times New Roman" w:hAnsi="Times New Roman" w:cs="Times New Roman"/>
+          <w:sz w:val="28"/>
+          <w:szCs w:val="28"/>
+          <w:lang w:val="en-US"/>
+        </w:rPr>
+        <w:t xml:space="preserve"> </w:t>
+      </w:r>
+      <w:proofErr w:type="spellStart"/>
+      <w:r>
+        <w:rPr>
+          <w:rFonts w:ascii="Times New Roman" w:hAnsi="Times New Roman" w:cs="Times New Roman"/>
+          <w:sz w:val="28"/>
+          <w:szCs w:val="28"/>
+          <w:lang w:val="en-US"/>
+        </w:rPr>
+        <w:t>утиліти</w:t>
+      </w:r>
+      <w:proofErr w:type="spellEnd"/>
+      <w:r>
+        <w:rPr>
+          <w:rFonts w:ascii="Times New Roman" w:hAnsi="Times New Roman" w:cs="Times New Roman"/>
+          <w:sz w:val="28"/>
+          <w:szCs w:val="28"/>
+          <w:lang w:val="en-US"/>
+        </w:rPr>
+        <w:t xml:space="preserve"> </w:t>
+      </w:r>
+      <w:proofErr w:type="spellStart"/>
+      <w:r>
+        <w:rPr>
+          <w:rFonts w:ascii="Times New Roman" w:hAnsi="Times New Roman" w:cs="Times New Roman"/>
+          <w:sz w:val="28"/>
+          <w:szCs w:val="28"/>
+          <w:lang w:val="en-US"/>
+        </w:rPr>
+        <w:t>gstack</w:t>
+      </w:r>
+      <w:proofErr w:type="spellEnd"/>
+      <w:r>
+        <w:rPr>
+          <w:rFonts w:ascii="Times New Roman" w:hAnsi="Times New Roman" w:cs="Times New Roman"/>
+          <w:sz w:val="28"/>
+          <w:szCs w:val="28"/>
+          <w:lang w:val="en-US"/>
+        </w:rPr>
+        <w:t xml:space="preserve"> </w:t>
+      </w:r>
+      <w:proofErr w:type="spellStart"/>
+      <w:r>
+        <w:rPr>
+          <w:rFonts w:ascii="Times New Roman" w:hAnsi="Times New Roman" w:cs="Times New Roman"/>
+          <w:sz w:val="28"/>
+          <w:szCs w:val="28"/>
+          <w:lang w:val="en-US"/>
+        </w:rPr>
+        <w:t>та</w:t>
+      </w:r>
+      <w:proofErr w:type="spellEnd"/>
+      <w:r>
+        <w:rPr>
+          <w:rFonts w:ascii="Times New Roman" w:hAnsi="Times New Roman" w:cs="Times New Roman"/>
+          <w:sz w:val="28"/>
+          <w:szCs w:val="28"/>
+          <w:lang w:val="en-US"/>
+        </w:rPr>
+        <w:t xml:space="preserve"> </w:t>
+      </w:r>
+      <w:proofErr w:type="spellStart"/>
+      <w:r>
+        <w:rPr>
+          <w:rFonts w:ascii="Times New Roman" w:hAnsi="Times New Roman" w:cs="Times New Roman"/>
+          <w:sz w:val="28"/>
+          <w:szCs w:val="28"/>
+          <w:lang w:val="en-US"/>
+        </w:rPr>
+        <w:t>pstack</w:t>
+      </w:r>
+      <w:proofErr w:type="spellEnd"/>
+      <w:r>
+        <w:rPr>
+          <w:rFonts w:ascii="Times New Roman" w:hAnsi="Times New Roman" w:cs="Times New Roman"/>
+          <w:sz w:val="28"/>
+          <w:szCs w:val="28"/>
+          <w:lang w:val="en-US"/>
+        </w:rPr>
+        <w:t xml:space="preserve"> </w:t>
+      </w:r>
+      <w:proofErr w:type="spellStart"/>
+      <w:r>
+        <w:rPr>
+          <w:rFonts w:ascii="Times New Roman" w:hAnsi="Times New Roman" w:cs="Times New Roman"/>
+          <w:sz w:val="28"/>
+          <w:szCs w:val="28"/>
+          <w:lang w:val="en-US"/>
+        </w:rPr>
+        <w:t>можуть</w:t>
+      </w:r>
+      <w:proofErr w:type="spellEnd"/>
+      <w:r>
+        <w:rPr>
+          <w:rFonts w:ascii="Times New Roman" w:hAnsi="Times New Roman" w:cs="Times New Roman"/>
+          <w:sz w:val="28"/>
+          <w:szCs w:val="28"/>
+          <w:lang w:val="en-US"/>
+        </w:rPr>
+        <w:t xml:space="preserve"> </w:t>
+      </w:r>
+      <w:proofErr w:type="spellStart"/>
+      <w:r>
+        <w:rPr>
+          <w:rFonts w:ascii="Times New Roman" w:hAnsi="Times New Roman" w:cs="Times New Roman"/>
+          <w:sz w:val="28"/>
+          <w:szCs w:val="28"/>
+          <w:lang w:val="en-US"/>
+        </w:rPr>
+        <w:t>бути</w:t>
+      </w:r>
+      <w:proofErr w:type="spellEnd"/>
+      <w:r>
+        <w:rPr>
+          <w:rFonts w:ascii="Times New Roman" w:hAnsi="Times New Roman" w:cs="Times New Roman"/>
+          <w:sz w:val="28"/>
+          <w:szCs w:val="28"/>
+          <w:lang w:val="en-US"/>
+        </w:rPr>
+        <w:t xml:space="preserve"> </w:t>
+      </w:r>
+      <w:proofErr w:type="spellStart"/>
+      <w:r>
+        <w:rPr>
+          <w:rFonts w:ascii="Times New Roman" w:hAnsi="Times New Roman" w:cs="Times New Roman"/>
+          <w:sz w:val="28"/>
+          <w:szCs w:val="28"/>
+          <w:lang w:val="en-US"/>
+        </w:rPr>
+        <w:t>недоступні</w:t>
+      </w:r>
+      <w:proofErr w:type="spellEnd"/>
+      <w:r>
+        <w:rPr>
+          <w:rFonts w:ascii="Times New Roman" w:hAnsi="Times New Roman" w:cs="Times New Roman"/>
+          <w:sz w:val="28"/>
+          <w:szCs w:val="28"/>
+          <w:lang w:val="en-US"/>
+        </w:rPr>
+        <w:t xml:space="preserve"> </w:t>
+      </w:r>
+      <w:proofErr w:type="spellStart"/>
+      <w:r>
+        <w:rPr>
+          <w:rFonts w:ascii="Times New Roman" w:hAnsi="Times New Roman" w:cs="Times New Roman"/>
+          <w:sz w:val="28"/>
+          <w:szCs w:val="28"/>
+          <w:lang w:val="en-US"/>
+        </w:rPr>
+        <w:t>або</w:t>
+      </w:r>
+      <w:proofErr w:type="spellEnd"/>
+      <w:r>
+        <w:rPr>
+          <w:rFonts w:ascii="Times New Roman" w:hAnsi="Times New Roman" w:cs="Times New Roman"/>
+          <w:sz w:val="28"/>
+          <w:szCs w:val="28"/>
+          <w:lang w:val="en-US"/>
+        </w:rPr>
+        <w:t xml:space="preserve"> </w:t>
+      </w:r>
+      <w:proofErr w:type="spellStart"/>
+      <w:r>
+        <w:rPr>
+          <w:rFonts w:ascii="Times New Roman" w:hAnsi="Times New Roman" w:cs="Times New Roman"/>
+          <w:sz w:val="28"/>
+          <w:szCs w:val="28"/>
+          <w:lang w:val="en-US"/>
+        </w:rPr>
+        <w:t>видавати</w:t>
+      </w:r>
+      <w:proofErr w:type="spellEnd"/>
+      <w:r>
+        <w:rPr>
+          <w:rFonts w:ascii="Times New Roman" w:hAnsi="Times New Roman" w:cs="Times New Roman"/>
+          <w:sz w:val="28"/>
+          <w:szCs w:val="28"/>
+          <w:lang w:val="en-US"/>
+        </w:rPr>
+        <w:t xml:space="preserve"> </w:t>
+      </w:r>
+      <w:proofErr w:type="spellStart"/>
+      <w:r>
+        <w:rPr>
+          <w:rFonts w:ascii="Times New Roman" w:hAnsi="Times New Roman" w:cs="Times New Roman"/>
+          <w:sz w:val="28"/>
+          <w:szCs w:val="28"/>
+          <w:lang w:val="en-US"/>
+        </w:rPr>
+        <w:t>помилки</w:t>
+      </w:r>
+      <w:proofErr w:type="spellEnd"/>
+      <w:r>
+        <w:rPr>
+          <w:rFonts w:ascii="Times New Roman" w:hAnsi="Times New Roman" w:cs="Times New Roman"/>
+          <w:sz w:val="28"/>
+          <w:szCs w:val="28"/>
+          <w:lang w:val="en-US"/>
+        </w:rPr>
+        <w:t xml:space="preserve"> </w:t>
+      </w:r>
+      <w:r>
+        <w:rPr>
+          <w:rFonts w:ascii="Times New Roman" w:hAnsi="Times New Roman" w:cs="Times New Roman"/>
+          <w:sz w:val="28"/>
+          <w:szCs w:val="28"/>
+          <w:lang w:val="en-US"/>
+        </w:rPr>
+        <w:lastRenderedPageBreak/>
+        <w:t xml:space="preserve">(Input/output error) у </w:t>
+      </w:r>
+      <w:proofErr w:type="spellStart"/>
+      <w:r>
+        <w:rPr>
+          <w:rFonts w:ascii="Times New Roman" w:hAnsi="Times New Roman" w:cs="Times New Roman"/>
+          <w:sz w:val="28"/>
+          <w:szCs w:val="28"/>
+          <w:lang w:val="en-US"/>
+        </w:rPr>
+        <w:t>сучасних</w:t>
+      </w:r>
+      <w:proofErr w:type="spellEnd"/>
+      <w:r>
+        <w:rPr>
+          <w:rFonts w:ascii="Times New Roman" w:hAnsi="Times New Roman" w:cs="Times New Roman"/>
+          <w:sz w:val="28"/>
+          <w:szCs w:val="28"/>
+          <w:lang w:val="en-US"/>
+        </w:rPr>
+        <w:t xml:space="preserve"> </w:t>
+      </w:r>
+      <w:proofErr w:type="spellStart"/>
+      <w:r>
+        <w:rPr>
+          <w:rFonts w:ascii="Times New Roman" w:hAnsi="Times New Roman" w:cs="Times New Roman"/>
+          <w:sz w:val="28"/>
+          <w:szCs w:val="28"/>
+          <w:lang w:val="en-US"/>
+        </w:rPr>
+        <w:t>дистрибутивах</w:t>
+      </w:r>
+      <w:proofErr w:type="spellEnd"/>
+      <w:r>
+        <w:rPr>
+          <w:rFonts w:ascii="Times New Roman" w:hAnsi="Times New Roman" w:cs="Times New Roman"/>
+          <w:sz w:val="28"/>
+          <w:szCs w:val="28"/>
+          <w:lang w:val="en-US"/>
+        </w:rPr>
+        <w:t xml:space="preserve"> Linux </w:t>
+      </w:r>
+      <w:proofErr w:type="spellStart"/>
+      <w:r>
+        <w:rPr>
+          <w:rFonts w:ascii="Times New Roman" w:hAnsi="Times New Roman" w:cs="Times New Roman"/>
+          <w:sz w:val="28"/>
+          <w:szCs w:val="28"/>
+          <w:lang w:val="en-US"/>
+        </w:rPr>
+        <w:t>через</w:t>
+      </w:r>
+      <w:proofErr w:type="spellEnd"/>
+      <w:r>
+        <w:rPr>
+          <w:rFonts w:ascii="Times New Roman" w:hAnsi="Times New Roman" w:cs="Times New Roman"/>
+          <w:sz w:val="28"/>
+          <w:szCs w:val="28"/>
+          <w:lang w:val="en-US"/>
+        </w:rPr>
+        <w:t xml:space="preserve"> </w:t>
+      </w:r>
+      <w:proofErr w:type="spellStart"/>
+      <w:r>
+        <w:rPr>
+          <w:rFonts w:ascii="Times New Roman" w:hAnsi="Times New Roman" w:cs="Times New Roman"/>
+          <w:sz w:val="28"/>
+          <w:szCs w:val="28"/>
+          <w:lang w:val="en-US"/>
+        </w:rPr>
+        <w:t>обмеження</w:t>
+      </w:r>
+      <w:proofErr w:type="spellEnd"/>
+      <w:r>
+        <w:rPr>
+          <w:rFonts w:ascii="Times New Roman" w:hAnsi="Times New Roman" w:cs="Times New Roman"/>
+          <w:sz w:val="28"/>
+          <w:szCs w:val="28"/>
+          <w:lang w:val="en-US"/>
+        </w:rPr>
+        <w:t xml:space="preserve"> </w:t>
+      </w:r>
+      <w:proofErr w:type="spellStart"/>
+      <w:r>
+        <w:rPr>
+          <w:rFonts w:ascii="Times New Roman" w:hAnsi="Times New Roman" w:cs="Times New Roman"/>
+          <w:sz w:val="28"/>
+          <w:szCs w:val="28"/>
+          <w:lang w:val="en-US"/>
+        </w:rPr>
+        <w:t>безпеки</w:t>
+      </w:r>
+      <w:proofErr w:type="spellEnd"/>
+      <w:r>
+        <w:rPr>
+          <w:rFonts w:ascii="Times New Roman" w:hAnsi="Times New Roman" w:cs="Times New Roman"/>
+          <w:sz w:val="28"/>
+          <w:szCs w:val="28"/>
+          <w:lang w:val="en-US"/>
+        </w:rPr>
+        <w:t xml:space="preserve"> (</w:t>
+      </w:r>
+      <w:proofErr w:type="spellStart"/>
+      <w:r>
+        <w:rPr>
+          <w:rFonts w:ascii="Times New Roman" w:hAnsi="Times New Roman" w:cs="Times New Roman"/>
+          <w:sz w:val="28"/>
+          <w:szCs w:val="28"/>
+          <w:lang w:val="en-US"/>
+        </w:rPr>
+        <w:t>механізм</w:t>
+      </w:r>
+      <w:proofErr w:type="spellEnd"/>
+      <w:r>
+        <w:rPr>
+          <w:rFonts w:ascii="Times New Roman" w:hAnsi="Times New Roman" w:cs="Times New Roman"/>
+          <w:sz w:val="28"/>
+          <w:szCs w:val="28"/>
+          <w:lang w:val="en-US"/>
+        </w:rPr>
+        <w:t xml:space="preserve"> YAMA </w:t>
+      </w:r>
+      <w:proofErr w:type="spellStart"/>
+      <w:r>
+        <w:rPr>
+          <w:rFonts w:ascii="Times New Roman" w:hAnsi="Times New Roman" w:cs="Times New Roman"/>
+          <w:sz w:val="28"/>
+          <w:szCs w:val="28"/>
+          <w:lang w:val="en-US"/>
+        </w:rPr>
+        <w:t>ptrace</w:t>
+      </w:r>
+      <w:proofErr w:type="spellEnd"/>
+      <w:r>
+        <w:rPr>
+          <w:rFonts w:ascii="Times New Roman" w:hAnsi="Times New Roman" w:cs="Times New Roman"/>
+          <w:sz w:val="28"/>
+          <w:szCs w:val="28"/>
+          <w:lang w:val="en-US"/>
+        </w:rPr>
+        <w:t xml:space="preserve">). </w:t>
+      </w:r>
+      <w:proofErr w:type="spellStart"/>
+      <w:r>
+        <w:rPr>
+          <w:rFonts w:ascii="Times New Roman" w:hAnsi="Times New Roman" w:cs="Times New Roman"/>
+          <w:sz w:val="28"/>
+          <w:szCs w:val="28"/>
+          <w:lang w:val="en-US"/>
+        </w:rPr>
+        <w:t>Встановлено</w:t>
+      </w:r>
+      <w:proofErr w:type="spellEnd"/>
+      <w:r>
+        <w:rPr>
+          <w:rFonts w:ascii="Times New Roman" w:hAnsi="Times New Roman" w:cs="Times New Roman"/>
+          <w:sz w:val="28"/>
+          <w:szCs w:val="28"/>
+          <w:lang w:val="en-US"/>
+        </w:rPr>
+        <w:t xml:space="preserve">, </w:t>
+      </w:r>
+      <w:proofErr w:type="spellStart"/>
+      <w:r>
+        <w:rPr>
+          <w:rFonts w:ascii="Times New Roman" w:hAnsi="Times New Roman" w:cs="Times New Roman"/>
+          <w:sz w:val="28"/>
+          <w:szCs w:val="28"/>
+          <w:lang w:val="en-US"/>
+        </w:rPr>
+        <w:t>що</w:t>
+      </w:r>
+      <w:proofErr w:type="spellEnd"/>
+      <w:r>
+        <w:rPr>
+          <w:rFonts w:ascii="Times New Roman" w:hAnsi="Times New Roman" w:cs="Times New Roman"/>
+          <w:sz w:val="28"/>
+          <w:szCs w:val="28"/>
+          <w:lang w:val="en-US"/>
+        </w:rPr>
+        <w:t xml:space="preserve"> </w:t>
+      </w:r>
+      <w:proofErr w:type="spellStart"/>
+      <w:r>
+        <w:rPr>
+          <w:rFonts w:ascii="Times New Roman" w:hAnsi="Times New Roman" w:cs="Times New Roman"/>
+          <w:sz w:val="28"/>
+          <w:szCs w:val="28"/>
+          <w:lang w:val="en-US"/>
+        </w:rPr>
+        <w:t>використання</w:t>
+      </w:r>
+      <w:proofErr w:type="spellEnd"/>
+      <w:r>
+        <w:rPr>
+          <w:rFonts w:ascii="Times New Roman" w:hAnsi="Times New Roman" w:cs="Times New Roman"/>
+          <w:sz w:val="28"/>
+          <w:szCs w:val="28"/>
+          <w:lang w:val="en-US"/>
+        </w:rPr>
+        <w:t xml:space="preserve"> GDB у </w:t>
+      </w:r>
+      <w:proofErr w:type="spellStart"/>
+      <w:r>
+        <w:rPr>
+          <w:rFonts w:ascii="Times New Roman" w:hAnsi="Times New Roman" w:cs="Times New Roman"/>
+          <w:sz w:val="28"/>
+          <w:szCs w:val="28"/>
+          <w:lang w:val="en-US"/>
+        </w:rPr>
+        <w:t>пакетному</w:t>
+      </w:r>
+      <w:proofErr w:type="spellEnd"/>
+      <w:r>
+        <w:rPr>
+          <w:rFonts w:ascii="Times New Roman" w:hAnsi="Times New Roman" w:cs="Times New Roman"/>
+          <w:sz w:val="28"/>
+          <w:szCs w:val="28"/>
+          <w:lang w:val="en-US"/>
+        </w:rPr>
+        <w:t xml:space="preserve"> </w:t>
+      </w:r>
+      <w:proofErr w:type="spellStart"/>
+      <w:r>
+        <w:rPr>
+          <w:rFonts w:ascii="Times New Roman" w:hAnsi="Times New Roman" w:cs="Times New Roman"/>
+          <w:sz w:val="28"/>
+          <w:szCs w:val="28"/>
+          <w:lang w:val="en-US"/>
+        </w:rPr>
+        <w:t>режимі</w:t>
+      </w:r>
+      <w:proofErr w:type="spellEnd"/>
+      <w:r>
+        <w:rPr>
+          <w:rFonts w:ascii="Times New Roman" w:hAnsi="Times New Roman" w:cs="Times New Roman"/>
+          <w:sz w:val="28"/>
+          <w:szCs w:val="28"/>
+          <w:lang w:val="en-US"/>
+        </w:rPr>
+        <w:t xml:space="preserve"> з </w:t>
+      </w:r>
+      <w:proofErr w:type="spellStart"/>
+      <w:r>
+        <w:rPr>
+          <w:rFonts w:ascii="Times New Roman" w:hAnsi="Times New Roman" w:cs="Times New Roman"/>
+          <w:sz w:val="28"/>
+          <w:szCs w:val="28"/>
+          <w:lang w:val="en-US"/>
+        </w:rPr>
+        <w:t>правами</w:t>
+      </w:r>
+      <w:proofErr w:type="spellEnd"/>
+      <w:r>
+        <w:rPr>
+          <w:rFonts w:ascii="Times New Roman" w:hAnsi="Times New Roman" w:cs="Times New Roman"/>
+          <w:sz w:val="28"/>
+          <w:szCs w:val="28"/>
+          <w:lang w:val="en-US"/>
+        </w:rPr>
+        <w:t xml:space="preserve"> </w:t>
+      </w:r>
+      <w:proofErr w:type="spellStart"/>
+      <w:r>
+        <w:rPr>
+          <w:rFonts w:ascii="Times New Roman" w:hAnsi="Times New Roman" w:cs="Times New Roman"/>
+          <w:sz w:val="28"/>
+          <w:szCs w:val="28"/>
+          <w:lang w:val="en-US"/>
+        </w:rPr>
+        <w:t>суперкористувача</w:t>
+      </w:r>
+      <w:proofErr w:type="spellEnd"/>
+      <w:r>
+        <w:rPr>
+          <w:rFonts w:ascii="Times New Roman" w:hAnsi="Times New Roman" w:cs="Times New Roman"/>
+          <w:sz w:val="28"/>
+          <w:szCs w:val="28"/>
+          <w:lang w:val="en-US"/>
+        </w:rPr>
+        <w:t xml:space="preserve"> (</w:t>
+      </w:r>
+      <w:proofErr w:type="spellStart"/>
+      <w:r>
+        <w:rPr>
+          <w:rFonts w:ascii="Times New Roman" w:hAnsi="Times New Roman" w:cs="Times New Roman"/>
+          <w:sz w:val="28"/>
+          <w:szCs w:val="28"/>
+          <w:lang w:val="en-US"/>
+        </w:rPr>
+        <w:t>sudo</w:t>
+      </w:r>
+      <w:proofErr w:type="spellEnd"/>
+      <w:r>
+        <w:rPr>
+          <w:rFonts w:ascii="Times New Roman" w:hAnsi="Times New Roman" w:cs="Times New Roman"/>
+          <w:sz w:val="28"/>
+          <w:szCs w:val="28"/>
+          <w:lang w:val="en-US"/>
+        </w:rPr>
+        <w:t xml:space="preserve">) є </w:t>
+      </w:r>
+      <w:proofErr w:type="spellStart"/>
+      <w:r>
+        <w:rPr>
+          <w:rFonts w:ascii="Times New Roman" w:hAnsi="Times New Roman" w:cs="Times New Roman"/>
+          <w:sz w:val="28"/>
+          <w:szCs w:val="28"/>
+          <w:lang w:val="en-US"/>
+        </w:rPr>
+        <w:t>найбільш</w:t>
+      </w:r>
+      <w:proofErr w:type="spellEnd"/>
+      <w:r>
+        <w:rPr>
+          <w:rFonts w:ascii="Times New Roman" w:hAnsi="Times New Roman" w:cs="Times New Roman"/>
+          <w:sz w:val="28"/>
+          <w:szCs w:val="28"/>
+          <w:lang w:val="en-US"/>
+        </w:rPr>
+        <w:t xml:space="preserve"> </w:t>
+      </w:r>
+      <w:proofErr w:type="spellStart"/>
+      <w:r>
+        <w:rPr>
+          <w:rFonts w:ascii="Times New Roman" w:hAnsi="Times New Roman" w:cs="Times New Roman"/>
+          <w:sz w:val="28"/>
+          <w:szCs w:val="28"/>
+          <w:lang w:val="en-US"/>
+        </w:rPr>
+        <w:t>надійним</w:t>
+      </w:r>
+      <w:proofErr w:type="spellEnd"/>
+      <w:r>
+        <w:rPr>
+          <w:rFonts w:ascii="Times New Roman" w:hAnsi="Times New Roman" w:cs="Times New Roman"/>
+          <w:sz w:val="28"/>
+          <w:szCs w:val="28"/>
+          <w:lang w:val="en-US"/>
+        </w:rPr>
+        <w:t xml:space="preserve"> і </w:t>
+      </w:r>
+      <w:proofErr w:type="spellStart"/>
+      <w:r>
+        <w:rPr>
+          <w:rFonts w:ascii="Times New Roman" w:hAnsi="Times New Roman" w:cs="Times New Roman"/>
+          <w:sz w:val="28"/>
+          <w:szCs w:val="28"/>
+          <w:lang w:val="en-US"/>
+        </w:rPr>
+        <w:t>універсальним</w:t>
+      </w:r>
+      <w:proofErr w:type="spellEnd"/>
+      <w:r>
+        <w:rPr>
+          <w:rFonts w:ascii="Times New Roman" w:hAnsi="Times New Roman" w:cs="Times New Roman"/>
+          <w:sz w:val="28"/>
+          <w:szCs w:val="28"/>
+          <w:lang w:val="en-US"/>
+        </w:rPr>
+        <w:t xml:space="preserve"> </w:t>
+      </w:r>
+      <w:proofErr w:type="spellStart"/>
+      <w:r>
+        <w:rPr>
+          <w:rFonts w:ascii="Times New Roman" w:hAnsi="Times New Roman" w:cs="Times New Roman"/>
+          <w:sz w:val="28"/>
+          <w:szCs w:val="28"/>
+          <w:lang w:val="en-US"/>
+        </w:rPr>
+        <w:t>способом</w:t>
+      </w:r>
+      <w:proofErr w:type="spellEnd"/>
+      <w:r>
+        <w:rPr>
+          <w:rFonts w:ascii="Times New Roman" w:hAnsi="Times New Roman" w:cs="Times New Roman"/>
+          <w:sz w:val="28"/>
+          <w:szCs w:val="28"/>
+          <w:lang w:val="en-US"/>
+        </w:rPr>
+        <w:t xml:space="preserve"> </w:t>
+      </w:r>
+      <w:proofErr w:type="spellStart"/>
+      <w:r>
+        <w:rPr>
+          <w:rFonts w:ascii="Times New Roman" w:hAnsi="Times New Roman" w:cs="Times New Roman"/>
+          <w:sz w:val="28"/>
+          <w:szCs w:val="28"/>
+          <w:lang w:val="en-US"/>
+        </w:rPr>
+        <w:t>отримання</w:t>
+      </w:r>
+      <w:proofErr w:type="spellEnd"/>
+      <w:r>
+        <w:rPr>
+          <w:rFonts w:ascii="Times New Roman" w:hAnsi="Times New Roman" w:cs="Times New Roman"/>
+          <w:sz w:val="28"/>
+          <w:szCs w:val="28"/>
+          <w:lang w:val="en-US"/>
+        </w:rPr>
+        <w:t xml:space="preserve"> </w:t>
+      </w:r>
+      <w:proofErr w:type="spellStart"/>
+      <w:r>
+        <w:rPr>
+          <w:rFonts w:ascii="Times New Roman" w:hAnsi="Times New Roman" w:cs="Times New Roman"/>
+          <w:sz w:val="28"/>
+          <w:szCs w:val="28"/>
+          <w:lang w:val="en-US"/>
+        </w:rPr>
+        <w:t>інформації</w:t>
+      </w:r>
+      <w:proofErr w:type="spellEnd"/>
+      <w:r>
+        <w:rPr>
+          <w:rFonts w:ascii="Times New Roman" w:hAnsi="Times New Roman" w:cs="Times New Roman"/>
+          <w:sz w:val="28"/>
+          <w:szCs w:val="28"/>
+          <w:lang w:val="en-US"/>
+        </w:rPr>
+        <w:t xml:space="preserve"> </w:t>
+      </w:r>
+      <w:proofErr w:type="spellStart"/>
+      <w:r>
+        <w:rPr>
+          <w:rFonts w:ascii="Times New Roman" w:hAnsi="Times New Roman" w:cs="Times New Roman"/>
+          <w:sz w:val="28"/>
+          <w:szCs w:val="28"/>
+          <w:lang w:val="en-US"/>
+        </w:rPr>
+        <w:t>про</w:t>
+      </w:r>
+      <w:proofErr w:type="spellEnd"/>
+      <w:r>
+        <w:rPr>
+          <w:rFonts w:ascii="Times New Roman" w:hAnsi="Times New Roman" w:cs="Times New Roman"/>
+          <w:sz w:val="28"/>
+          <w:szCs w:val="28"/>
+          <w:lang w:val="en-US"/>
+        </w:rPr>
+        <w:t xml:space="preserve"> </w:t>
+      </w:r>
+      <w:proofErr w:type="spellStart"/>
+      <w:r>
+        <w:rPr>
+          <w:rFonts w:ascii="Times New Roman" w:hAnsi="Times New Roman" w:cs="Times New Roman"/>
+          <w:sz w:val="28"/>
+          <w:szCs w:val="28"/>
+          <w:lang w:val="en-US"/>
+        </w:rPr>
+        <w:t>стан</w:t>
+      </w:r>
+      <w:proofErr w:type="spellEnd"/>
+      <w:r>
+        <w:rPr>
+          <w:rFonts w:ascii="Times New Roman" w:hAnsi="Times New Roman" w:cs="Times New Roman"/>
+          <w:sz w:val="28"/>
+          <w:szCs w:val="28"/>
+          <w:lang w:val="en-US"/>
+        </w:rPr>
+        <w:t xml:space="preserve"> </w:t>
+      </w:r>
+      <w:proofErr w:type="spellStart"/>
+      <w:r>
+        <w:rPr>
+          <w:rFonts w:ascii="Times New Roman" w:hAnsi="Times New Roman" w:cs="Times New Roman"/>
+          <w:sz w:val="28"/>
+          <w:szCs w:val="28"/>
+          <w:lang w:val="en-US"/>
+        </w:rPr>
+        <w:t>стека</w:t>
+      </w:r>
+      <w:proofErr w:type="spellEnd"/>
+      <w:r>
+        <w:rPr>
+          <w:rFonts w:ascii="Times New Roman" w:hAnsi="Times New Roman" w:cs="Times New Roman"/>
+          <w:sz w:val="28"/>
+          <w:szCs w:val="28"/>
+          <w:lang w:val="en-US"/>
+        </w:rPr>
+        <w:t xml:space="preserve"> </w:t>
+      </w:r>
+      <w:proofErr w:type="spellStart"/>
+      <w:r>
+        <w:rPr>
+          <w:rFonts w:ascii="Times New Roman" w:hAnsi="Times New Roman" w:cs="Times New Roman"/>
+          <w:sz w:val="28"/>
+          <w:szCs w:val="28"/>
+          <w:lang w:val="en-US"/>
+        </w:rPr>
+        <w:t>процесу</w:t>
+      </w:r>
+      <w:proofErr w:type="spellEnd"/>
+      <w:r>
+        <w:rPr>
+          <w:rFonts w:ascii="Times New Roman" w:hAnsi="Times New Roman" w:cs="Times New Roman"/>
+          <w:sz w:val="28"/>
+          <w:szCs w:val="28"/>
+          <w:lang w:val="en-US"/>
+        </w:rPr>
+        <w:t>.</w:t>
+      </w:r>
+    </w:p>
+    <w:p>
+      <w:pPr>
+        <w:spacing w:line="240" w:lineRule="auto"/>
+        <w:ind w:firstLine="567"/>
+        <w:jc w:val="both"/>
         <w:rPr>
           <w:rFonts w:ascii="Times New Roman" w:hAnsi="Times New Roman" w:cs="Times New Roman"/>
           <w:b/>
           <w:bCs/>
+          <w:i/>
+          <w:iCs/>
+          <w:sz w:val="28"/>
+          <w:szCs w:val="28"/>
+        </w:rPr>
+      </w:pPr>
+      <w:r>
+        <w:rPr>
+          <w:rFonts w:ascii="Times New Roman" w:hAnsi="Times New Roman" w:cs="Times New Roman"/>
+          <w:b/>
+          <w:bCs/>
+          <w:i/>
+          <w:iCs/>
+          <w:sz w:val="28"/>
+          <w:szCs w:val="28"/>
+        </w:rPr>
+        <w:t xml:space="preserve">Завдання </w:t>
+      </w:r>
+      <w:r>
+        <w:rPr>
+          <w:rFonts w:ascii="Times New Roman" w:hAnsi="Times New Roman" w:cs="Times New Roman"/>
+          <w:b/>
+          <w:bCs/>
+          <w:i/>
+          <w:iCs/>
+          <w:sz w:val="28"/>
+          <w:szCs w:val="28"/>
+        </w:rPr>
+        <w:t>5</w:t>
+      </w:r>
+    </w:p>
+    <w:p>
+      <w:pPr>
+        <w:spacing w:line="240" w:lineRule="auto"/>
+        <w:ind w:firstLine="567"/>
+        <w:jc w:val="both"/>
+        <w:rPr>
+          <w:rFonts w:ascii="Times New Roman" w:hAnsi="Times New Roman" w:cs="Times New Roman"/>
+          <w:b/>
+          <w:bCs/>
+          <w:sz w:val="28"/>
+          <w:szCs w:val="28"/>
+        </w:rPr>
+      </w:pPr>
+      <w:r>
+        <w:rPr>
+          <w:rFonts w:ascii="Times New Roman" w:hAnsi="Times New Roman" w:cs="Times New Roman"/>
+          <w:b/>
+          <w:bCs/>
           <w:sz w:val="28"/>
           <w:szCs w:val="28"/>
         </w:rPr>
@@ -5196,7 +9359,6 @@
           <w:sz w:val="28"/>
           <w:szCs w:val="28"/>
         </w:rPr>
-        <w:lastRenderedPageBreak/>
         <w:t>IP (</w:t>
       </w:r>
       <w:proofErr w:type="spellStart"/>
@@ -5432,15 +9594,7 @@
           <w:sz w:val="28"/>
           <w:szCs w:val="28"/>
         </w:rPr>
-        <w:t>Розглянемо просту програму</w:t>
-      </w:r>
-      <w:r>
-        <w:rPr>
-          <w:rFonts w:ascii="Times New Roman" w:hAnsi="Times New Roman" w:cs="Times New Roman"/>
-          <w:sz w:val="28"/>
-          <w:szCs w:val="28"/>
-        </w:rPr>
-        <w:t>.</w:t>
+        <w:t>Розглянемо просту програму.</w:t>
       </w:r>
     </w:p>
     <w:p>
@@ -5980,6 +10134,7 @@
           <w:sz w:val="28"/>
           <w:szCs w:val="28"/>
         </w:rPr>
+        <w:lastRenderedPageBreak/>
         <w:t xml:space="preserve">Після завершення </w:t>
       </w:r>
       <w:proofErr w:type="spellStart"/>
@@ -6108,7 +10263,6 @@
           <w:sz w:val="28"/>
           <w:szCs w:val="28"/>
         </w:rPr>
-        <w:lastRenderedPageBreak/>
         <w:t>Чому стек не може замінити IP?</w:t>
       </w:r>
     </w:p>
@@ -6777,6 +10931,7 @@
           <w:sz w:val="28"/>
           <w:szCs w:val="28"/>
         </w:rPr>
+        <w:lastRenderedPageBreak/>
         <w:t>Отже, стек не може виконувати функцію лічильника команд.</w:t>
       </w:r>
     </w:p>
@@ -6945,7 +11100,6 @@
           <w:sz w:val="28"/>
           <w:szCs w:val="28"/>
         </w:rPr>
-        <w:lastRenderedPageBreak/>
         <w:t>стеку</w:t>
       </w:r>
     </w:p>
@@ -8015,6 +12169,7 @@
       <w:r>
         <w:rPr>
           <w:rFonts w:ascii="Times New Roman" w:hAnsi="Times New Roman" w:cs="Times New Roman"/>
+          <w:noProof/>
           <w:sz w:val="28"/>
           <w:szCs w:val="28"/>
         </w:rPr>
@@ -8035,7 +12190,7 @@
                     <pic:cNvPicPr/>
                   </pic:nvPicPr>
                   <pic:blipFill>
-                    <a:blip r:embed="rId15"/>
+                    <a:blip r:embed="rId20"/>
                     <a:stretch>
                       <a:fillRect/>
                     </a:stretch>
@@ -8518,6 +12673,119 @@
 <file path=word/numbering.xml><?xml version="1.0" encoding="utf-8"?>
 <w:numbering xmlns:wpc="http://schemas.microsoft.com/office/word/2010/wordprocessingCanvas" xmlns:cx="http://schemas.microsoft.com/office/drawing/2014/chartex" xmlns:cx1="http://schemas.microsoft.com/office/drawing/2015/9/8/chartex" xmlns:cx2="http://schemas.microsoft.com/office/drawing/2015/10/21/chartex" xmlns:cx3="http://schemas.microsoft.com/office/drawing/2016/5/9/chartex" xmlns:cx4="http://schemas.microsoft.com/office/drawing/2016/5/10/chartex" xmlns:cx5="http://schemas.microsoft.com/office/drawing/2016/5/11/chartex" xmlns:cx6="http://schemas.microsoft.com/office/drawing/2016/5/12/chartex" xmlns:cx7="http://schemas.microsoft.com/office/drawing/2016/5/13/chartex" xmlns:cx8="http://schemas.microsoft.com/office/drawing/2016/5/14/chartex" xmlns:mc="http://schemas.openxmlformats.org/markup-compatibility/2006" xmlns:aink="http://schemas.microsoft.com/office/drawing/2016/ink" xmlns:am3d="http://schemas.microsoft.com/office/drawing/2017/model3d" xmlns:o="urn:schemas-microsoft-com:office:office" xmlns:oel="http://schemas.microsoft.com/office/2019/extlst" xmlns:r="http://schemas.openxmlformats.org/officeDocument/2006/relationships" xmlns:m="http://schemas.openxmlformats.org/officeDocument/2006/math" xmlns:v="urn:schemas-microsoft-com:vml" xmlns:wp14="http://schemas.microsoft.com/office/word/2010/wordprocessingDrawing" xmlns:wp="http://schemas.openxmlformats.org/drawingml/2006/wordprocessingDrawing" xmlns:w10="urn:schemas-microsoft-com:office:word" xmlns:w="http://schemas.openxmlformats.org/wordprocessingml/2006/main" xmlns:w14="http://schemas.microsoft.com/office/word/2010/wordml" xmlns:w15="http://schemas.microsoft.com/office/word/2012/wordml" xmlns:w16cex="http://schemas.microsoft.com/office/word/2018/wordml/cex" xmlns:w16cid="http://schemas.microsoft.com/office/word/2016/wordml/cid" xmlns:w16="http://schemas.microsoft.com/office/word/2018/wordml" xmlns:w16du="http://schemas.microsoft.com/office/word/2023/wordml/word16du" xmlns:w16sdtdh="http://schemas.microsoft.com/office/word/2020/wordml/sdtdatahash" xmlns:w16sdtfl="http://schemas.microsoft.com/office/word/2024/wordml/sdtformatlock" xmlns:w16se="http://schemas.microsoft.com/office/word/2015/wordml/symex" xmlns:wpg="http://schemas.microsoft.com/office/word/2010/wordprocessingGroup" xmlns:wpi="http://schemas.microsoft.com/office/word/2010/wordprocessingInk" xmlns:wne="http://schemas.microsoft.com/office/word/2006/wordml" xmlns:wps="http://schemas.microsoft.com/office/word/2010/wordprocessingShape" mc:Ignorable="w14 w15 w16se w16cid w16 w16cex w16sdtdh w16sdtfl w16du wp14">
   <w:abstractNum w:abstractNumId="0" w15:restartNumberingAfterBreak="0">
+    <w:nsid w:val="01F71FF6"/>
+    <w:multiLevelType w:val="hybridMultilevel"/>
+    <w:tmpl w:val="B7D29B1A"/>
+    <w:lvl w:ilvl="0" w:tplc="04220001">
+      <w:start w:val="1"/>
+      <w:numFmt w:val="bullet"/>
+      <w:lvlText w:val=""/>
+      <w:lvlJc w:val="left"/>
+      <w:pPr>
+        <w:ind w:left="1287" w:hanging="360"/>
+      </w:pPr>
+      <w:rPr>
+        <w:rFonts w:ascii="Symbol" w:hAnsi="Symbol" w:hint="default"/>
+      </w:rPr>
+    </w:lvl>
+    <w:lvl w:ilvl="1" w:tplc="04220003" w:tentative="1">
+      <w:start w:val="1"/>
+      <w:numFmt w:val="bullet"/>
+      <w:lvlText w:val="o"/>
+      <w:lvlJc w:val="left"/>
+      <w:pPr>
+        <w:ind w:left="2007" w:hanging="360"/>
+      </w:pPr>
+      <w:rPr>
+        <w:rFonts w:ascii="Courier New" w:hAnsi="Courier New" w:cs="Courier New" w:hint="default"/>
+      </w:rPr>
+    </w:lvl>
+    <w:lvl w:ilvl="2" w:tplc="04220005" w:tentative="1">
+      <w:start w:val="1"/>
+      <w:numFmt w:val="bullet"/>
+      <w:lvlText w:val=""/>
+      <w:lvlJc w:val="left"/>
+      <w:pPr>
+        <w:ind w:left="2727" w:hanging="360"/>
+      </w:pPr>
+      <w:rPr>
+        <w:rFonts w:ascii="Wingdings" w:hAnsi="Wingdings" w:hint="default"/>
+      </w:rPr>
+    </w:lvl>
+    <w:lvl w:ilvl="3" w:tplc="04220001" w:tentative="1">
+      <w:start w:val="1"/>
+      <w:numFmt w:val="bullet"/>
+      <w:lvlText w:val=""/>
+      <w:lvlJc w:val="left"/>
+      <w:pPr>
+        <w:ind w:left="3447" w:hanging="360"/>
+      </w:pPr>
+      <w:rPr>
+        <w:rFonts w:ascii="Symbol" w:hAnsi="Symbol" w:hint="default"/>
+      </w:rPr>
+    </w:lvl>
+    <w:lvl w:ilvl="4" w:tplc="04220003" w:tentative="1">
+      <w:start w:val="1"/>
+      <w:numFmt w:val="bullet"/>
+      <w:lvlText w:val="o"/>
+      <w:lvlJc w:val="left"/>
+      <w:pPr>
+        <w:ind w:left="4167" w:hanging="360"/>
+      </w:pPr>
+      <w:rPr>
+        <w:rFonts w:ascii="Courier New" w:hAnsi="Courier New" w:cs="Courier New" w:hint="default"/>
+      </w:rPr>
+    </w:lvl>
+    <w:lvl w:ilvl="5" w:tplc="04220005" w:tentative="1">
+      <w:start w:val="1"/>
+      <w:numFmt w:val="bullet"/>
+      <w:lvlText w:val=""/>
+      <w:lvlJc w:val="left"/>
+      <w:pPr>
+        <w:ind w:left="4887" w:hanging="360"/>
+      </w:pPr>
+      <w:rPr>
+        <w:rFonts w:ascii="Wingdings" w:hAnsi="Wingdings" w:hint="default"/>
+      </w:rPr>
+    </w:lvl>
+    <w:lvl w:ilvl="6" w:tplc="04220001" w:tentative="1">
+      <w:start w:val="1"/>
+      <w:numFmt w:val="bullet"/>
+      <w:lvlText w:val=""/>
+      <w:lvlJc w:val="left"/>
+      <w:pPr>
+        <w:ind w:left="5607" w:hanging="360"/>
+      </w:pPr>
+      <w:rPr>
+        <w:rFonts w:ascii="Symbol" w:hAnsi="Symbol" w:hint="default"/>
+      </w:rPr>
+    </w:lvl>
+    <w:lvl w:ilvl="7" w:tplc="04220003" w:tentative="1">
+      <w:start w:val="1"/>
+      <w:numFmt w:val="bullet"/>
+      <w:lvlText w:val="o"/>
+      <w:lvlJc w:val="left"/>
+      <w:pPr>
+        <w:ind w:left="6327" w:hanging="360"/>
+      </w:pPr>
+      <w:rPr>
+        <w:rFonts w:ascii="Courier New" w:hAnsi="Courier New" w:cs="Courier New" w:hint="default"/>
+      </w:rPr>
+    </w:lvl>
+    <w:lvl w:ilvl="8" w:tplc="04220005" w:tentative="1">
+      <w:start w:val="1"/>
+      <w:numFmt w:val="bullet"/>
+      <w:lvlText w:val=""/>
+      <w:lvlJc w:val="left"/>
+      <w:pPr>
+        <w:ind w:left="7047" w:hanging="360"/>
+      </w:pPr>
+      <w:rPr>
+        <w:rFonts w:ascii="Wingdings" w:hAnsi="Wingdings" w:hint="default"/>
+      </w:rPr>
+    </w:lvl>
+  </w:abstractNum>
+  <w:abstractNum w:abstractNumId="1" w15:restartNumberingAfterBreak="0">
     <w:nsid w:val="07E801FF"/>
     <w:multiLevelType w:val="multilevel"/>
     <w:tmpl w:val="A4A4A506"/>
@@ -8630,7 +12898,7 @@
       </w:pPr>
     </w:lvl>
   </w:abstractNum>
-  <w:abstractNum w:abstractNumId="1" w15:restartNumberingAfterBreak="0">
+  <w:abstractNum w:abstractNumId="2" w15:restartNumberingAfterBreak="0">
     <w:nsid w:val="0EA33F64"/>
     <w:multiLevelType w:val="multilevel"/>
     <w:tmpl w:val="2586E7EE"/>
@@ -8779,7 +13047,7 @@
       </w:rPr>
     </w:lvl>
   </w:abstractNum>
-  <w:abstractNum w:abstractNumId="2" w15:restartNumberingAfterBreak="0">
+  <w:abstractNum w:abstractNumId="3" w15:restartNumberingAfterBreak="0">
     <w:nsid w:val="119C3FE6"/>
     <w:multiLevelType w:val="hybridMultilevel"/>
     <w:tmpl w:val="545E036C"/>
@@ -8892,7 +13160,7 @@
       </w:rPr>
     </w:lvl>
   </w:abstractNum>
-  <w:abstractNum w:abstractNumId="3" w15:restartNumberingAfterBreak="0">
+  <w:abstractNum w:abstractNumId="4" w15:restartNumberingAfterBreak="0">
     <w:nsid w:val="11AC13F7"/>
     <w:multiLevelType w:val="multilevel"/>
     <w:tmpl w:val="571A18BE"/>
@@ -9041,7 +13309,7 @@
       </w:rPr>
     </w:lvl>
   </w:abstractNum>
-  <w:abstractNum w:abstractNumId="4" w15:restartNumberingAfterBreak="0">
+  <w:abstractNum w:abstractNumId="5" w15:restartNumberingAfterBreak="0">
     <w:nsid w:val="15673254"/>
     <w:multiLevelType w:val="hybridMultilevel"/>
     <w:tmpl w:val="FE30070A"/>
@@ -9154,7 +13422,7 @@
       </w:rPr>
     </w:lvl>
   </w:abstractNum>
-  <w:abstractNum w:abstractNumId="5" w15:restartNumberingAfterBreak="0">
+  <w:abstractNum w:abstractNumId="6" w15:restartNumberingAfterBreak="0">
     <w:nsid w:val="25F30ADF"/>
     <w:multiLevelType w:val="multilevel"/>
     <w:tmpl w:val="99C83C50"/>
@@ -9303,7 +13571,7 @@
       </w:rPr>
     </w:lvl>
   </w:abstractNum>
-  <w:abstractNum w:abstractNumId="6" w15:restartNumberingAfterBreak="0">
+  <w:abstractNum w:abstractNumId="7" w15:restartNumberingAfterBreak="0">
     <w:nsid w:val="365E7B08"/>
     <w:multiLevelType w:val="hybridMultilevel"/>
     <w:tmpl w:val="7A7A197A"/>
@@ -9416,10 +13684,123 @@
       </w:rPr>
     </w:lvl>
   </w:abstractNum>
-  <w:abstractNum w:abstractNumId="7" w15:restartNumberingAfterBreak="0">
-    <w:nsid w:val="559A4D02"/>
+  <w:abstractNum w:abstractNumId="8" w15:restartNumberingAfterBreak="0">
+    <w:nsid w:val="3E770E81"/>
+    <w:multiLevelType w:val="hybridMultilevel"/>
+    <w:tmpl w:val="3228835A"/>
+    <w:lvl w:ilvl="0" w:tplc="04220001">
+      <w:start w:val="1"/>
+      <w:numFmt w:val="bullet"/>
+      <w:lvlText w:val=""/>
+      <w:lvlJc w:val="left"/>
+      <w:pPr>
+        <w:ind w:left="1080" w:hanging="360"/>
+      </w:pPr>
+      <w:rPr>
+        <w:rFonts w:ascii="Symbol" w:hAnsi="Symbol" w:hint="default"/>
+      </w:rPr>
+    </w:lvl>
+    <w:lvl w:ilvl="1" w:tplc="04220003" w:tentative="1">
+      <w:start w:val="1"/>
+      <w:numFmt w:val="bullet"/>
+      <w:lvlText w:val="o"/>
+      <w:lvlJc w:val="left"/>
+      <w:pPr>
+        <w:ind w:left="1800" w:hanging="360"/>
+      </w:pPr>
+      <w:rPr>
+        <w:rFonts w:ascii="Courier New" w:hAnsi="Courier New" w:cs="Courier New" w:hint="default"/>
+      </w:rPr>
+    </w:lvl>
+    <w:lvl w:ilvl="2" w:tplc="04220005" w:tentative="1">
+      <w:start w:val="1"/>
+      <w:numFmt w:val="bullet"/>
+      <w:lvlText w:val=""/>
+      <w:lvlJc w:val="left"/>
+      <w:pPr>
+        <w:ind w:left="2520" w:hanging="360"/>
+      </w:pPr>
+      <w:rPr>
+        <w:rFonts w:ascii="Wingdings" w:hAnsi="Wingdings" w:hint="default"/>
+      </w:rPr>
+    </w:lvl>
+    <w:lvl w:ilvl="3" w:tplc="04220001" w:tentative="1">
+      <w:start w:val="1"/>
+      <w:numFmt w:val="bullet"/>
+      <w:lvlText w:val=""/>
+      <w:lvlJc w:val="left"/>
+      <w:pPr>
+        <w:ind w:left="3240" w:hanging="360"/>
+      </w:pPr>
+      <w:rPr>
+        <w:rFonts w:ascii="Symbol" w:hAnsi="Symbol" w:hint="default"/>
+      </w:rPr>
+    </w:lvl>
+    <w:lvl w:ilvl="4" w:tplc="04220003" w:tentative="1">
+      <w:start w:val="1"/>
+      <w:numFmt w:val="bullet"/>
+      <w:lvlText w:val="o"/>
+      <w:lvlJc w:val="left"/>
+      <w:pPr>
+        <w:ind w:left="3960" w:hanging="360"/>
+      </w:pPr>
+      <w:rPr>
+        <w:rFonts w:ascii="Courier New" w:hAnsi="Courier New" w:cs="Courier New" w:hint="default"/>
+      </w:rPr>
+    </w:lvl>
+    <w:lvl w:ilvl="5" w:tplc="04220005" w:tentative="1">
+      <w:start w:val="1"/>
+      <w:numFmt w:val="bullet"/>
+      <w:lvlText w:val=""/>
+      <w:lvlJc w:val="left"/>
+      <w:pPr>
+        <w:ind w:left="4680" w:hanging="360"/>
+      </w:pPr>
+      <w:rPr>
+        <w:rFonts w:ascii="Wingdings" w:hAnsi="Wingdings" w:hint="default"/>
+      </w:rPr>
+    </w:lvl>
+    <w:lvl w:ilvl="6" w:tplc="04220001" w:tentative="1">
+      <w:start w:val="1"/>
+      <w:numFmt w:val="bullet"/>
+      <w:lvlText w:val=""/>
+      <w:lvlJc w:val="left"/>
+      <w:pPr>
+        <w:ind w:left="5400" w:hanging="360"/>
+      </w:pPr>
+      <w:rPr>
+        <w:rFonts w:ascii="Symbol" w:hAnsi="Symbol" w:hint="default"/>
+      </w:rPr>
+    </w:lvl>
+    <w:lvl w:ilvl="7" w:tplc="04220003" w:tentative="1">
+      <w:start w:val="1"/>
+      <w:numFmt w:val="bullet"/>
+      <w:lvlText w:val="o"/>
+      <w:lvlJc w:val="left"/>
+      <w:pPr>
+        <w:ind w:left="6120" w:hanging="360"/>
+      </w:pPr>
+      <w:rPr>
+        <w:rFonts w:ascii="Courier New" w:hAnsi="Courier New" w:cs="Courier New" w:hint="default"/>
+      </w:rPr>
+    </w:lvl>
+    <w:lvl w:ilvl="8" w:tplc="04220005" w:tentative="1">
+      <w:start w:val="1"/>
+      <w:numFmt w:val="bullet"/>
+      <w:lvlText w:val=""/>
+      <w:lvlJc w:val="left"/>
+      <w:pPr>
+        <w:ind w:left="6840" w:hanging="360"/>
+      </w:pPr>
+      <w:rPr>
+        <w:rFonts w:ascii="Wingdings" w:hAnsi="Wingdings" w:hint="default"/>
+      </w:rPr>
+    </w:lvl>
+  </w:abstractNum>
+  <w:abstractNum w:abstractNumId="9" w15:restartNumberingAfterBreak="0">
+    <w:nsid w:val="54E4012C"/>
     <w:multiLevelType w:val="multilevel"/>
-    <w:tmpl w:val="07C0972E"/>
+    <w:tmpl w:val="60BC8142"/>
     <w:lvl w:ilvl="0">
       <w:start w:val="1"/>
       <w:numFmt w:val="bullet"/>
@@ -9565,7 +13946,156 @@
       </w:rPr>
     </w:lvl>
   </w:abstractNum>
-  <w:abstractNum w:abstractNumId="8" w15:restartNumberingAfterBreak="0">
+  <w:abstractNum w:abstractNumId="10" w15:restartNumberingAfterBreak="0">
+    <w:nsid w:val="559A4D02"/>
+    <w:multiLevelType w:val="multilevel"/>
+    <w:tmpl w:val="07C0972E"/>
+    <w:lvl w:ilvl="0">
+      <w:start w:val="1"/>
+      <w:numFmt w:val="bullet"/>
+      <w:lvlText w:val=""/>
+      <w:lvlJc w:val="left"/>
+      <w:pPr>
+        <w:tabs>
+          <w:tab w:val="num" w:pos="720"/>
+        </w:tabs>
+        <w:ind w:left="720" w:hanging="360"/>
+      </w:pPr>
+      <w:rPr>
+        <w:rFonts w:ascii="Symbol" w:hAnsi="Symbol" w:hint="default"/>
+        <w:sz w:val="20"/>
+      </w:rPr>
+    </w:lvl>
+    <w:lvl w:ilvl="1" w:tentative="1">
+      <w:start w:val="1"/>
+      <w:numFmt w:val="bullet"/>
+      <w:lvlText w:val="o"/>
+      <w:lvlJc w:val="left"/>
+      <w:pPr>
+        <w:tabs>
+          <w:tab w:val="num" w:pos="1440"/>
+        </w:tabs>
+        <w:ind w:left="1440" w:hanging="360"/>
+      </w:pPr>
+      <w:rPr>
+        <w:rFonts w:ascii="Courier New" w:hAnsi="Courier New" w:hint="default"/>
+        <w:sz w:val="20"/>
+      </w:rPr>
+    </w:lvl>
+    <w:lvl w:ilvl="2" w:tentative="1">
+      <w:start w:val="1"/>
+      <w:numFmt w:val="bullet"/>
+      <w:lvlText w:val=""/>
+      <w:lvlJc w:val="left"/>
+      <w:pPr>
+        <w:tabs>
+          <w:tab w:val="num" w:pos="2160"/>
+        </w:tabs>
+        <w:ind w:left="2160" w:hanging="360"/>
+      </w:pPr>
+      <w:rPr>
+        <w:rFonts w:ascii="Wingdings" w:hAnsi="Wingdings" w:hint="default"/>
+        <w:sz w:val="20"/>
+      </w:rPr>
+    </w:lvl>
+    <w:lvl w:ilvl="3" w:tentative="1">
+      <w:start w:val="1"/>
+      <w:numFmt w:val="bullet"/>
+      <w:lvlText w:val=""/>
+      <w:lvlJc w:val="left"/>
+      <w:pPr>
+        <w:tabs>
+          <w:tab w:val="num" w:pos="2880"/>
+        </w:tabs>
+        <w:ind w:left="2880" w:hanging="360"/>
+      </w:pPr>
+      <w:rPr>
+        <w:rFonts w:ascii="Wingdings" w:hAnsi="Wingdings" w:hint="default"/>
+        <w:sz w:val="20"/>
+      </w:rPr>
+    </w:lvl>
+    <w:lvl w:ilvl="4" w:tentative="1">
+      <w:start w:val="1"/>
+      <w:numFmt w:val="bullet"/>
+      <w:lvlText w:val=""/>
+      <w:lvlJc w:val="left"/>
+      <w:pPr>
+        <w:tabs>
+          <w:tab w:val="num" w:pos="3600"/>
+        </w:tabs>
+        <w:ind w:left="3600" w:hanging="360"/>
+      </w:pPr>
+      <w:rPr>
+        <w:rFonts w:ascii="Wingdings" w:hAnsi="Wingdings" w:hint="default"/>
+        <w:sz w:val="20"/>
+      </w:rPr>
+    </w:lvl>
+    <w:lvl w:ilvl="5" w:tentative="1">
+      <w:start w:val="1"/>
+      <w:numFmt w:val="bullet"/>
+      <w:lvlText w:val=""/>
+      <w:lvlJc w:val="left"/>
+      <w:pPr>
+        <w:tabs>
+          <w:tab w:val="num" w:pos="4320"/>
+        </w:tabs>
+        <w:ind w:left="4320" w:hanging="360"/>
+      </w:pPr>
+      <w:rPr>
+        <w:rFonts w:ascii="Wingdings" w:hAnsi="Wingdings" w:hint="default"/>
+        <w:sz w:val="20"/>
+      </w:rPr>
+    </w:lvl>
+    <w:lvl w:ilvl="6" w:tentative="1">
+      <w:start w:val="1"/>
+      <w:numFmt w:val="bullet"/>
+      <w:lvlText w:val=""/>
+      <w:lvlJc w:val="left"/>
+      <w:pPr>
+        <w:tabs>
+          <w:tab w:val="num" w:pos="5040"/>
+        </w:tabs>
+        <w:ind w:left="5040" w:hanging="360"/>
+      </w:pPr>
+      <w:rPr>
+        <w:rFonts w:ascii="Wingdings" w:hAnsi="Wingdings" w:hint="default"/>
+        <w:sz w:val="20"/>
+      </w:rPr>
+    </w:lvl>
+    <w:lvl w:ilvl="7" w:tentative="1">
+      <w:start w:val="1"/>
+      <w:numFmt w:val="bullet"/>
+      <w:lvlText w:val=""/>
+      <w:lvlJc w:val="left"/>
+      <w:pPr>
+        <w:tabs>
+          <w:tab w:val="num" w:pos="5760"/>
+        </w:tabs>
+        <w:ind w:left="5760" w:hanging="360"/>
+      </w:pPr>
+      <w:rPr>
+        <w:rFonts w:ascii="Wingdings" w:hAnsi="Wingdings" w:hint="default"/>
+        <w:sz w:val="20"/>
+      </w:rPr>
+    </w:lvl>
+    <w:lvl w:ilvl="8" w:tentative="1">
+      <w:start w:val="1"/>
+      <w:numFmt w:val="bullet"/>
+      <w:lvlText w:val=""/>
+      <w:lvlJc w:val="left"/>
+      <w:pPr>
+        <w:tabs>
+          <w:tab w:val="num" w:pos="6480"/>
+        </w:tabs>
+        <w:ind w:left="6480" w:hanging="360"/>
+      </w:pPr>
+      <w:rPr>
+        <w:rFonts w:ascii="Wingdings" w:hAnsi="Wingdings" w:hint="default"/>
+        <w:sz w:val="20"/>
+      </w:rPr>
+    </w:lvl>
+  </w:abstractNum>
+  <w:abstractNum w:abstractNumId="11" w15:restartNumberingAfterBreak="0">
     <w:nsid w:val="56036EF4"/>
     <w:multiLevelType w:val="hybridMultilevel"/>
     <w:tmpl w:val="A26C84BA"/>
@@ -9678,7 +14208,7 @@
       </w:rPr>
     </w:lvl>
   </w:abstractNum>
-  <w:abstractNum w:abstractNumId="9" w15:restartNumberingAfterBreak="0">
+  <w:abstractNum w:abstractNumId="12" w15:restartNumberingAfterBreak="0">
     <w:nsid w:val="5FC858F0"/>
     <w:multiLevelType w:val="hybridMultilevel"/>
     <w:tmpl w:val="890ABD18"/>
@@ -9791,7 +14321,7 @@
       </w:rPr>
     </w:lvl>
   </w:abstractNum>
-  <w:abstractNum w:abstractNumId="10" w15:restartNumberingAfterBreak="0">
+  <w:abstractNum w:abstractNumId="13" w15:restartNumberingAfterBreak="0">
     <w:nsid w:val="6990088F"/>
     <w:multiLevelType w:val="hybridMultilevel"/>
     <w:tmpl w:val="199E2778"/>
@@ -9905,37 +14435,46 @@
     </w:lvl>
   </w:abstractNum>
   <w:num w:numId="1" w16cid:durableId="256403303">
+    <w:abstractNumId w:val="2"/>
+  </w:num>
+  <w:num w:numId="2" w16cid:durableId="1498768621">
+    <w:abstractNumId w:val="5"/>
+  </w:num>
+  <w:num w:numId="3" w16cid:durableId="823819561">
+    <w:abstractNumId w:val="13"/>
+  </w:num>
+  <w:num w:numId="4" w16cid:durableId="1238783994">
+    <w:abstractNumId w:val="11"/>
+  </w:num>
+  <w:num w:numId="5" w16cid:durableId="1461847965">
+    <w:abstractNumId w:val="7"/>
+  </w:num>
+  <w:num w:numId="6" w16cid:durableId="1581720076">
+    <w:abstractNumId w:val="12"/>
+  </w:num>
+  <w:num w:numId="7" w16cid:durableId="821655709">
     <w:abstractNumId w:val="1"/>
   </w:num>
-  <w:num w:numId="2" w16cid:durableId="1498768621">
+  <w:num w:numId="8" w16cid:durableId="752749819">
+    <w:abstractNumId w:val="10"/>
+  </w:num>
+  <w:num w:numId="9" w16cid:durableId="1431468043">
     <w:abstractNumId w:val="4"/>
   </w:num>
-  <w:num w:numId="3" w16cid:durableId="823819561">
-    <w:abstractNumId w:val="10"/>
-  </w:num>
-  <w:num w:numId="4" w16cid:durableId="1238783994">
-    <w:abstractNumId w:val="8"/>
-  </w:num>
-  <w:num w:numId="5" w16cid:durableId="1461847965">
+  <w:num w:numId="10" w16cid:durableId="615329410">
     <w:abstractNumId w:val="6"/>
   </w:num>
-  <w:num w:numId="6" w16cid:durableId="1581720076">
+  <w:num w:numId="11" w16cid:durableId="1786998324">
+    <w:abstractNumId w:val="3"/>
+  </w:num>
+  <w:num w:numId="12" w16cid:durableId="816800428">
     <w:abstractNumId w:val="9"/>
   </w:num>
-  <w:num w:numId="7" w16cid:durableId="821655709">
+  <w:num w:numId="13" w16cid:durableId="926036467">
     <w:abstractNumId w:val="0"/>
   </w:num>
-  <w:num w:numId="8" w16cid:durableId="752749819">
-    <w:abstractNumId w:val="7"/>
-  </w:num>
-  <w:num w:numId="9" w16cid:durableId="1431468043">
-    <w:abstractNumId w:val="3"/>
-  </w:num>
-  <w:num w:numId="10" w16cid:durableId="615329410">
-    <w:abstractNumId w:val="5"/>
-  </w:num>
-  <w:num w:numId="11" w16cid:durableId="1786998324">
-    <w:abstractNumId w:val="2"/>
+  <w:num w:numId="14" w16cid:durableId="1963730574">
+    <w:abstractNumId w:val="8"/>
   </w:num>
 </w:numbering>
 </file>
